--- a/pr-preview/pr-348/sufficiency-handout-tracked-changes.docx
+++ b/pr-preview/pr-348/sufficiency-handout-tracked-changes.docx
@@ -16,7 +16,7 @@
       </w:pPr>
       <w:del w:id="1" w:author="PR Preview" w:date="2026-01-01T00:00:00Z">
         <w:r>
-          <w:delText xml:space="preserve">Last modified: 2026-10-18 17:33:29 (PDT)</w:delText>
+          <w:delText xml:space="preserve">Last modified: 2026-10-19 00:31:45 (PDT)</w:delText>
         </w:r>
       </w:del>
     </w:p>
@@ -26,7 +26,7 @@
       </w:pPr>
       <w:ins w:id="2" w:author="PR Preview" w:date="2026-01-01T00:00:00Z">
         <w:r>
-          <w:t xml:space="preserve">Last modified: 2026-10-18 22:03:59 (PDT)</w:t>
+          <w:t xml:space="preserve">Last modified: 2026-10-19 00:34:54 (PDT)</w:t>
         </w:r>
       </w:ins>
     </w:p>

--- a/pr-preview/pr-348/sufficiency-handout-tracked-changes.docx
+++ b/pr-preview/pr-348/sufficiency-handout-tracked-changes.docx
@@ -16,7 +16,7 @@
       </w:pPr>
       <w:del w:id="1" w:author="PR Preview" w:date="2026-01-01T00:00:00Z">
         <w:r>
-          <w:delText xml:space="preserve">Last modified: 2026-10-19 00:31:45 (PDT)</w:delText>
+          <w:delText xml:space="preserve">Last modified: 2026-10-19 00:48:10 (PDT)</w:delText>
         </w:r>
       </w:del>
     </w:p>
@@ -26,7 +26,7 @@
       </w:pPr>
       <w:ins w:id="2" w:author="PR Preview" w:date="2026-01-01T00:00:00Z">
         <w:r>
-          <w:t xml:space="preserve">Last modified: 2026-10-19 00:34:54 (PDT)</w:t>
+          <w:t xml:space="preserve">Last modified: 2026-10-19 01:01:02 (PDT)</w:t>
         </w:r>
       </w:ins>
     </w:p>
@@ -79,7 +79,7 @@
         <w:t xml:space="preserve">without making it more biased.</w:t>
       </w:r>
     </w:p>
-    <w:bookmarkStart w:id="21" w:name="sec-sufficiency"/>
+    <w:bookmarkStart w:id="22" w:name="sec-sufficiency"/>
     <w:p>
       <w:pPr>
         <w:pStyle w:val="Heading2"/>
@@ -93,74 +93,212 @@
       <w:pPr>
         <w:pStyle w:val="FirstParagraph"/>
       </w:pPr>
-      <w:r>
-        <w:rPr>
-          <w:b/>
-          <w:bCs/>
-        </w:rPr>
-        <w:t xml:space="preserve">Definition 1 (Statistic)</w:t>
-      </w:r>
-      <w:r>
-        <w:t xml:space="preserve"> </w:t>
-      </w:r>
-      <w:r>
-        <w:t xml:space="preserve">A</w:t>
-      </w:r>
-      <w:r>
-        <w:t xml:space="preserve"> </w:t>
-      </w:r>
-      <w:r>
-        <w:rPr>
-          <w:b/>
-          <w:bCs/>
-        </w:rPr>
-        <w:t xml:space="preserve">statistic</w:t>
-      </w:r>
-      <w:r>
-        <w:t xml:space="preserve"> </w:t>
-      </w:r>
-      <w:r>
-        <w:t xml:space="preserve">is a function of the sample,</w:t>
-      </w:r>
-      <w:r>
-        <w:t xml:space="preserve"> </w:t>
-      </w:r>
-      <w:r>
-        <w:t xml:space="preserve">$T\mathopen{}\left(\mathord{\smash[b]{\underset{\raise.3ex\hbox{$\scriptstyle\sim$}}{X}}\vphantom{X}}\right)\mathclose{}$</w:t>
-      </w:r>
-      <w:r>
-        <w:t xml:space="preserve">,</w:t>
-      </w:r>
-      <w:r>
-        <w:t xml:space="preserve"> </w:t>
-      </w:r>
-      <w:r>
-        <w:t xml:space="preserve">that does not depend on any unknown parameter</w:t>
-      </w:r>
-      <w:r>
-        <w:t xml:space="preserve"> </w:t>
-      </w:r>
-      <w:r>
-        <w:t xml:space="preserve">[1]</w:t>
-      </w:r>
-      <w:r>
-        <w:t xml:space="preserve">.</w:t>
-      </w:r>
-      <w:r>
-        <w:t xml:space="preserve"> </w:t>
-      </w:r>
-      <w:r>
-        <w:t xml:space="preserve">Its value at the observed data,</w:t>
-      </w:r>
-      <w:r>
-        <w:t xml:space="preserve"> </w:t>
-      </w:r>
-      <w:r>
-        <w:t xml:space="preserve">$T\mathopen{}\left(\mathord{\smash[b]{\underset{\raise.3ex\hbox{$\scriptstyle\sim$}}{x}}\vphantom{x}}\right)\mathclose{}$</w:t>
-      </w:r>
-      <w:r>
-        <w:t xml:space="preserve">, is a number or vector we can compute.</w:t>
-      </w:r>
+      <w:del w:id="3" w:author="PR Preview" w:date="2026-01-01T00:00:00Z">
+        <w:r>
+          <w:rPr>
+            <w:b/>
+            <w:bCs/>
+          </w:rPr>
+          <w:delText xml:space="preserve">Definition 1 (Statistic)</w:delText>
+        </w:r>
+      </w:del>
+      <w:del w:id="4" w:author="PR Preview" w:date="2026-01-01T00:00:00Z">
+        <w:r>
+          <w:delText xml:space="preserve"> </w:delText>
+        </w:r>
+      </w:del>
+      <w:del w:id="5" w:author="PR Preview" w:date="2026-01-01T00:00:00Z">
+        <w:r>
+          <w:delText xml:space="preserve">A</w:delText>
+        </w:r>
+      </w:del>
+      <w:del w:id="6" w:author="PR Preview" w:date="2026-01-01T00:00:00Z">
+        <w:r>
+          <w:delText xml:space="preserve"> </w:delText>
+        </w:r>
+      </w:del>
+      <w:del w:id="7" w:author="PR Preview" w:date="2026-01-01T00:00:00Z">
+        <w:r>
+          <w:rPr>
+            <w:b/>
+            <w:bCs/>
+          </w:rPr>
+          <w:delText xml:space="preserve">statistic</w:delText>
+        </w:r>
+      </w:del>
+      <w:del w:id="8" w:author="PR Preview" w:date="2026-01-01T00:00:00Z">
+        <w:r>
+          <w:delText xml:space="preserve"> </w:delText>
+        </w:r>
+      </w:del>
+      <w:del w:id="9" w:author="PR Preview" w:date="2026-01-01T00:00:00Z">
+        <w:r>
+          <w:delText xml:space="preserve">is a function of the sample,</w:delText>
+        </w:r>
+      </w:del>
+      <w:del w:id="10" w:author="PR Preview" w:date="2026-01-01T00:00:00Z">
+        <w:r>
+          <w:delText xml:space="preserve"> </w:delText>
+        </w:r>
+      </w:del>
+      <w:del w:id="11" w:author="PR Preview" w:date="2026-01-01T00:00:00Z">
+        <w:r>
+          <w:delText xml:space="preserve">$T\mathopen{}\left(\mathord{\smash[b]{\underset{\raise.3ex\hbox{$\scriptstyle\sim$}}{X}}\vphantom{X}}\right)\mathclose{}$</w:delText>
+        </w:r>
+      </w:del>
+      <w:del w:id="12" w:author="PR Preview" w:date="2026-01-01T00:00:00Z">
+        <w:r>
+          <w:delText xml:space="preserve">,</w:delText>
+        </w:r>
+      </w:del>
+      <w:del w:id="13" w:author="PR Preview" w:date="2026-01-01T00:00:00Z">
+        <w:r>
+          <w:delText xml:space="preserve"> </w:delText>
+        </w:r>
+      </w:del>
+      <w:del w:id="14" w:author="PR Preview" w:date="2026-01-01T00:00:00Z">
+        <w:r>
+          <w:delText xml:space="preserve">that does not depend on any unknown parameter</w:delText>
+        </w:r>
+      </w:del>
+      <w:del w:id="15" w:author="PR Preview" w:date="2026-01-01T00:00:00Z">
+        <w:r>
+          <w:delText xml:space="preserve"> </w:delText>
+        </w:r>
+      </w:del>
+      <w:del w:id="16" w:author="PR Preview" w:date="2026-01-01T00:00:00Z">
+        <w:r>
+          <w:delText xml:space="preserve">[1]</w:delText>
+        </w:r>
+      </w:del>
+      <w:del w:id="17" w:author="PR Preview" w:date="2026-01-01T00:00:00Z">
+        <w:r>
+          <w:delText xml:space="preserve">.</w:delText>
+        </w:r>
+      </w:del>
+      <w:del w:id="18" w:author="PR Preview" w:date="2026-01-01T00:00:00Z">
+        <w:r>
+          <w:delText xml:space="preserve"> </w:delText>
+        </w:r>
+      </w:del>
+      <w:del w:id="19" w:author="PR Preview" w:date="2026-01-01T00:00:00Z">
+        <w:r>
+          <w:delText xml:space="preserve">Its value at the observed data,</w:delText>
+        </w:r>
+      </w:del>
+      <w:del w:id="20" w:author="PR Preview" w:date="2026-01-01T00:00:00Z">
+        <w:r>
+          <w:delText xml:space="preserve"> </w:delText>
+        </w:r>
+      </w:del>
+      <w:del w:id="21" w:author="PR Preview" w:date="2026-01-01T00:00:00Z">
+        <w:r>
+          <w:delText xml:space="preserve">$T\mathopen{}\left(\mathord{\smash[b]{\underset{\raise.3ex\hbox{$\scriptstyle\sim$}}{x}}\vphantom{x}}\right)\mathclose{}$</w:delText>
+        </w:r>
+      </w:del>
+      <w:del w:id="22" w:author="PR Preview" w:date="2026-01-01T00:00:00Z">
+        <w:r>
+          <w:delText xml:space="preserve">, is a number or vector we can compute.</w:delText>
+        </w:r>
+      </w:del>
+    </w:p>
+    <w:p>
+      <w:pPr>
+        <w:pStyle w:val="FirstParagraph"/>
+      </w:pPr>
+      <w:ins w:id="23" w:author="PR Preview" w:date="2026-01-01T00:00:00Z">
+        <w:r>
+          <w:rPr>
+            <w:b/>
+            <w:bCs/>
+          </w:rPr>
+          <w:t xml:space="preserve">Definition 1 (Statistic)</w:t>
+        </w:r>
+      </w:ins>
+      <w:ins w:id="24" w:author="PR Preview" w:date="2026-01-01T00:00:00Z">
+        <w:r>
+          <w:t xml:space="preserve"> </w:t>
+        </w:r>
+      </w:ins>
+      <w:ins w:id="25" w:author="PR Preview" w:date="2026-01-01T00:00:00Z">
+        <w:r>
+          <w:t xml:space="preserve">A</w:t>
+        </w:r>
+      </w:ins>
+      <w:ins w:id="26" w:author="PR Preview" w:date="2026-01-01T00:00:00Z">
+        <w:r>
+          <w:t xml:space="preserve"> </w:t>
+        </w:r>
+      </w:ins>
+      <w:ins w:id="27" w:author="PR Preview" w:date="2026-01-01T00:00:00Z">
+        <w:r>
+          <w:rPr>
+            <w:b/>
+            <w:bCs/>
+          </w:rPr>
+          <w:t xml:space="preserve">statistic</w:t>
+        </w:r>
+      </w:ins>
+      <w:ins w:id="28" w:author="PR Preview" w:date="2026-01-01T00:00:00Z">
+        <w:r>
+          <w:t xml:space="preserve"> </w:t>
+        </w:r>
+      </w:ins>
+      <w:ins w:id="29" w:author="PR Preview" w:date="2026-01-01T00:00:00Z">
+        <w:r>
+          <w:t xml:space="preserve">is a function of the sample,</w:t>
+        </w:r>
+      </w:ins>
+      <w:ins w:id="30" w:author="PR Preview" w:date="2026-01-01T00:00:00Z">
+        <w:r>
+          <w:t xml:space="preserve"> </w:t>
+        </w:r>
+      </w:ins>
+      <w:ins w:id="31" w:author="PR Preview" w:date="2026-01-01T00:00:00Z">
+        <w:r>
+          <w:t xml:space="preserve">$T\mathopen{}\left(\mathord{\smash[b]{\underset{\raise.3ex\hbox{$\scriptstyle\sim$}}{X}}\vphantom{X}}\right)\mathclose{}$</w:t>
+        </w:r>
+      </w:ins>
+      <w:ins w:id="32" w:author="PR Preview" w:date="2026-01-01T00:00:00Z">
+        <w:r>
+          <w:t xml:space="preserve">,</w:t>
+        </w:r>
+      </w:ins>
+      <w:ins w:id="33" w:author="PR Preview" w:date="2026-01-01T00:00:00Z">
+        <w:r>
+          <w:t xml:space="preserve"> </w:t>
+        </w:r>
+      </w:ins>
+      <w:ins w:id="34" w:author="PR Preview" w:date="2026-01-01T00:00:00Z">
+        <w:r>
+          <w:t xml:space="preserve">that does not depend on any unknown parameter.</w:t>
+        </w:r>
+      </w:ins>
+      <w:ins w:id="35" w:author="PR Preview" w:date="2026-01-01T00:00:00Z">
+        <w:r>
+          <w:t xml:space="preserve"> </w:t>
+        </w:r>
+      </w:ins>
+      <w:ins w:id="36" w:author="PR Preview" w:date="2026-01-01T00:00:00Z">
+        <w:r>
+          <w:t xml:space="preserve">Its value at the observed data,</w:t>
+        </w:r>
+      </w:ins>
+      <w:ins w:id="37" w:author="PR Preview" w:date="2026-01-01T00:00:00Z">
+        <w:r>
+          <w:t xml:space="preserve"> </w:t>
+        </w:r>
+      </w:ins>
+      <w:ins w:id="38" w:author="PR Preview" w:date="2026-01-01T00:00:00Z">
+        <w:r>
+          <w:t xml:space="preserve">$T\mathopen{}\left(\mathord{\smash[b]{\underset{\raise.3ex\hbox{$\scriptstyle\sim$}}{x}}\vphantom{x}}\right)\mathclose{}$</w:t>
+        </w:r>
+      </w:ins>
+      <w:ins w:id="39" w:author="PR Preview" w:date="2026-01-01T00:00:00Z">
+        <w:r>
+          <w:t xml:space="preserve">, is a number or vector we can compute.</w:t>
+        </w:r>
+      </w:ins>
     </w:p>
     <w:p>
       <w:pPr>
@@ -254,173 +392,502 @@
       <w:pPr>
         <w:pStyle w:val="BodyText"/>
       </w:pPr>
-      <w:r>
-        <w:rPr>
-          <w:b/>
-          <w:bCs/>
-        </w:rPr>
-        <w:t xml:space="preserve">Definition 2 (Sufficient statistic)</w:t>
-      </w:r>
-      <w:r>
-        <w:t xml:space="preserve"> </w:t>
-      </w:r>
-      <w:r>
-        <w:t xml:space="preserve">Let</w:t>
-      </w:r>
-      <w:r>
-        <w:t xml:space="preserve"> </w:t>
-      </w:r>
-      <w:r>
-        <w:t xml:space="preserve">$\mathord{\smash[b]{\underset{\raise.3ex\hbox{$\scriptstyle\sim$}}{X}}\vphantom{X}}$</w:t>
-      </w:r>
-      <w:r>
-        <w:t xml:space="preserve"> </w:t>
-      </w:r>
-      <w:r>
-        <w:t xml:space="preserve">be a discrete sample whose distribution depends on a parameter</w:t>
-      </w:r>
-      <w:r>
-        <w:t xml:space="preserve"> </w:t>
-      </w:r>
+      <w:del w:id="40" w:author="PR Preview" w:date="2026-01-01T00:00:00Z">
+        <w:r>
+          <w:rPr>
+            <w:b/>
+            <w:bCs/>
+          </w:rPr>
+          <w:delText xml:space="preserve">Definition 2 (Sufficient statistic)</w:delText>
+        </w:r>
+      </w:del>
+      <w:del w:id="41" w:author="PR Preview" w:date="2026-01-01T00:00:00Z">
+        <w:r>
+          <w:delText xml:space="preserve"> </w:delText>
+        </w:r>
+      </w:del>
+      <w:del w:id="42" w:author="PR Preview" w:date="2026-01-01T00:00:00Z">
+        <w:r>
+          <w:delText xml:space="preserve">Let</w:delText>
+        </w:r>
+      </w:del>
+      <w:del w:id="43" w:author="PR Preview" w:date="2026-01-01T00:00:00Z">
+        <w:r>
+          <w:delText xml:space="preserve"> </w:delText>
+        </w:r>
+      </w:del>
+      <w:del w:id="44" w:author="PR Preview" w:date="2026-01-01T00:00:00Z">
+        <w:r>
+          <w:delText xml:space="preserve">$\mathord{\smash[b]{\underset{\raise.3ex\hbox{$\scriptstyle\sim$}}{X}}\vphantom{X}}$</w:delText>
+        </w:r>
+      </w:del>
+      <w:del w:id="45" w:author="PR Preview" w:date="2026-01-01T00:00:00Z">
+        <w:r>
+          <w:delText xml:space="preserve"> </w:delText>
+        </w:r>
+      </w:del>
+      <w:del w:id="46" w:author="PR Preview" w:date="2026-01-01T00:00:00Z">
+        <w:r>
+          <w:delText xml:space="preserve">be a discrete sample whose distribution depends on a parameter</w:delText>
+        </w:r>
+      </w:del>
+      <w:del w:id="47" w:author="PR Preview" w:date="2026-01-01T00:00:00Z">
+        <w:r>
+          <w:delText xml:space="preserve"> </w:delText>
+        </w:r>
+      </w:del>
       <m:oMath>
         <m:r>
           <m:t>θ</m:t>
         </m:r>
       </m:oMath>
-      <w:r>
-        <w:t xml:space="preserve">.</w:t>
-      </w:r>
-      <w:r>
-        <w:t xml:space="preserve"> </w:t>
-      </w:r>
-      <w:r>
-        <w:t xml:space="preserve">A</w:t>
-      </w:r>
-      <w:r>
-        <w:t xml:space="preserve"> </w:t>
-      </w:r>
+      <w:del w:id="48" w:author="PR Preview" w:date="2026-01-01T00:00:00Z">
+        <w:r>
+          <w:delText xml:space="preserve">.</w:delText>
+        </w:r>
+      </w:del>
+      <w:del w:id="49" w:author="PR Preview" w:date="2026-01-01T00:00:00Z">
+        <w:r>
+          <w:delText xml:space="preserve"> </w:delText>
+        </w:r>
+      </w:del>
+      <w:del w:id="50" w:author="PR Preview" w:date="2026-01-01T00:00:00Z">
+        <w:r>
+          <w:delText xml:space="preserve">A</w:delText>
+        </w:r>
+      </w:del>
+      <w:del w:id="51" w:author="PR Preview" w:date="2026-01-01T00:00:00Z">
+        <w:r>
+          <w:delText xml:space="preserve"> </w:delText>
+        </w:r>
+      </w:del>
       <w:hyperlink w:anchor="def-statistic">
+        <w:del w:id="52" w:author="PR Preview" w:date="2026-01-01T00:00:00Z">
+          <w:r>
+            <w:rPr>
+              <w:rStyle w:val="Hyperlink"/>
+            </w:rPr>
+            <w:delText xml:space="preserve">statistic</w:delText>
+          </w:r>
+        </w:del>
+      </w:hyperlink>
+      <w:del w:id="53" w:author="PR Preview" w:date="2026-01-01T00:00:00Z">
+        <w:r>
+          <w:delText xml:space="preserve"> </w:delText>
+        </w:r>
+      </w:del>
+      <w:del w:id="54" w:author="PR Preview" w:date="2026-01-01T00:00:00Z">
+        <w:r>
+          <w:delText xml:space="preserve">$T\mathopen{}\left(\mathord{\smash[b]{\underset{\raise.3ex\hbox{$\scriptstyle\sim$}}{X}}\vphantom{X}}\right)\mathclose{}$</w:delText>
+        </w:r>
+      </w:del>
+      <w:del w:id="55" w:author="PR Preview" w:date="2026-01-01T00:00:00Z">
+        <w:r>
+          <w:delText xml:space="preserve"> </w:delText>
+        </w:r>
+      </w:del>
+      <w:del w:id="56" w:author="PR Preview" w:date="2026-01-01T00:00:00Z">
+        <w:r>
+          <w:delText xml:space="preserve">is</w:delText>
+        </w:r>
+      </w:del>
+      <w:del w:id="57" w:author="PR Preview" w:date="2026-01-01T00:00:00Z">
+        <w:r>
+          <w:delText xml:space="preserve"> </w:delText>
+        </w:r>
+      </w:del>
+      <w:del w:id="58" w:author="PR Preview" w:date="2026-01-01T00:00:00Z">
         <w:r>
           <w:rPr>
-            <w:rStyle w:val="Hyperlink"/>
+            <w:b/>
+            <w:bCs/>
           </w:rPr>
-          <w:t xml:space="preserve">statistic</w:t>
-        </w:r>
+          <w:delText xml:space="preserve">sufficient</w:delText>
+        </w:r>
+      </w:del>
+      <w:del w:id="59" w:author="PR Preview" w:date="2026-01-01T00:00:00Z">
+        <w:r>
+          <w:delText xml:space="preserve"> </w:delText>
+        </w:r>
+      </w:del>
+      <w:del w:id="60" w:author="PR Preview" w:date="2026-01-01T00:00:00Z">
+        <w:r>
+          <w:delText xml:space="preserve">for</w:delText>
+        </w:r>
+      </w:del>
+      <w:del w:id="61" w:author="PR Preview" w:date="2026-01-01T00:00:00Z">
+        <w:r>
+          <w:delText xml:space="preserve"> </w:delText>
+        </w:r>
+      </w:del>
+      <m:oMath>
+        <m:r>
+          <m:t>θ</m:t>
+        </m:r>
+      </m:oMath>
+      <w:del w:id="62" w:author="PR Preview" w:date="2026-01-01T00:00:00Z">
+        <w:r>
+          <w:delText xml:space="preserve"> </w:delText>
+        </w:r>
+      </w:del>
+      <w:del w:id="63" w:author="PR Preview" w:date="2026-01-01T00:00:00Z">
+        <w:r>
+          <w:delText xml:space="preserve">if, for every sample</w:delText>
+        </w:r>
+      </w:del>
+      <w:del w:id="64" w:author="PR Preview" w:date="2026-01-01T00:00:00Z">
+        <w:r>
+          <w:delText xml:space="preserve"> </w:delText>
+        </w:r>
+      </w:del>
+      <w:del w:id="65" w:author="PR Preview" w:date="2026-01-01T00:00:00Z">
+        <w:r>
+          <w:delText xml:space="preserve">$\mathord{\smash[b]{\underset{\raise.3ex\hbox{$\scriptstyle\sim$}}{x}}\vphantom{x}}$</w:delText>
+        </w:r>
+      </w:del>
+      <w:del w:id="66" w:author="PR Preview" w:date="2026-01-01T00:00:00Z">
+        <w:r>
+          <w:delText xml:space="preserve"> </w:delText>
+        </w:r>
+      </w:del>
+      <w:del w:id="67" w:author="PR Preview" w:date="2026-01-01T00:00:00Z">
+        <w:r>
+          <w:delText xml:space="preserve">and every value</w:delText>
+        </w:r>
+      </w:del>
+      <w:del w:id="68" w:author="PR Preview" w:date="2026-01-01T00:00:00Z">
+        <w:r>
+          <w:delText xml:space="preserve"> </w:delText>
+        </w:r>
+      </w:del>
+      <m:oMath>
+        <m:r>
+          <m:t>t</m:t>
+        </m:r>
+      </m:oMath>
+      <w:del w:id="69" w:author="PR Preview" w:date="2026-01-01T00:00:00Z">
+        <w:r>
+          <w:delText xml:space="preserve">,</w:delText>
+        </w:r>
+      </w:del>
+      <w:del w:id="70" w:author="PR Preview" w:date="2026-01-01T00:00:00Z">
+        <w:r>
+          <w:delText xml:space="preserve"> </w:delText>
+        </w:r>
+      </w:del>
+      <w:del w:id="71" w:author="PR Preview" w:date="2026-01-01T00:00:00Z">
+        <w:r>
+          <w:delText xml:space="preserve">the conditional probability of the sample given the statistic</w:delText>
+        </w:r>
+      </w:del>
+      <w:del w:id="72" w:author="PR Preview" w:date="2026-01-01T00:00:00Z">
+        <w:r>
+          <w:delText xml:space="preserve"> </w:delText>
+        </w:r>
+      </w:del>
+      <w:del w:id="73" w:author="PR Preview" w:date="2026-01-01T00:00:00Z">
+        <w:r>
+          <w:delText xml:space="preserve">is the same for every value of</w:delText>
+        </w:r>
+      </w:del>
+      <w:del w:id="74" w:author="PR Preview" w:date="2026-01-01T00:00:00Z">
+        <w:r>
+          <w:delText xml:space="preserve"> </w:delText>
+        </w:r>
+      </w:del>
+      <m:oMath>
+        <m:r>
+          <m:t>θ</m:t>
+        </m:r>
+      </m:oMath>
+      <w:del w:id="75" w:author="PR Preview" w:date="2026-01-01T00:00:00Z">
+        <w:r>
+          <w:delText xml:space="preserve"> </w:delText>
+        </w:r>
+      </w:del>
+      <w:del w:id="76" w:author="PR Preview" w:date="2026-01-01T00:00:00Z">
+        <w:r>
+          <w:delText xml:space="preserve">at which the statistic takes the value</w:delText>
+        </w:r>
+      </w:del>
+      <w:del w:id="77" w:author="PR Preview" w:date="2026-01-01T00:00:00Z">
+        <w:r>
+          <w:delText xml:space="preserve"> </w:delText>
+        </w:r>
+      </w:del>
+      <m:oMath>
+        <m:r>
+          <m:t>t</m:t>
+        </m:r>
+      </m:oMath>
+      <w:del w:id="78" w:author="PR Preview" w:date="2026-01-01T00:00:00Z">
+        <w:r>
+          <w:delText xml:space="preserve"> </w:delText>
+        </w:r>
+      </w:del>
+      <w:del w:id="79" w:author="PR Preview" w:date="2026-01-01T00:00:00Z">
+        <w:r>
+          <w:delText xml:space="preserve">with positive probability</w:delText>
+        </w:r>
+      </w:del>
+      <w:del w:id="80" w:author="PR Preview" w:date="2026-01-01T00:00:00Z">
+        <w:r>
+          <w:delText xml:space="preserve"> </w:delText>
+        </w:r>
+      </w:del>
+      <w:del w:id="81" w:author="PR Preview" w:date="2026-01-01T00:00:00Z">
+        <w:r>
+          <w:delText xml:space="preserve">[2]</w:delText>
+        </w:r>
+      </w:del>
+      <w:del w:id="82" w:author="PR Preview" w:date="2026-01-01T00:00:00Z">
+        <w:r>
+          <w:delText xml:space="preserve">:</w:delText>
+        </w:r>
+      </w:del>
+    </w:p>
+    <w:p>
+      <w:pPr>
+        <w:pStyle w:val="BodyText"/>
+      </w:pPr>
+      <w:ins w:id="83" w:author="PR Preview" w:date="2026-01-01T00:00:00Z">
+        <w:r>
+          <w:rPr>
+            <w:b/>
+            <w:bCs/>
+          </w:rPr>
+          <w:t xml:space="preserve">Definition 2 (Sufficient statistic)</w:t>
+        </w:r>
+      </w:ins>
+      <w:ins w:id="84" w:author="PR Preview" w:date="2026-01-01T00:00:00Z">
+        <w:r>
+          <w:t xml:space="preserve"> </w:t>
+        </w:r>
+      </w:ins>
+      <w:ins w:id="85" w:author="PR Preview" w:date="2026-01-01T00:00:00Z">
+        <w:r>
+          <w:t xml:space="preserve">Let</w:t>
+        </w:r>
+      </w:ins>
+      <w:ins w:id="86" w:author="PR Preview" w:date="2026-01-01T00:00:00Z">
+        <w:r>
+          <w:t xml:space="preserve"> </w:t>
+        </w:r>
+      </w:ins>
+      <w:ins w:id="87" w:author="PR Preview" w:date="2026-01-01T00:00:00Z">
+        <w:r>
+          <w:t xml:space="preserve">$\mathord{\smash[b]{\underset{\raise.3ex\hbox{$\scriptstyle\sim$}}{X}}\vphantom{X}}$</w:t>
+        </w:r>
+      </w:ins>
+      <w:ins w:id="88" w:author="PR Preview" w:date="2026-01-01T00:00:00Z">
+        <w:r>
+          <w:t xml:space="preserve"> </w:t>
+        </w:r>
+      </w:ins>
+      <w:ins w:id="89" w:author="PR Preview" w:date="2026-01-01T00:00:00Z">
+        <w:r>
+          <w:t xml:space="preserve">be a discrete sample whose distribution depends on a parameter</w:t>
+        </w:r>
+      </w:ins>
+      <w:ins w:id="90" w:author="PR Preview" w:date="2026-01-01T00:00:00Z">
+        <w:r>
+          <w:t xml:space="preserve"> </w:t>
+        </w:r>
+      </w:ins>
+      <m:oMath>
+        <m:r>
+          <m:t>θ</m:t>
+        </m:r>
+      </m:oMath>
+      <w:ins w:id="91" w:author="PR Preview" w:date="2026-01-01T00:00:00Z">
+        <w:r>
+          <w:t xml:space="preserve">.</w:t>
+        </w:r>
+      </w:ins>
+      <w:ins w:id="92" w:author="PR Preview" w:date="2026-01-01T00:00:00Z">
+        <w:r>
+          <w:t xml:space="preserve"> </w:t>
+        </w:r>
+      </w:ins>
+      <w:ins w:id="93" w:author="PR Preview" w:date="2026-01-01T00:00:00Z">
+        <w:r>
+          <w:t xml:space="preserve">A</w:t>
+        </w:r>
+      </w:ins>
+      <w:ins w:id="94" w:author="PR Preview" w:date="2026-01-01T00:00:00Z">
+        <w:r>
+          <w:t xml:space="preserve"> </w:t>
+        </w:r>
+      </w:ins>
+      <w:hyperlink w:anchor="def-statistic">
+        <w:ins w:id="95" w:author="PR Preview" w:date="2026-01-01T00:00:00Z">
+          <w:r>
+            <w:rPr>
+              <w:rStyle w:val="Hyperlink"/>
+            </w:rPr>
+            <w:t xml:space="preserve">statistic</w:t>
+          </w:r>
+        </w:ins>
       </w:hyperlink>
-      <w:r>
-        <w:t xml:space="preserve"> </w:t>
-      </w:r>
-      <w:r>
-        <w:t xml:space="preserve">$T\mathopen{}\left(\mathord{\smash[b]{\underset{\raise.3ex\hbox{$\scriptstyle\sim$}}{X}}\vphantom{X}}\right)\mathclose{}$</w:t>
-      </w:r>
-      <w:r>
-        <w:t xml:space="preserve"> </w:t>
-      </w:r>
-      <w:r>
-        <w:t xml:space="preserve">is</w:t>
-      </w:r>
-      <w:r>
-        <w:t xml:space="preserve"> </w:t>
-      </w:r>
-      <w:r>
-        <w:rPr>
-          <w:b/>
-          <w:bCs/>
-        </w:rPr>
-        <w:t xml:space="preserve">sufficient</w:t>
-      </w:r>
-      <w:r>
-        <w:t xml:space="preserve"> </w:t>
-      </w:r>
-      <w:r>
-        <w:t xml:space="preserve">for</w:t>
-      </w:r>
-      <w:r>
-        <w:t xml:space="preserve"> </w:t>
-      </w:r>
+      <w:ins w:id="96" w:author="PR Preview" w:date="2026-01-01T00:00:00Z">
+        <w:r>
+          <w:t xml:space="preserve"> </w:t>
+        </w:r>
+      </w:ins>
+      <w:ins w:id="97" w:author="PR Preview" w:date="2026-01-01T00:00:00Z">
+        <w:r>
+          <w:t xml:space="preserve">$T\mathopen{}\left(\mathord{\smash[b]{\underset{\raise.3ex\hbox{$\scriptstyle\sim$}}{X}}\vphantom{X}}\right)\mathclose{}$</w:t>
+        </w:r>
+      </w:ins>
+      <w:ins w:id="98" w:author="PR Preview" w:date="2026-01-01T00:00:00Z">
+        <w:r>
+          <w:t xml:space="preserve"> </w:t>
+        </w:r>
+      </w:ins>
+      <w:ins w:id="99" w:author="PR Preview" w:date="2026-01-01T00:00:00Z">
+        <w:r>
+          <w:t xml:space="preserve">is</w:t>
+        </w:r>
+      </w:ins>
+      <w:ins w:id="100" w:author="PR Preview" w:date="2026-01-01T00:00:00Z">
+        <w:r>
+          <w:t xml:space="preserve"> </w:t>
+        </w:r>
+      </w:ins>
+      <w:ins w:id="101" w:author="PR Preview" w:date="2026-01-01T00:00:00Z">
+        <w:r>
+          <w:rPr>
+            <w:b/>
+            <w:bCs/>
+          </w:rPr>
+          <w:t xml:space="preserve">sufficient</w:t>
+        </w:r>
+      </w:ins>
+      <w:ins w:id="102" w:author="PR Preview" w:date="2026-01-01T00:00:00Z">
+        <w:r>
+          <w:t xml:space="preserve"> </w:t>
+        </w:r>
+      </w:ins>
+      <w:ins w:id="103" w:author="PR Preview" w:date="2026-01-01T00:00:00Z">
+        <w:r>
+          <w:t xml:space="preserve">for</w:t>
+        </w:r>
+      </w:ins>
+      <w:ins w:id="104" w:author="PR Preview" w:date="2026-01-01T00:00:00Z">
+        <w:r>
+          <w:t xml:space="preserve"> </w:t>
+        </w:r>
+      </w:ins>
       <m:oMath>
         <m:r>
           <m:t>θ</m:t>
         </m:r>
       </m:oMath>
-      <w:r>
-        <w:t xml:space="preserve"> </w:t>
-      </w:r>
-      <w:r>
-        <w:t xml:space="preserve">if, for every sample</w:t>
-      </w:r>
-      <w:r>
-        <w:t xml:space="preserve"> </w:t>
-      </w:r>
-      <w:r>
-        <w:t xml:space="preserve">$\mathord{\smash[b]{\underset{\raise.3ex\hbox{$\scriptstyle\sim$}}{x}}\vphantom{x}}$</w:t>
-      </w:r>
-      <w:r>
-        <w:t xml:space="preserve"> </w:t>
-      </w:r>
-      <w:r>
-        <w:t xml:space="preserve">and every value</w:t>
-      </w:r>
-      <w:r>
-        <w:t xml:space="preserve"> </w:t>
-      </w:r>
+      <w:ins w:id="105" w:author="PR Preview" w:date="2026-01-01T00:00:00Z">
+        <w:r>
+          <w:t xml:space="preserve"> </w:t>
+        </w:r>
+      </w:ins>
+      <w:ins w:id="106" w:author="PR Preview" w:date="2026-01-01T00:00:00Z">
+        <w:r>
+          <w:t xml:space="preserve">if, for every sample</w:t>
+        </w:r>
+      </w:ins>
+      <w:ins w:id="107" w:author="PR Preview" w:date="2026-01-01T00:00:00Z">
+        <w:r>
+          <w:t xml:space="preserve"> </w:t>
+        </w:r>
+      </w:ins>
+      <w:ins w:id="108" w:author="PR Preview" w:date="2026-01-01T00:00:00Z">
+        <w:r>
+          <w:t xml:space="preserve">$\mathord{\smash[b]{\underset{\raise.3ex\hbox{$\scriptstyle\sim$}}{x}}\vphantom{x}}$</w:t>
+        </w:r>
+      </w:ins>
+      <w:ins w:id="109" w:author="PR Preview" w:date="2026-01-01T00:00:00Z">
+        <w:r>
+          <w:t xml:space="preserve"> </w:t>
+        </w:r>
+      </w:ins>
+      <w:ins w:id="110" w:author="PR Preview" w:date="2026-01-01T00:00:00Z">
+        <w:r>
+          <w:t xml:space="preserve">and every value</w:t>
+        </w:r>
+      </w:ins>
+      <w:ins w:id="111" w:author="PR Preview" w:date="2026-01-01T00:00:00Z">
+        <w:r>
+          <w:t xml:space="preserve"> </w:t>
+        </w:r>
+      </w:ins>
       <m:oMath>
         <m:r>
           <m:t>t</m:t>
         </m:r>
       </m:oMath>
-      <w:r>
-        <w:t xml:space="preserve">,</w:t>
-      </w:r>
-      <w:r>
-        <w:t xml:space="preserve"> </w:t>
-      </w:r>
-      <w:r>
-        <w:t xml:space="preserve">the conditional probability of the sample given the statistic</w:t>
-      </w:r>
-      <w:r>
-        <w:t xml:space="preserve"> </w:t>
-      </w:r>
-      <w:r>
-        <w:t xml:space="preserve">is the same for every value of</w:t>
-      </w:r>
-      <w:r>
-        <w:t xml:space="preserve"> </w:t>
-      </w:r>
+      <w:ins w:id="112" w:author="PR Preview" w:date="2026-01-01T00:00:00Z">
+        <w:r>
+          <w:t xml:space="preserve">,</w:t>
+        </w:r>
+      </w:ins>
+      <w:ins w:id="113" w:author="PR Preview" w:date="2026-01-01T00:00:00Z">
+        <w:r>
+          <w:t xml:space="preserve"> </w:t>
+        </w:r>
+      </w:ins>
+      <w:ins w:id="114" w:author="PR Preview" w:date="2026-01-01T00:00:00Z">
+        <w:r>
+          <w:t xml:space="preserve">the conditional probability of the sample given the statistic</w:t>
+        </w:r>
+      </w:ins>
+      <w:ins w:id="115" w:author="PR Preview" w:date="2026-01-01T00:00:00Z">
+        <w:r>
+          <w:t xml:space="preserve"> </w:t>
+        </w:r>
+      </w:ins>
+      <w:ins w:id="116" w:author="PR Preview" w:date="2026-01-01T00:00:00Z">
+        <w:r>
+          <w:t xml:space="preserve">is the same for every value of</w:t>
+        </w:r>
+      </w:ins>
+      <w:ins w:id="117" w:author="PR Preview" w:date="2026-01-01T00:00:00Z">
+        <w:r>
+          <w:t xml:space="preserve"> </w:t>
+        </w:r>
+      </w:ins>
       <m:oMath>
         <m:r>
           <m:t>θ</m:t>
         </m:r>
       </m:oMath>
-      <w:r>
-        <w:t xml:space="preserve"> </w:t>
-      </w:r>
-      <w:r>
-        <w:t xml:space="preserve">at which the statistic takes the value</w:t>
-      </w:r>
-      <w:r>
-        <w:t xml:space="preserve"> </w:t>
-      </w:r>
+      <w:ins w:id="118" w:author="PR Preview" w:date="2026-01-01T00:00:00Z">
+        <w:r>
+          <w:t xml:space="preserve"> </w:t>
+        </w:r>
+      </w:ins>
+      <w:ins w:id="119" w:author="PR Preview" w:date="2026-01-01T00:00:00Z">
+        <w:r>
+          <w:t xml:space="preserve">at which the statistic takes the value</w:t>
+        </w:r>
+      </w:ins>
+      <w:ins w:id="120" w:author="PR Preview" w:date="2026-01-01T00:00:00Z">
+        <w:r>
+          <w:t xml:space="preserve"> </w:t>
+        </w:r>
+      </w:ins>
       <m:oMath>
         <m:r>
           <m:t>t</m:t>
         </m:r>
       </m:oMath>
-      <w:r>
-        <w:t xml:space="preserve"> </w:t>
-      </w:r>
-      <w:r>
-        <w:t xml:space="preserve">with positive probability</w:t>
-      </w:r>
-      <w:r>
-        <w:t xml:space="preserve"> </w:t>
-      </w:r>
-      <w:r>
-        <w:t xml:space="preserve">[2]</w:t>
-      </w:r>
-      <w:r>
-        <w:t xml:space="preserve">:</w:t>
-      </w:r>
+      <w:ins w:id="121" w:author="PR Preview" w:date="2026-01-01T00:00:00Z">
+        <w:r>
+          <w:t xml:space="preserve"> </w:t>
+        </w:r>
+      </w:ins>
+      <w:ins w:id="122" w:author="PR Preview" w:date="2026-01-01T00:00:00Z">
+        <w:r>
+          <w:t xml:space="preserve">with positive probability:</w:t>
+        </w:r>
+      </w:ins>
     </w:p>
     <w:p>
       <w:pPr>
@@ -855,13 +1322,36 @@
         <w:t xml:space="preserve">. </w:t>
       </w:r>
       <w:r>
-        <w:t xml:space="preserve">Fix a sample</w:t>
+        <w:t xml:space="preserve">Let</w:t>
       </w:r>
       <w:r>
         <w:t xml:space="preserve"> </w:t>
       </w:r>
       <w:r>
         <w:t xml:space="preserve">$\mathord{\smash[b]{\underset{\raise.3ex\hbox{$\scriptstyle\sim$}}{x}}\vphantom{x}}$</w:t>
+      </w:r>
+      <w:r>
+        <w:t xml:space="preserve"> </w:t>
+      </w:r>
+      <w:r>
+        <w:t xml:space="preserve">be a value of the</w:t>
+      </w:r>
+      <w:r>
+        <w:t xml:space="preserve"> </w:t>
+      </w:r>
+      <w:hyperlink r:id="rId19">
+        <w:r>
+          <w:rPr>
+            <w:rStyle w:val="Hyperlink"/>
+          </w:rPr>
+          <w:t xml:space="preserve">sample</w:t>
+        </w:r>
+      </w:hyperlink>
+      <w:r>
+        <w:t xml:space="preserve"> </w:t>
+      </w:r>
+      <w:r>
+        <w:t xml:space="preserve">$\mathord{\smash[b]{\underset{\raise.3ex\hbox{$\scriptstyle\sim$}}{X}}\vphantom{X}}$</w:t>
       </w:r>
       <w:r>
         <w:t xml:space="preserve"> </w:t>
@@ -1493,7 +1983,7 @@
         <w:t xml:space="preserve">is sufficient.</w:t>
       </w:r>
     </w:p>
-    <w:bookmarkStart w:id="19" w:name="rem-source-factorization"/>
+    <w:bookmarkStart w:id="20" w:name="rem-source-factorization"/>
     <w:p>
       <w:pPr>
         <w:pStyle w:val="BodyText"/>
@@ -1527,8 +2017,8 @@
         <w:t xml:space="preserve">credit with the general form, and Neyman (1935) with an earlier one.</w:t>
       </w:r>
     </w:p>
-    <w:bookmarkEnd w:id="19"/>
-    <w:bookmarkStart w:id="20" w:name="exm-poisson-sufficient"/>
+    <w:bookmarkEnd w:id="20"/>
+    <w:bookmarkStart w:id="21" w:name="exm-poisson-sufficient"/>
     <w:p>
       <w:pPr>
         <w:pStyle w:val="BodyText"/>
@@ -1982,9 +2472,9 @@
         <w:t xml:space="preserve">.</w:t>
       </w:r>
     </w:p>
-    <w:bookmarkEnd w:id="20"/>
     <w:bookmarkEnd w:id="21"/>
-    <w:bookmarkStart w:id="44" w:name="sec-rao-blackwell"/>
+    <w:bookmarkEnd w:id="22"/>
+    <w:bookmarkStart w:id="47" w:name="sec-rao-blackwell"/>
     <w:p>
       <w:pPr>
         <w:pStyle w:val="Heading2"/>
@@ -1993,7 +2483,7 @@
         <w:t xml:space="preserve">2 The Rao–Blackwell theorem</w:t>
       </w:r>
     </w:p>
-    <w:bookmarkStart w:id="23" w:name="def-rao-blackwellized"/>
+    <w:bookmarkStart w:id="24" w:name="def-rao-blackwellized"/>
     <w:p>
       <w:pPr>
         <w:pStyle w:val="FirstParagraph"/>
@@ -2154,16 +2644,16 @@
       <w:pPr>
         <w:pStyle w:val="BodyText"/>
       </w:pPr>
-      <w:bookmarkStart w:id="22" w:name="eq-rao-blackwellized"/>
+      <w:bookmarkStart w:id="23" w:name="eq-rao-blackwellized"/>
       <w:r>
         <w:t xml:space="preserve">$$
     \hat{\theta}_{\mathrm{RB}} \stackrel{\text{def}}{=}{\operatorname{E}\mathopen{}\left[\hat{\theta} \mid T\mathopen{}\left(\mathord{\smash[b]{\underset{\raise.3ex\hbox{$\scriptstyle\sim$}}{X}}\vphantom{X}}\right)\mathclose{}\right]\mathclose{}}
      \qquad(3)$$</w:t>
       </w:r>
-      <w:bookmarkEnd w:id="22"/>
+      <w:bookmarkEnd w:id="23"/>
     </w:p>
-    <w:bookmarkEnd w:id="23"/>
-    <w:bookmarkStart w:id="24" w:name="lem-rb-statistic"/>
+    <w:bookmarkEnd w:id="24"/>
+    <w:bookmarkStart w:id="25" w:name="lem-rb-statistic"/>
     <w:p>
       <w:pPr>
         <w:pStyle w:val="FirstParagraph"/>
@@ -2312,7 +2802,7 @@
         <w:t xml:space="preserve">and an estimator.</w:t>
       </w:r>
     </w:p>
-    <w:bookmarkEnd w:id="24"/>
+    <w:bookmarkEnd w:id="25"/>
     <w:p>
       <w:pPr>
         <w:pStyle w:val="BodyText"/>
@@ -2328,7 +2818,32 @@
         <w:t xml:space="preserve">. </w:t>
       </w:r>
       <w:r>
-        <w:t xml:space="preserve">Take a discrete sample, and fix a value</w:t>
+        <w:t xml:space="preserve">Take a</w:t>
+      </w:r>
+      <w:r>
+        <w:t xml:space="preserve"> </w:t>
+      </w:r>
+      <w:hyperlink r:id="rId26">
+        <w:r>
+          <w:rPr>
+            <w:rStyle w:val="Hyperlink"/>
+          </w:rPr>
+          <w:t xml:space="preserve">discrete</w:t>
+        </w:r>
+      </w:hyperlink>
+      <w:r>
+        <w:t xml:space="preserve"> </w:t>
+      </w:r>
+      <w:hyperlink r:id="rId19">
+        <w:r>
+          <w:rPr>
+            <w:rStyle w:val="Hyperlink"/>
+          </w:rPr>
+          <w:t xml:space="preserve">sample</w:t>
+        </w:r>
+      </w:hyperlink>
+      <w:r>
+        <w:t xml:space="preserve">, and choose a value</w:t>
       </w:r>
       <w:r>
         <w:t xml:space="preserve"> </w:t>
@@ -2342,8 +2857,19 @@
         <w:t xml:space="preserve"> </w:t>
       </w:r>
       <w:r>
-        <w:t xml:space="preserve">that</w:t>
-      </w:r>
+        <w:t xml:space="preserve">that the</w:t>
+      </w:r>
+      <w:r>
+        <w:t xml:space="preserve"> </w:t>
+      </w:r>
+      <w:hyperlink w:anchor="def-statistic">
+        <w:r>
+          <w:rPr>
+            <w:rStyle w:val="Hyperlink"/>
+          </w:rPr>
+          <w:t xml:space="preserve">statistic</w:t>
+        </w:r>
+      </w:hyperlink>
       <w:r>
         <w:t xml:space="preserve"> </w:t>
       </w:r>
@@ -2354,7 +2880,21 @@
         <w:t xml:space="preserve"> </w:t>
       </w:r>
       <w:r>
-        <w:t xml:space="preserve">takes with positive probability.</w:t>
+        <w:t xml:space="preserve">takes with positive</w:t>
+      </w:r>
+      <w:r>
+        <w:t xml:space="preserve"> </w:t>
+      </w:r>
+      <w:hyperlink r:id="rId27">
+        <w:r>
+          <w:rPr>
+            <w:rStyle w:val="Hyperlink"/>
+          </w:rPr>
+          <w:t xml:space="preserve">probability</w:t>
+        </w:r>
+      </w:hyperlink>
+      <w:r>
+        <w:t xml:space="preserve">.</w:t>
       </w:r>
       <w:r>
         <w:t xml:space="preserve"> </w:t>
@@ -2465,7 +3005,7 @@
         <w:t xml:space="preserve">.</w:t>
       </w:r>
     </w:p>
-    <w:bookmarkStart w:id="26" w:name="thm-rb-unbiased"/>
+    <w:bookmarkStart w:id="29" w:name="thm-rb-unbiased"/>
     <w:p>
       <w:pPr>
         <w:pStyle w:val="BodyText"/>
@@ -2507,7 +3047,7 @@
       <w:r>
         <w:t xml:space="preserve"> </w:t>
       </w:r>
-      <w:hyperlink r:id="rId25">
+      <w:hyperlink r:id="rId28">
         <w:r>
           <w:rPr>
             <w:rStyle w:val="Hyperlink"/>
@@ -2605,7 +3145,7 @@
         <w:t xml:space="preserve">.</w:t>
       </w:r>
     </w:p>
-    <w:bookmarkEnd w:id="26"/>
+    <w:bookmarkEnd w:id="29"/>
     <w:p>
       <w:pPr>
         <w:pStyle w:val="BodyText"/>
@@ -2626,7 +3166,7 @@
       <w:r>
         <w:t xml:space="preserve"> </w:t>
       </w:r>
-      <w:hyperlink r:id="rId27">
+      <w:hyperlink r:id="rId30">
         <w:r>
           <w:rPr>
             <w:rStyle w:val="Hyperlink"/>
@@ -2654,27 +3194,35 @@
     $$</w:t>
       </w:r>
     </w:p>
-    <w:bookmarkStart w:id="29" w:name="thm-rao-blackwell"/>
+    <w:bookmarkStart w:id="32" w:name="thm-rao-blackwell"/>
     <w:p>
       <w:pPr>
         <w:pStyle w:val="FirstParagraph"/>
       </w:pPr>
-      <w:r>
-        <w:rPr>
-          <w:b/>
-          <w:bCs/>
-        </w:rPr>
-        <w:t xml:space="preserve">Theorem 3 (Rao–Blackwell theorem)</w:t>
-      </w:r>
-      <w:r>
-        <w:t xml:space="preserve"> </w:t>
-      </w:r>
-      <w:r>
-        <w:t xml:space="preserve">Let</w:t>
-      </w:r>
-      <w:r>
-        <w:t xml:space="preserve"> </w:t>
-      </w:r>
+      <w:del w:id="123" w:author="PR Preview" w:date="2026-01-01T00:00:00Z">
+        <w:r>
+          <w:rPr>
+            <w:b/>
+            <w:bCs/>
+          </w:rPr>
+          <w:delText xml:space="preserve">Theorem 3 (Rao–Blackwell theorem)</w:delText>
+        </w:r>
+      </w:del>
+      <w:del w:id="124" w:author="PR Preview" w:date="2026-01-01T00:00:00Z">
+        <w:r>
+          <w:delText xml:space="preserve"> </w:delText>
+        </w:r>
+      </w:del>
+      <w:del w:id="125" w:author="PR Preview" w:date="2026-01-01T00:00:00Z">
+        <w:r>
+          <w:delText xml:space="preserve">Let</w:delText>
+        </w:r>
+      </w:del>
+      <w:del w:id="126" w:author="PR Preview" w:date="2026-01-01T00:00:00Z">
+        <w:r>
+          <w:delText xml:space="preserve"> </w:delText>
+        </w:r>
+      </w:del>
       <m:oMath>
         <m:acc>
           <m:accPr>
@@ -2687,121 +3235,181 @@
           </m:e>
         </m:acc>
       </m:oMath>
-      <w:r>
-        <w:t xml:space="preserve"> </w:t>
-      </w:r>
-      <w:r>
-        <w:t xml:space="preserve">be an</w:t>
-      </w:r>
-      <w:r>
-        <w:t xml:space="preserve"> </w:t>
-      </w:r>
-      <w:hyperlink r:id="rId25">
-        <w:r>
-          <w:rPr>
-            <w:rStyle w:val="Hyperlink"/>
-          </w:rPr>
-          <w:t xml:space="preserve">unbiased</w:t>
-        </w:r>
+      <w:del w:id="127" w:author="PR Preview" w:date="2026-01-01T00:00:00Z">
+        <w:r>
+          <w:delText xml:space="preserve"> </w:delText>
+        </w:r>
+      </w:del>
+      <w:del w:id="128" w:author="PR Preview" w:date="2026-01-01T00:00:00Z">
+        <w:r>
+          <w:delText xml:space="preserve">be an</w:delText>
+        </w:r>
+      </w:del>
+      <w:del w:id="129" w:author="PR Preview" w:date="2026-01-01T00:00:00Z">
+        <w:r>
+          <w:delText xml:space="preserve"> </w:delText>
+        </w:r>
+      </w:del>
+      <w:hyperlink r:id="rId28">
+        <w:del w:id="130" w:author="PR Preview" w:date="2026-01-01T00:00:00Z">
+          <w:r>
+            <w:rPr>
+              <w:rStyle w:val="Hyperlink"/>
+            </w:rPr>
+            <w:delText xml:space="preserve">unbiased</w:delText>
+          </w:r>
+        </w:del>
       </w:hyperlink>
-      <w:r>
-        <w:t xml:space="preserve"> </w:t>
-      </w:r>
-      <w:r>
-        <w:t xml:space="preserve">estimator of</w:t>
-      </w:r>
-      <w:r>
-        <w:t xml:space="preserve"> </w:t>
-      </w:r>
+      <w:del w:id="131" w:author="PR Preview" w:date="2026-01-01T00:00:00Z">
+        <w:r>
+          <w:delText xml:space="preserve"> </w:delText>
+        </w:r>
+      </w:del>
+      <w:del w:id="132" w:author="PR Preview" w:date="2026-01-01T00:00:00Z">
+        <w:r>
+          <w:delText xml:space="preserve">estimator of</w:delText>
+        </w:r>
+      </w:del>
+      <w:del w:id="133" w:author="PR Preview" w:date="2026-01-01T00:00:00Z">
+        <w:r>
+          <w:delText xml:space="preserve"> </w:delText>
+        </w:r>
+      </w:del>
       <m:oMath>
         <m:r>
           <m:t>θ</m:t>
         </m:r>
       </m:oMath>
-      <w:r>
-        <w:t xml:space="preserve"> </w:t>
-      </w:r>
-      <w:r>
-        <w:t xml:space="preserve">with finite variance,</w:t>
-      </w:r>
-      <w:r>
-        <w:t xml:space="preserve"> </w:t>
-      </w:r>
-      <w:r>
-        <w:t xml:space="preserve">and let</w:t>
-      </w:r>
-      <w:r>
-        <w:t xml:space="preserve"> </w:t>
-      </w:r>
-      <w:r>
-        <w:t xml:space="preserve">$T\mathopen{}\left(\mathord{\smash[b]{\underset{\raise.3ex\hbox{$\scriptstyle\sim$}}{X}}\vphantom{X}}\right)\mathclose{}$</w:t>
-      </w:r>
-      <w:r>
-        <w:t xml:space="preserve"> </w:t>
-      </w:r>
-      <w:r>
-        <w:t xml:space="preserve">be a</w:t>
-      </w:r>
-      <w:r>
-        <w:t xml:space="preserve"> </w:t>
-      </w:r>
+      <w:del w:id="134" w:author="PR Preview" w:date="2026-01-01T00:00:00Z">
+        <w:r>
+          <w:delText xml:space="preserve"> </w:delText>
+        </w:r>
+      </w:del>
+      <w:del w:id="135" w:author="PR Preview" w:date="2026-01-01T00:00:00Z">
+        <w:r>
+          <w:delText xml:space="preserve">with finite variance,</w:delText>
+        </w:r>
+      </w:del>
+      <w:del w:id="136" w:author="PR Preview" w:date="2026-01-01T00:00:00Z">
+        <w:r>
+          <w:delText xml:space="preserve"> </w:delText>
+        </w:r>
+      </w:del>
+      <w:del w:id="137" w:author="PR Preview" w:date="2026-01-01T00:00:00Z">
+        <w:r>
+          <w:delText xml:space="preserve">and let</w:delText>
+        </w:r>
+      </w:del>
+      <w:del w:id="138" w:author="PR Preview" w:date="2026-01-01T00:00:00Z">
+        <w:r>
+          <w:delText xml:space="preserve"> </w:delText>
+        </w:r>
+      </w:del>
+      <w:del w:id="139" w:author="PR Preview" w:date="2026-01-01T00:00:00Z">
+        <w:r>
+          <w:delText xml:space="preserve">$T\mathopen{}\left(\mathord{\smash[b]{\underset{\raise.3ex\hbox{$\scriptstyle\sim$}}{X}}\vphantom{X}}\right)\mathclose{}$</w:delText>
+        </w:r>
+      </w:del>
+      <w:del w:id="140" w:author="PR Preview" w:date="2026-01-01T00:00:00Z">
+        <w:r>
+          <w:delText xml:space="preserve"> </w:delText>
+        </w:r>
+      </w:del>
+      <w:del w:id="141" w:author="PR Preview" w:date="2026-01-01T00:00:00Z">
+        <w:r>
+          <w:delText xml:space="preserve">be a</w:delText>
+        </w:r>
+      </w:del>
+      <w:del w:id="142" w:author="PR Preview" w:date="2026-01-01T00:00:00Z">
+        <w:r>
+          <w:delText xml:space="preserve"> </w:delText>
+        </w:r>
+      </w:del>
       <w:hyperlink w:anchor="def-sufficient">
-        <w:r>
-          <w:rPr>
-            <w:rStyle w:val="Hyperlink"/>
-          </w:rPr>
-          <w:t xml:space="preserve">sufficient</w:t>
-        </w:r>
+        <w:del w:id="143" w:author="PR Preview" w:date="2026-01-01T00:00:00Z">
+          <w:r>
+            <w:rPr>
+              <w:rStyle w:val="Hyperlink"/>
+            </w:rPr>
+            <w:delText xml:space="preserve">sufficient</w:delText>
+          </w:r>
+        </w:del>
       </w:hyperlink>
-      <w:r>
-        <w:t xml:space="preserve"> </w:t>
-      </w:r>
-      <w:r>
-        <w:t xml:space="preserve">statistic for</w:t>
-      </w:r>
-      <w:r>
-        <w:t xml:space="preserve"> </w:t>
-      </w:r>
+      <w:del w:id="144" w:author="PR Preview" w:date="2026-01-01T00:00:00Z">
+        <w:r>
+          <w:delText xml:space="preserve"> </w:delText>
+        </w:r>
+      </w:del>
+      <w:del w:id="145" w:author="PR Preview" w:date="2026-01-01T00:00:00Z">
+        <w:r>
+          <w:delText xml:space="preserve">statistic for</w:delText>
+        </w:r>
+      </w:del>
+      <w:del w:id="146" w:author="PR Preview" w:date="2026-01-01T00:00:00Z">
+        <w:r>
+          <w:delText xml:space="preserve"> </w:delText>
+        </w:r>
+      </w:del>
       <m:oMath>
         <m:r>
           <m:t>θ</m:t>
         </m:r>
       </m:oMath>
-      <w:r>
-        <w:t xml:space="preserve">.</w:t>
-      </w:r>
-      <w:r>
-        <w:t xml:space="preserve"> </w:t>
-      </w:r>
-      <w:r>
-        <w:t xml:space="preserve">Then the</w:t>
-      </w:r>
-      <w:r>
-        <w:t xml:space="preserve"> </w:t>
-      </w:r>
+      <w:del w:id="147" w:author="PR Preview" w:date="2026-01-01T00:00:00Z">
+        <w:r>
+          <w:delText xml:space="preserve">.</w:delText>
+        </w:r>
+      </w:del>
+      <w:del w:id="148" w:author="PR Preview" w:date="2026-01-01T00:00:00Z">
+        <w:r>
+          <w:delText xml:space="preserve"> </w:delText>
+        </w:r>
+      </w:del>
+      <w:del w:id="149" w:author="PR Preview" w:date="2026-01-01T00:00:00Z">
+        <w:r>
+          <w:delText xml:space="preserve">Then the</w:delText>
+        </w:r>
+      </w:del>
+      <w:del w:id="150" w:author="PR Preview" w:date="2026-01-01T00:00:00Z">
+        <w:r>
+          <w:delText xml:space="preserve"> </w:delText>
+        </w:r>
+      </w:del>
       <w:hyperlink w:anchor="def-rao-blackwellized">
-        <w:r>
-          <w:rPr>
-            <w:rStyle w:val="Hyperlink"/>
-          </w:rPr>
-          <w:t xml:space="preserve">Rao–Blackwellized estimator</w:t>
-        </w:r>
+        <w:del w:id="151" w:author="PR Preview" w:date="2026-01-01T00:00:00Z">
+          <w:r>
+            <w:rPr>
+              <w:rStyle w:val="Hyperlink"/>
+            </w:rPr>
+            <w:delText xml:space="preserve">Rao–Blackwellized estimator</w:delText>
+          </w:r>
+        </w:del>
       </w:hyperlink>
-      <w:r>
-        <w:t xml:space="preserve"> </w:t>
-      </w:r>
-      <w:r>
-        <w:t xml:space="preserve">is unbiased</w:t>
-      </w:r>
-      <w:r>
-        <w:t xml:space="preserve"> </w:t>
-      </w:r>
-      <w:r>
-        <w:t xml:space="preserve">and has variance no larger than that of</w:t>
-      </w:r>
-      <w:r>
-        <w:t xml:space="preserve"> </w:t>
-      </w:r>
+      <w:del w:id="152" w:author="PR Preview" w:date="2026-01-01T00:00:00Z">
+        <w:r>
+          <w:delText xml:space="preserve"> </w:delText>
+        </w:r>
+      </w:del>
+      <w:del w:id="153" w:author="PR Preview" w:date="2026-01-01T00:00:00Z">
+        <w:r>
+          <w:delText xml:space="preserve">is unbiased</w:delText>
+        </w:r>
+      </w:del>
+      <w:del w:id="154" w:author="PR Preview" w:date="2026-01-01T00:00:00Z">
+        <w:r>
+          <w:delText xml:space="preserve"> </w:delText>
+        </w:r>
+      </w:del>
+      <w:del w:id="155" w:author="PR Preview" w:date="2026-01-01T00:00:00Z">
+        <w:r>
+          <w:delText xml:space="preserve">and has variance no larger than that of</w:delText>
+        </w:r>
+      </w:del>
+      <w:del w:id="156" w:author="PR Preview" w:date="2026-01-01T00:00:00Z">
+        <w:r>
+          <w:delText xml:space="preserve"> </w:delText>
+        </w:r>
+      </w:del>
       <m:oMath>
         <m:acc>
           <m:accPr>
@@ -2814,57 +3422,348 @@
           </m:e>
         </m:acc>
       </m:oMath>
-      <w:r>
-        <w:t xml:space="preserve">, for every</w:t>
-      </w:r>
-      <w:r>
-        <w:t xml:space="preserve"> </w:t>
-      </w:r>
+      <w:del w:id="157" w:author="PR Preview" w:date="2026-01-01T00:00:00Z">
+        <w:r>
+          <w:delText xml:space="preserve">, for every</w:delText>
+        </w:r>
+      </w:del>
+      <w:del w:id="158" w:author="PR Preview" w:date="2026-01-01T00:00:00Z">
+        <w:r>
+          <w:delText xml:space="preserve"> </w:delText>
+        </w:r>
+      </w:del>
       <m:oMath>
         <m:r>
           <m:t>θ</m:t>
         </m:r>
       </m:oMath>
-      <w:r>
-        <w:t xml:space="preserve"> </w:t>
-      </w:r>
-      <w:r>
-        <w:t xml:space="preserve">[6]</w:t>
-      </w:r>
-      <w:r>
-        <w:t xml:space="preserve">:</w:t>
-      </w:r>
+      <w:del w:id="159" w:author="PR Preview" w:date="2026-01-01T00:00:00Z">
+        <w:r>
+          <w:delText xml:space="preserve"> </w:delText>
+        </w:r>
+      </w:del>
+      <w:del w:id="160" w:author="PR Preview" w:date="2026-01-01T00:00:00Z">
+        <w:r>
+          <w:delText xml:space="preserve">[6]</w:delText>
+        </w:r>
+      </w:del>
+      <w:del w:id="161" w:author="PR Preview" w:date="2026-01-01T00:00:00Z">
+        <w:r>
+          <w:delText xml:space="preserve">:</w:delText>
+        </w:r>
+      </w:del>
+    </w:p>
+    <w:p>
+      <w:pPr>
+        <w:pStyle w:val="FirstParagraph"/>
+      </w:pPr>
+      <w:ins w:id="162" w:author="PR Preview" w:date="2026-01-01T00:00:00Z">
+        <w:r>
+          <w:rPr>
+            <w:b/>
+            <w:bCs/>
+          </w:rPr>
+          <w:t xml:space="preserve">Theorem 3 (Rao–Blackwell theorem)</w:t>
+        </w:r>
+      </w:ins>
+      <w:ins w:id="163" w:author="PR Preview" w:date="2026-01-01T00:00:00Z">
+        <w:r>
+          <w:t xml:space="preserve"> </w:t>
+        </w:r>
+      </w:ins>
+      <w:ins w:id="164" w:author="PR Preview" w:date="2026-01-01T00:00:00Z">
+        <w:r>
+          <w:t xml:space="preserve">Let</w:t>
+        </w:r>
+      </w:ins>
+      <w:ins w:id="165" w:author="PR Preview" w:date="2026-01-01T00:00:00Z">
+        <w:r>
+          <w:t xml:space="preserve"> </w:t>
+        </w:r>
+      </w:ins>
+      <m:oMath>
+        <m:acc>
+          <m:accPr>
+            <m:chr m:val="̂"/>
+          </m:accPr>
+          <m:e>
+            <m:r>
+              <m:t>θ</m:t>
+            </m:r>
+          </m:e>
+        </m:acc>
+      </m:oMath>
+      <w:ins w:id="166" w:author="PR Preview" w:date="2026-01-01T00:00:00Z">
+        <w:r>
+          <w:t xml:space="preserve"> </w:t>
+        </w:r>
+      </w:ins>
+      <w:ins w:id="167" w:author="PR Preview" w:date="2026-01-01T00:00:00Z">
+        <w:r>
+          <w:t xml:space="preserve">be an</w:t>
+        </w:r>
+      </w:ins>
+      <w:ins w:id="168" w:author="PR Preview" w:date="2026-01-01T00:00:00Z">
+        <w:r>
+          <w:t xml:space="preserve"> </w:t>
+        </w:r>
+      </w:ins>
+      <w:hyperlink r:id="rId28">
+        <w:ins w:id="169" w:author="PR Preview" w:date="2026-01-01T00:00:00Z">
+          <w:r>
+            <w:rPr>
+              <w:rStyle w:val="Hyperlink"/>
+            </w:rPr>
+            <w:t xml:space="preserve">unbiased</w:t>
+          </w:r>
+        </w:ins>
+      </w:hyperlink>
+      <w:ins w:id="170" w:author="PR Preview" w:date="2026-01-01T00:00:00Z">
+        <w:r>
+          <w:t xml:space="preserve"> </w:t>
+        </w:r>
+      </w:ins>
+      <w:ins w:id="171" w:author="PR Preview" w:date="2026-01-01T00:00:00Z">
+        <w:r>
+          <w:t xml:space="preserve">estimator of</w:t>
+        </w:r>
+      </w:ins>
+      <w:ins w:id="172" w:author="PR Preview" w:date="2026-01-01T00:00:00Z">
+        <w:r>
+          <w:t xml:space="preserve"> </w:t>
+        </w:r>
+      </w:ins>
+      <m:oMath>
+        <m:r>
+          <m:t>θ</m:t>
+        </m:r>
+      </m:oMath>
+      <w:ins w:id="173" w:author="PR Preview" w:date="2026-01-01T00:00:00Z">
+        <w:r>
+          <w:t xml:space="preserve"> </w:t>
+        </w:r>
+      </w:ins>
+      <w:ins w:id="174" w:author="PR Preview" w:date="2026-01-01T00:00:00Z">
+        <w:r>
+          <w:t xml:space="preserve">with finite variance,</w:t>
+        </w:r>
+      </w:ins>
+      <w:ins w:id="175" w:author="PR Preview" w:date="2026-01-01T00:00:00Z">
+        <w:r>
+          <w:t xml:space="preserve"> </w:t>
+        </w:r>
+      </w:ins>
+      <w:ins w:id="176" w:author="PR Preview" w:date="2026-01-01T00:00:00Z">
+        <w:r>
+          <w:t xml:space="preserve">and let</w:t>
+        </w:r>
+      </w:ins>
+      <w:ins w:id="177" w:author="PR Preview" w:date="2026-01-01T00:00:00Z">
+        <w:r>
+          <w:t xml:space="preserve"> </w:t>
+        </w:r>
+      </w:ins>
+      <w:ins w:id="178" w:author="PR Preview" w:date="2026-01-01T00:00:00Z">
+        <w:r>
+          <w:t xml:space="preserve">$T\mathopen{}\left(\mathord{\smash[b]{\underset{\raise.3ex\hbox{$\scriptstyle\sim$}}{X}}\vphantom{X}}\right)\mathclose{}$</w:t>
+        </w:r>
+      </w:ins>
+      <w:ins w:id="179" w:author="PR Preview" w:date="2026-01-01T00:00:00Z">
+        <w:r>
+          <w:t xml:space="preserve"> </w:t>
+        </w:r>
+      </w:ins>
+      <w:ins w:id="180" w:author="PR Preview" w:date="2026-01-01T00:00:00Z">
+        <w:r>
+          <w:t xml:space="preserve">be a</w:t>
+        </w:r>
+      </w:ins>
+      <w:ins w:id="181" w:author="PR Preview" w:date="2026-01-01T00:00:00Z">
+        <w:r>
+          <w:t xml:space="preserve"> </w:t>
+        </w:r>
+      </w:ins>
+      <w:hyperlink w:anchor="def-sufficient">
+        <w:ins w:id="182" w:author="PR Preview" w:date="2026-01-01T00:00:00Z">
+          <w:r>
+            <w:rPr>
+              <w:rStyle w:val="Hyperlink"/>
+            </w:rPr>
+            <w:t xml:space="preserve">sufficient</w:t>
+          </w:r>
+        </w:ins>
+      </w:hyperlink>
+      <w:ins w:id="183" w:author="PR Preview" w:date="2026-01-01T00:00:00Z">
+        <w:r>
+          <w:t xml:space="preserve"> </w:t>
+        </w:r>
+      </w:ins>
+      <w:ins w:id="184" w:author="PR Preview" w:date="2026-01-01T00:00:00Z">
+        <w:r>
+          <w:t xml:space="preserve">statistic for</w:t>
+        </w:r>
+      </w:ins>
+      <w:ins w:id="185" w:author="PR Preview" w:date="2026-01-01T00:00:00Z">
+        <w:r>
+          <w:t xml:space="preserve"> </w:t>
+        </w:r>
+      </w:ins>
+      <m:oMath>
+        <m:r>
+          <m:t>θ</m:t>
+        </m:r>
+      </m:oMath>
+      <w:ins w:id="186" w:author="PR Preview" w:date="2026-01-01T00:00:00Z">
+        <w:r>
+          <w:t xml:space="preserve">.</w:t>
+        </w:r>
+      </w:ins>
+      <w:ins w:id="187" w:author="PR Preview" w:date="2026-01-01T00:00:00Z">
+        <w:r>
+          <w:t xml:space="preserve"> </w:t>
+        </w:r>
+      </w:ins>
+      <w:ins w:id="188" w:author="PR Preview" w:date="2026-01-01T00:00:00Z">
+        <w:r>
+          <w:t xml:space="preserve">Then the</w:t>
+        </w:r>
+      </w:ins>
+      <w:ins w:id="189" w:author="PR Preview" w:date="2026-01-01T00:00:00Z">
+        <w:r>
+          <w:t xml:space="preserve"> </w:t>
+        </w:r>
+      </w:ins>
+      <w:hyperlink w:anchor="def-rao-blackwellized">
+        <w:ins w:id="190" w:author="PR Preview" w:date="2026-01-01T00:00:00Z">
+          <w:r>
+            <w:rPr>
+              <w:rStyle w:val="Hyperlink"/>
+            </w:rPr>
+            <w:t xml:space="preserve">Rao–Blackwellized estimator</w:t>
+          </w:r>
+        </w:ins>
+      </w:hyperlink>
+      <w:ins w:id="191" w:author="PR Preview" w:date="2026-01-01T00:00:00Z">
+        <w:r>
+          <w:t xml:space="preserve"> </w:t>
+        </w:r>
+      </w:ins>
+      <w:ins w:id="192" w:author="PR Preview" w:date="2026-01-01T00:00:00Z">
+        <w:r>
+          <w:t xml:space="preserve">is unbiased</w:t>
+        </w:r>
+      </w:ins>
+      <w:ins w:id="193" w:author="PR Preview" w:date="2026-01-01T00:00:00Z">
+        <w:r>
+          <w:t xml:space="preserve"> </w:t>
+        </w:r>
+      </w:ins>
+      <w:ins w:id="194" w:author="PR Preview" w:date="2026-01-01T00:00:00Z">
+        <w:r>
+          <w:t xml:space="preserve">and has variance no larger than that of</w:t>
+        </w:r>
+      </w:ins>
+      <w:ins w:id="195" w:author="PR Preview" w:date="2026-01-01T00:00:00Z">
+        <w:r>
+          <w:t xml:space="preserve"> </w:t>
+        </w:r>
+      </w:ins>
+      <m:oMath>
+        <m:acc>
+          <m:accPr>
+            <m:chr m:val="̂"/>
+          </m:accPr>
+          <m:e>
+            <m:r>
+              <m:t>θ</m:t>
+            </m:r>
+          </m:e>
+        </m:acc>
+      </m:oMath>
+      <w:ins w:id="196" w:author="PR Preview" w:date="2026-01-01T00:00:00Z">
+        <w:r>
+          <w:t xml:space="preserve">, for every</w:t>
+        </w:r>
+      </w:ins>
+      <w:ins w:id="197" w:author="PR Preview" w:date="2026-01-01T00:00:00Z">
+        <w:r>
+          <w:t xml:space="preserve"> </w:t>
+        </w:r>
+      </w:ins>
+      <m:oMath>
+        <m:r>
+          <m:t>θ</m:t>
+        </m:r>
+      </m:oMath>
+      <w:ins w:id="198" w:author="PR Preview" w:date="2026-01-01T00:00:00Z">
+        <w:r>
+          <w:t xml:space="preserve">:</w:t>
+        </w:r>
+      </w:ins>
     </w:p>
     <w:p>
       <w:pPr>
         <w:pStyle w:val="BodyText"/>
       </w:pPr>
-      <w:bookmarkStart w:id="28" w:name="eq-rao-blackwell"/>
+      <w:bookmarkStart w:id="31" w:name="eq-rao-blackwell"/>
       <w:r>
         <w:t xml:space="preserve">$$
     \operatorname{Var}\mathopen{}\left({\operatorname{E}\mathopen{}\left[\hat{\theta} \mid T\mathopen{}\left(\mathord{\smash[b]{\underset{\raise.3ex\hbox{$\scriptstyle\sim$}}{X}}\vphantom{X}}\right)\mathclose{}\right]\mathclose{}}\right)\mathclose{} \le \operatorname{Var}\mathopen{}\left(\hat{\theta}\right)\mathclose{}
      \qquad(4)$$</w:t>
       </w:r>
-      <w:bookmarkEnd w:id="28"/>
+      <w:bookmarkEnd w:id="31"/>
     </w:p>
     <w:p>
       <w:pPr>
         <w:pStyle w:val="FirstParagraph"/>
       </w:pPr>
-      <w:r>
-        <w:t xml:space="preserve">Source:</w:t>
-      </w:r>
-      <w:r>
-        <w:t xml:space="preserve"> </w:t>
-      </w:r>
-      <w:r>
-        <w:t xml:space="preserve">[7], [8], [4], Thm. 7.3.17, p. 342, [6]</w:t>
-      </w:r>
-      <w:r>
-        <w:t xml:space="preserve">.</w:t>
-      </w:r>
+      <w:del w:id="199" w:author="PR Preview" w:date="2026-01-01T00:00:00Z">
+        <w:r>
+          <w:delText xml:space="preserve">Source:</w:delText>
+        </w:r>
+      </w:del>
+      <w:del w:id="200" w:author="PR Preview" w:date="2026-01-01T00:00:00Z">
+        <w:r>
+          <w:delText xml:space="preserve"> </w:delText>
+        </w:r>
+      </w:del>
+      <w:del w:id="201" w:author="PR Preview" w:date="2026-01-01T00:00:00Z">
+        <w:r>
+          <w:delText xml:space="preserve">[7], [8], [4], Thm. 7.3.17, p. 342, [6]</w:delText>
+        </w:r>
+      </w:del>
+      <w:del w:id="202" w:author="PR Preview" w:date="2026-01-01T00:00:00Z">
+        <w:r>
+          <w:delText xml:space="preserve">.</w:delText>
+        </w:r>
+      </w:del>
     </w:p>
-    <w:bookmarkEnd w:id="29"/>
+    <w:p>
+      <w:pPr>
+        <w:pStyle w:val="FirstParagraph"/>
+      </w:pPr>
+      <w:ins w:id="203" w:author="PR Preview" w:date="2026-01-01T00:00:00Z">
+        <w:r>
+          <w:t xml:space="preserve">Source:</w:t>
+        </w:r>
+      </w:ins>
+      <w:ins w:id="204" w:author="PR Preview" w:date="2026-01-01T00:00:00Z">
+        <w:r>
+          <w:t xml:space="preserve"> </w:t>
+        </w:r>
+      </w:ins>
+      <w:ins w:id="205" w:author="PR Preview" w:date="2026-01-01T00:00:00Z">
+        <w:r>
+          <w:t xml:space="preserve">[6], [7], [4], Thm. 7.3.17, p. 342, [8]</w:t>
+        </w:r>
+      </w:ins>
+      <w:ins w:id="206" w:author="PR Preview" w:date="2026-01-01T00:00:00Z">
+        <w:r>
+          <w:t xml:space="preserve">.</w:t>
+        </w:r>
+      </w:ins>
+    </w:p>
+    <w:bookmarkEnd w:id="32"/>
     <w:p>
       <w:pPr>
         <w:pStyle w:val="BodyText"/>
@@ -2905,7 +3804,7 @@
       <w:r>
         <w:t xml:space="preserve"> </w:t>
       </w:r>
-      <w:hyperlink r:id="rId30">
+      <w:hyperlink r:id="rId33">
         <w:r>
           <w:rPr>
             <w:rStyle w:val="Hyperlink"/>
@@ -2933,7 +3832,7 @@
     $$</w:t>
       </w:r>
     </w:p>
-    <w:bookmarkStart w:id="32" w:name="exr-poisson-zero-conditional"/>
+    <w:bookmarkStart w:id="35" w:name="exr-poisson-zero-conditional"/>
     <w:p>
       <w:pPr>
         <w:pStyle w:val="FirstParagraph"/>
@@ -3298,7 +4197,7 @@
       <w:r>
         <w:t xml:space="preserve"> </w:t>
       </w:r>
-      <w:hyperlink r:id="rId31">
+      <w:hyperlink r:id="rId34">
         <w:r>
           <w:rPr>
             <w:rStyle w:val="Hyperlink"/>
@@ -3324,8 +4223,8 @@
         <w:t xml:space="preserve">.</w:t>
       </w:r>
     </w:p>
-    <w:bookmarkEnd w:id="32"/>
-    <w:bookmarkStart w:id="33" w:name="sol-poisson-zero-conditional"/>
+    <w:bookmarkEnd w:id="35"/>
+    <w:bookmarkStart w:id="36" w:name="sol-poisson-zero-conditional"/>
     <w:p>
       <w:pPr>
         <w:pStyle w:val="BodyText"/>
@@ -4987,8 +5886,8 @@
         </m:oMath>
       </m:oMathPara>
     </w:p>
-    <w:bookmarkEnd w:id="33"/>
-    <w:bookmarkStart w:id="35" w:name="lem-poisson-zero-rb"/>
+    <w:bookmarkEnd w:id="36"/>
+    <w:bookmarkStart w:id="38" w:name="lem-poisson-zero-rb"/>
     <w:p>
       <w:pPr>
         <w:pStyle w:val="FirstParagraph"/>
@@ -5180,7 +6079,7 @@
       <w:pPr>
         <w:pStyle w:val="BodyText"/>
       </w:pPr>
-      <w:bookmarkStart w:id="34" w:name="eq-poisson-zero-conditional"/>
+      <w:bookmarkStart w:id="37" w:name="eq-poisson-zero-conditional"/>
       <m:oMathPara>
         <m:oMathParaPr>
           <m:jc m:val="center"/>
@@ -5322,7 +6221,7 @@
           </m:r>
         </m:oMath>
       </m:oMathPara>
-      <w:bookmarkEnd w:id="34"/>
+      <w:bookmarkEnd w:id="37"/>
     </w:p>
     <w:p>
       <w:pPr>
@@ -5382,7 +6281,7 @@
         <w:t xml:space="preserve">.</w:t>
       </w:r>
     </w:p>
-    <w:bookmarkEnd w:id="35"/>
+    <w:bookmarkEnd w:id="38"/>
     <w:p>
       <w:pPr>
         <w:pStyle w:val="BodyText"/>
@@ -5415,7 +6314,7 @@
         <w:t xml:space="preserve">.</w:t>
       </w:r>
     </w:p>
-    <w:bookmarkStart w:id="42" w:name="exm-rao-blackwell-poisson"/>
+    <w:bookmarkStart w:id="45" w:name="exm-rao-blackwell-poisson"/>
     <w:p>
       <w:pPr>
         <w:pStyle w:val="BodyText"/>
@@ -5475,7 +6374,7 @@
       <w:r>
         <w:t xml:space="preserve"> </w:t>
       </w:r>
-      <w:hyperlink r:id="rId36">
+      <w:hyperlink r:id="rId39">
         <w:r>
           <w:rPr>
             <w:rStyle w:val="VerbatimChar"/>
@@ -5507,7 +6406,7 @@
       <w:r>
         <w:t xml:space="preserve"> </w:t>
       </w:r>
-      <w:hyperlink r:id="rId37">
+      <w:hyperlink r:id="rId40">
         <w:r>
           <w:rPr>
             <w:rStyle w:val="VerbatimChar"/>
@@ -7685,7 +8584,7 @@
       <w:tr>
         <w:tc>
           <w:tcPr/>
-          <w:bookmarkStart w:id="41" w:name="fig-rao-blackwell-poisson"/>
+          <w:bookmarkStart w:id="44" w:name="fig-rao-blackwell-poisson"/>
           <w:p>
             <w:pPr>
               <w:pStyle w:val="SourceCode"/>
@@ -8301,18 +9200,18 @@
                 <wp:inline>
                   <wp:extent cx="4620126" cy="3696101"/>
                   <wp:effectExtent b="0" l="0" r="0" t="0"/>
-                  <wp:docPr descr="" title="" id="39" name="Picture"/>
+                  <wp:docPr descr="" title="" id="42" name="Picture"/>
                   <a:graphic>
                     <a:graphicData uri="http://schemas.openxmlformats.org/drawingml/2006/picture">
                       <pic:pic>
                         <pic:nvPicPr>
-                          <pic:cNvPr descr="sufficiency_files/figure-docx/rao-blackwell-poisson-plot-1.png" id="40" name="Picture"/>
+                          <pic:cNvPr descr="sufficiency_files/figure-docx/rao-blackwell-poisson-plot-1.png" id="43" name="Picture"/>
                           <pic:cNvPicPr>
                             <a:picLocks noChangeArrowheads="1" noChangeAspect="1"/>
                           </pic:cNvPicPr>
                         </pic:nvPicPr>
                         <pic:blipFill>
-                          <a:blip r:embed="rId38"/>
+                          <a:blip r:embed="rId41"/>
                           <a:stretch>
                             <a:fillRect/>
                           </a:stretch>
@@ -8369,12 +9268,12 @@
               <w:t xml:space="preserve">, 10,000 samples); the dashed line marks the estimand</w:t>
             </w:r>
           </w:p>
-          <w:bookmarkEnd w:id="41"/>
+          <w:bookmarkEnd w:id="44"/>
         </w:tc>
       </w:tr>
     </w:tbl>
-    <w:bookmarkEnd w:id="42"/>
-    <w:bookmarkStart w:id="43" w:name="rem-rb-insufficient"/>
+    <w:bookmarkEnd w:id="45"/>
+    <w:bookmarkStart w:id="46" w:name="rem-rb-insufficient"/>
     <w:p>
       <w:pPr>
         <w:pStyle w:val="BodyText"/>
@@ -8446,9 +9345,9 @@
         <w:t xml:space="preserve">).</w:t>
       </w:r>
     </w:p>
-    <w:bookmarkEnd w:id="43"/>
-    <w:bookmarkEnd w:id="44"/>
-    <w:bookmarkStart w:id="46" w:name="sec-sufficiency-reading"/>
+    <w:bookmarkEnd w:id="46"/>
+    <w:bookmarkEnd w:id="47"/>
+    <w:bookmarkStart w:id="49" w:name="sec-sufficiency-reading"/>
     <w:p>
       <w:pPr>
         <w:pStyle w:val="Heading2"/>
@@ -8471,7 +9370,7 @@
       <w:r>
         <w:t xml:space="preserve"> </w:t>
       </w:r>
-      <w:hyperlink r:id="rId45">
+      <w:hyperlink r:id="rId48">
         <w:r>
           <w:rPr>
             <w:rStyle w:val="Hyperlink"/>
@@ -8500,8 +9399,8 @@
         <w:t xml:space="preserve">(Will Fithian) has a course reader on exponential families, sufficiency, completeness and unbiased estimation.</w:t>
       </w:r>
     </w:p>
-    <w:bookmarkEnd w:id="46"/>
-    <w:bookmarkStart w:id="64" w:name="references"/>
+    <w:bookmarkEnd w:id="49"/>
+    <w:bookmarkStart w:id="67" w:name="references"/>
     <w:p>
       <w:pPr>
         <w:pStyle w:val="Heading2"/>
@@ -8510,8 +9409,8 @@
         <w:t xml:space="preserve">References</w:t>
       </w:r>
     </w:p>
-    <w:bookmarkStart w:id="63" w:name="refs"/>
-    <w:bookmarkStart w:id="48" w:name="ref-wikipedia_statistic"/>
+    <w:bookmarkStart w:id="66" w:name="refs"/>
+    <w:bookmarkStart w:id="51" w:name="ref-wikipedia_statistic"/>
     <w:p>
       <w:pPr>
         <w:pStyle w:val="Bibliography"/>
@@ -8558,7 +9457,7 @@
       <w:r>
         <w:t xml:space="preserve"> </w:t>
       </w:r>
-      <w:hyperlink r:id="rId47">
+      <w:hyperlink r:id="rId50">
         <w:r>
           <w:rPr>
             <w:rStyle w:val="Hyperlink"/>
@@ -8567,8 +9466,8 @@
         </w:r>
       </w:hyperlink>
     </w:p>
-    <w:bookmarkEnd w:id="48"/>
-    <w:bookmarkStart w:id="50" w:name="ref-wikipedia_sufficient_statistic"/>
+    <w:bookmarkEnd w:id="51"/>
+    <w:bookmarkStart w:id="53" w:name="ref-wikipedia_sufficient_statistic"/>
     <w:p>
       <w:pPr>
         <w:pStyle w:val="Bibliography"/>
@@ -8615,7 +9514,7 @@
       <w:r>
         <w:t xml:space="preserve"> </w:t>
       </w:r>
-      <w:hyperlink r:id="rId49">
+      <w:hyperlink r:id="rId52">
         <w:r>
           <w:rPr>
             <w:rStyle w:val="Hyperlink"/>
@@ -8624,8 +9523,8 @@
         </w:r>
       </w:hyperlink>
     </w:p>
-    <w:bookmarkEnd w:id="50"/>
-    <w:bookmarkStart w:id="52" w:name="ref-fisher1922mathematical"/>
+    <w:bookmarkEnd w:id="53"/>
+    <w:bookmarkStart w:id="55" w:name="ref-fisher1922mathematical"/>
     <w:p>
       <w:pPr>
         <w:pStyle w:val="Bibliography"/>
@@ -8664,7 +9563,7 @@
       <w:r>
         <w:t xml:space="preserve"> </w:t>
       </w:r>
-      <w:hyperlink r:id="rId51">
+      <w:hyperlink r:id="rId54">
         <w:r>
           <w:rPr>
             <w:rStyle w:val="Hyperlink"/>
@@ -8676,8 +9575,8 @@
         <w:t xml:space="preserve">.</w:t>
       </w:r>
     </w:p>
-    <w:bookmarkEnd w:id="52"/>
-    <w:bookmarkStart w:id="54" w:name="ref-CaseBerg01"/>
+    <w:bookmarkEnd w:id="55"/>
+    <w:bookmarkStart w:id="57" w:name="ref-CaseBerg01"/>
     <w:p>
       <w:pPr>
         <w:pStyle w:val="Bibliography"/>
@@ -8710,7 +9609,7 @@
       <w:r>
         <w:t xml:space="preserve"> </w:t>
       </w:r>
-      <w:hyperlink r:id="rId53">
+      <w:hyperlink r:id="rId56">
         <w:r>
           <w:rPr>
             <w:rStyle w:val="Hyperlink"/>
@@ -8719,8 +9618,8 @@
         </w:r>
       </w:hyperlink>
     </w:p>
-    <w:bookmarkEnd w:id="54"/>
-    <w:bookmarkStart w:id="56" w:name="ref-halmos1949application"/>
+    <w:bookmarkEnd w:id="57"/>
+    <w:bookmarkStart w:id="59" w:name="ref-halmos1949application"/>
     <w:p>
       <w:pPr>
         <w:pStyle w:val="Bibliography"/>
@@ -8771,7 +9670,7 @@
       <w:r>
         <w:t xml:space="preserve"> </w:t>
       </w:r>
-      <w:hyperlink r:id="rId55">
+      <w:hyperlink r:id="rId58">
         <w:r>
           <w:rPr>
             <w:rStyle w:val="Hyperlink"/>
@@ -8783,159 +9682,444 @@
         <w:t xml:space="preserve">.</w:t>
       </w:r>
     </w:p>
-    <w:bookmarkEnd w:id="56"/>
-    <w:bookmarkStart w:id="58" w:name="ref-wikipedia_rao_blackwell_theorem"/>
+    <w:bookmarkEnd w:id="59"/>
+    <w:bookmarkStart w:id="60" w:name="ref-rao1945information"/>
     <w:p>
       <w:pPr>
         <w:pStyle w:val="Bibliography"/>
       </w:pPr>
-      <w:r>
-        <w:t xml:space="preserve">[6]</w:t>
-      </w:r>
-      <w:r>
-        <w:t xml:space="preserve"> </w:t>
-      </w:r>
-      <w:r>
-        <w:t xml:space="preserve">	</w:t>
-      </w:r>
-      <w:r>
-        <w:t xml:space="preserve">Wikipedia contributors,</w:t>
-      </w:r>
-      <w:r>
-        <w:t xml:space="preserve"> </w:t>
-      </w:r>
-      <w:r>
-        <w:t xml:space="preserve">“Rao–blackwell theorem —</w:t>
-      </w:r>
-      <w:r>
-        <w:t xml:space="preserve"> </w:t>
-      </w:r>
-      <w:r>
-        <w:t xml:space="preserve">Wikipedia</w:t>
-      </w:r>
-      <w:r>
-        <w:t xml:space="preserve">,</w:t>
-      </w:r>
-      <w:r>
-        <w:t xml:space="preserve"> </w:t>
-      </w:r>
-      <w:r>
-        <w:t xml:space="preserve">the free encyclopedia.”</w:t>
-      </w:r>
-      <w:r>
-        <w:t xml:space="preserve"> </w:t>
-      </w:r>
-      <w:r>
-        <w:t xml:space="preserve">2026. Available:</w:t>
-      </w:r>
-      <w:r>
-        <w:t xml:space="preserve"> </w:t>
-      </w:r>
-      <w:hyperlink r:id="rId57">
-        <w:r>
-          <w:rPr>
-            <w:rStyle w:val="Hyperlink"/>
-          </w:rPr>
-          <w:t xml:space="preserve">https://en.wikipedia.org/wiki/Rao%E2%80%93Blackwell_theorem</w:t>
-        </w:r>
+      <w:del w:id="207" w:author="PR Preview" w:date="2026-01-01T00:00:00Z">
+        <w:r>
+          <w:delText xml:space="preserve">[6]</w:delText>
+        </w:r>
+      </w:del>
+      <w:del w:id="208" w:author="PR Preview" w:date="2026-01-01T00:00:00Z">
+        <w:r>
+          <w:delText xml:space="preserve"> </w:delText>
+        </w:r>
+      </w:del>
+      <w:del w:id="209" w:author="PR Preview" w:date="2026-01-01T00:00:00Z">
+        <w:r>
+          <w:delText xml:space="preserve">	</w:delText>
+        </w:r>
+      </w:del>
+      <w:del w:id="210" w:author="PR Preview" w:date="2026-01-01T00:00:00Z">
+        <w:r>
+          <w:delText xml:space="preserve">Wikipedia contributors,</w:delText>
+        </w:r>
+      </w:del>
+      <w:del w:id="211" w:author="PR Preview" w:date="2026-01-01T00:00:00Z">
+        <w:r>
+          <w:delText xml:space="preserve"> </w:delText>
+        </w:r>
+      </w:del>
+      <w:del w:id="212" w:author="PR Preview" w:date="2026-01-01T00:00:00Z">
+        <w:r>
+          <w:delText xml:space="preserve">“Rao–blackwell theorem —</w:delText>
+        </w:r>
+      </w:del>
+      <w:del w:id="213" w:author="PR Preview" w:date="2026-01-01T00:00:00Z">
+        <w:r>
+          <w:delText xml:space="preserve"> </w:delText>
+        </w:r>
+      </w:del>
+      <w:del w:id="214" w:author="PR Preview" w:date="2026-01-01T00:00:00Z">
+        <w:r>
+          <w:delText xml:space="preserve">Wikipedia</w:delText>
+        </w:r>
+      </w:del>
+      <w:del w:id="215" w:author="PR Preview" w:date="2026-01-01T00:00:00Z">
+        <w:r>
+          <w:delText xml:space="preserve">,</w:delText>
+        </w:r>
+      </w:del>
+      <w:del w:id="216" w:author="PR Preview" w:date="2026-01-01T00:00:00Z">
+        <w:r>
+          <w:delText xml:space="preserve"> </w:delText>
+        </w:r>
+      </w:del>
+      <w:del w:id="217" w:author="PR Preview" w:date="2026-01-01T00:00:00Z">
+        <w:r>
+          <w:delText xml:space="preserve">the free encyclopedia.”</w:delText>
+        </w:r>
+      </w:del>
+      <w:del w:id="218" w:author="PR Preview" w:date="2026-01-01T00:00:00Z">
+        <w:r>
+          <w:delText xml:space="preserve"> </w:delText>
+        </w:r>
+      </w:del>
+      <w:del w:id="219" w:author="PR Preview" w:date="2026-01-01T00:00:00Z">
+        <w:r>
+          <w:delText xml:space="preserve">2026. Available:</w:delText>
+        </w:r>
+      </w:del>
+      <w:del w:id="220" w:author="PR Preview" w:date="2026-01-01T00:00:00Z">
+        <w:r>
+          <w:delText xml:space="preserve"> </w:delText>
+        </w:r>
+      </w:del>
+      <w:hyperlink r:id="rId63">
+        <w:del w:id="221" w:author="PR Preview" w:date="2026-01-01T00:00:00Z">
+          <w:r>
+            <w:rPr>
+              <w:rStyle w:val="Hyperlink"/>
+            </w:rPr>
+            <w:delText xml:space="preserve">https://en.wikipedia.org/wiki/Rao%E2%80%93Blackwell_theorem</w:delText>
+          </w:r>
+        </w:del>
       </w:hyperlink>
     </w:p>
-    <w:bookmarkEnd w:id="58"/>
-    <w:bookmarkStart w:id="59" w:name="ref-rao1945information"/>
     <w:p>
       <w:pPr>
         <w:pStyle w:val="Bibliography"/>
       </w:pPr>
-      <w:r>
-        <w:t xml:space="preserve">[7]</w:t>
-      </w:r>
-      <w:r>
-        <w:t xml:space="preserve"> </w:t>
-      </w:r>
-      <w:r>
-        <w:t xml:space="preserve">	</w:t>
-      </w:r>
-      <w:r>
-        <w:t xml:space="preserve">C. R. Rao,</w:t>
-      </w:r>
-      <w:r>
-        <w:t xml:space="preserve"> </w:t>
-      </w:r>
-      <w:r>
-        <w:t xml:space="preserve">“Information and the accuracy attainable in the estimation of statistical parameters,”</w:t>
-      </w:r>
-      <w:r>
-        <w:t xml:space="preserve"> </w:t>
-      </w:r>
-      <w:r>
-        <w:rPr>
-          <w:i/>
-          <w:iCs/>
-        </w:rPr>
-        <w:t xml:space="preserve">Bulletin of the Calcutta Mathematical Society</w:t>
-      </w:r>
-      <w:r>
-        <w:t xml:space="preserve">, vol. 37, pp. 81–91, 1945.</w:t>
-      </w:r>
+      <w:del w:id="222" w:author="PR Preview" w:date="2026-01-01T00:00:00Z">
+        <w:r>
+          <w:delText xml:space="preserve">[7]</w:delText>
+        </w:r>
+      </w:del>
+      <w:del w:id="223" w:author="PR Preview" w:date="2026-01-01T00:00:00Z">
+        <w:r>
+          <w:delText xml:space="preserve"> </w:delText>
+        </w:r>
+      </w:del>
+      <w:del w:id="224" w:author="PR Preview" w:date="2026-01-01T00:00:00Z">
+        <w:r>
+          <w:delText xml:space="preserve">	</w:delText>
+        </w:r>
+      </w:del>
+      <w:del w:id="225" w:author="PR Preview" w:date="2026-01-01T00:00:00Z">
+        <w:r>
+          <w:delText xml:space="preserve">C. R. Rao,</w:delText>
+        </w:r>
+      </w:del>
+      <w:del w:id="226" w:author="PR Preview" w:date="2026-01-01T00:00:00Z">
+        <w:r>
+          <w:delText xml:space="preserve"> </w:delText>
+        </w:r>
+      </w:del>
+      <w:del w:id="227" w:author="PR Preview" w:date="2026-01-01T00:00:00Z">
+        <w:r>
+          <w:delText xml:space="preserve">“Information and the accuracy attainable in the estimation of statistical parameters,”</w:delText>
+        </w:r>
+      </w:del>
+      <w:del w:id="228" w:author="PR Preview" w:date="2026-01-01T00:00:00Z">
+        <w:r>
+          <w:delText xml:space="preserve"> </w:delText>
+        </w:r>
+      </w:del>
+      <w:del w:id="229" w:author="PR Preview" w:date="2026-01-01T00:00:00Z">
+        <w:r>
+          <w:rPr>
+            <w:i/>
+            <w:iCs/>
+          </w:rPr>
+          <w:delText xml:space="preserve">Bulletin of the Calcutta Mathematical Society</w:delText>
+        </w:r>
+      </w:del>
+      <w:del w:id="230" w:author="PR Preview" w:date="2026-01-01T00:00:00Z">
+        <w:r>
+          <w:delText xml:space="preserve">, vol. 37, pp. 81–91, 1945.</w:delText>
+        </w:r>
+      </w:del>
     </w:p>
-    <w:bookmarkEnd w:id="59"/>
-    <w:bookmarkStart w:id="61" w:name="ref-blackwell1947conditional"/>
     <w:p>
       <w:pPr>
         <w:pStyle w:val="Bibliography"/>
       </w:pPr>
-      <w:r>
-        <w:t xml:space="preserve">[8]</w:t>
-      </w:r>
-      <w:r>
-        <w:t xml:space="preserve"> </w:t>
-      </w:r>
-      <w:r>
-        <w:t xml:space="preserve">	</w:t>
-      </w:r>
-      <w:r>
-        <w:t xml:space="preserve">D. Blackwell,</w:t>
-      </w:r>
-      <w:r>
-        <w:t xml:space="preserve"> </w:t>
-      </w:r>
-      <w:r>
-        <w:t xml:space="preserve">“Conditional expectation and unbiased sequential estimation,”</w:t>
-      </w:r>
-      <w:r>
-        <w:t xml:space="preserve"> </w:t>
-      </w:r>
-      <w:r>
-        <w:rPr>
-          <w:i/>
-          <w:iCs/>
-        </w:rPr>
-        <w:t xml:space="preserve">The Annals of Mathematical Statistics</w:t>
-      </w:r>
-      <w:r>
-        <w:t xml:space="preserve">, vol. 18, no. 1, pp. 105–110, 1947, doi:</w:t>
-      </w:r>
-      <w:r>
-        <w:t xml:space="preserve"> </w:t>
-      </w:r>
-      <w:hyperlink r:id="rId60">
+      <w:del w:id="231" w:author="PR Preview" w:date="2026-01-01T00:00:00Z">
+        <w:r>
+          <w:delText xml:space="preserve">[8]</w:delText>
+        </w:r>
+      </w:del>
+      <w:del w:id="232" w:author="PR Preview" w:date="2026-01-01T00:00:00Z">
+        <w:r>
+          <w:delText xml:space="preserve"> </w:delText>
+        </w:r>
+      </w:del>
+      <w:del w:id="233" w:author="PR Preview" w:date="2026-01-01T00:00:00Z">
+        <w:r>
+          <w:delText xml:space="preserve">	</w:delText>
+        </w:r>
+      </w:del>
+      <w:del w:id="234" w:author="PR Preview" w:date="2026-01-01T00:00:00Z">
+        <w:r>
+          <w:delText xml:space="preserve">D. Blackwell,</w:delText>
+        </w:r>
+      </w:del>
+      <w:del w:id="235" w:author="PR Preview" w:date="2026-01-01T00:00:00Z">
+        <w:r>
+          <w:delText xml:space="preserve"> </w:delText>
+        </w:r>
+      </w:del>
+      <w:del w:id="236" w:author="PR Preview" w:date="2026-01-01T00:00:00Z">
+        <w:r>
+          <w:delText xml:space="preserve">“Conditional expectation and unbiased sequential estimation,”</w:delText>
+        </w:r>
+      </w:del>
+      <w:del w:id="237" w:author="PR Preview" w:date="2026-01-01T00:00:00Z">
+        <w:r>
+          <w:delText xml:space="preserve"> </w:delText>
+        </w:r>
+      </w:del>
+      <w:del w:id="238" w:author="PR Preview" w:date="2026-01-01T00:00:00Z">
         <w:r>
           <w:rPr>
-            <w:rStyle w:val="Hyperlink"/>
+            <w:i/>
+            <w:iCs/>
           </w:rPr>
-          <w:t xml:space="preserve">10.1214/aoms/1177730497</w:t>
-        </w:r>
+          <w:delText xml:space="preserve">The Annals of Mathematical Statistics</w:delText>
+        </w:r>
+      </w:del>
+      <w:del w:id="239" w:author="PR Preview" w:date="2026-01-01T00:00:00Z">
+        <w:r>
+          <w:delText xml:space="preserve">, vol. 18, no. 1, pp. 105–110, 1947, doi:</w:delText>
+        </w:r>
+      </w:del>
+      <w:del w:id="240" w:author="PR Preview" w:date="2026-01-01T00:00:00Z">
+        <w:r>
+          <w:delText xml:space="preserve"> </w:delText>
+        </w:r>
+      </w:del>
+      <w:hyperlink r:id="rId61">
+        <w:del w:id="241" w:author="PR Preview" w:date="2026-01-01T00:00:00Z">
+          <w:r>
+            <w:rPr>
+              <w:rStyle w:val="Hyperlink"/>
+            </w:rPr>
+            <w:delText xml:space="preserve">10.1214/aoms/1177730497</w:delText>
+          </w:r>
+        </w:del>
       </w:hyperlink>
-      <w:r>
-        <w:t xml:space="preserve">.</w:t>
-      </w:r>
+      <w:del w:id="242" w:author="PR Preview" w:date="2026-01-01T00:00:00Z">
+        <w:r>
+          <w:delText xml:space="preserve">.</w:delText>
+        </w:r>
+      </w:del>
     </w:p>
-    <w:bookmarkEnd w:id="61"/>
-    <w:bookmarkStart w:id="62" w:name="ref-hosmer1989applied"/>
     <w:p>
       <w:pPr>
         <w:pStyle w:val="Bibliography"/>
       </w:pPr>
+      <w:ins w:id="243" w:author="PR Preview" w:date="2026-01-01T00:00:00Z">
+        <w:r>
+          <w:t xml:space="preserve">[6]</w:t>
+        </w:r>
+      </w:ins>
+      <w:ins w:id="244" w:author="PR Preview" w:date="2026-01-01T00:00:00Z">
+        <w:r>
+          <w:t xml:space="preserve"> </w:t>
+        </w:r>
+      </w:ins>
+      <w:ins w:id="245" w:author="PR Preview" w:date="2026-01-01T00:00:00Z">
+        <w:r>
+          <w:t xml:space="preserve">	</w:t>
+        </w:r>
+      </w:ins>
+      <w:ins w:id="246" w:author="PR Preview" w:date="2026-01-01T00:00:00Z">
+        <w:r>
+          <w:t xml:space="preserve">C. R. Rao,</w:t>
+        </w:r>
+      </w:ins>
+      <w:ins w:id="247" w:author="PR Preview" w:date="2026-01-01T00:00:00Z">
+        <w:r>
+          <w:t xml:space="preserve"> </w:t>
+        </w:r>
+      </w:ins>
+      <w:ins w:id="248" w:author="PR Preview" w:date="2026-01-01T00:00:00Z">
+        <w:r>
+          <w:t xml:space="preserve">“Information and the accuracy attainable in the estimation of statistical parameters,”</w:t>
+        </w:r>
+      </w:ins>
+      <w:ins w:id="249" w:author="PR Preview" w:date="2026-01-01T00:00:00Z">
+        <w:r>
+          <w:t xml:space="preserve"> </w:t>
+        </w:r>
+      </w:ins>
+      <w:ins w:id="250" w:author="PR Preview" w:date="2026-01-01T00:00:00Z">
+        <w:r>
+          <w:rPr>
+            <w:i/>
+            <w:iCs/>
+          </w:rPr>
+          <w:t xml:space="preserve">Bulletin of the Calcutta Mathematical Society</w:t>
+        </w:r>
+      </w:ins>
+      <w:ins w:id="251" w:author="PR Preview" w:date="2026-01-01T00:00:00Z">
+        <w:r>
+          <w:t xml:space="preserve">, vol. 37, pp. 81–91, 1945.</w:t>
+        </w:r>
+      </w:ins>
+    </w:p>
+    <w:bookmarkEnd w:id="60"/>
+    <w:bookmarkStart w:id="62" w:name="ref-blackwell1947conditional"/>
+    <w:p>
+      <w:pPr>
+        <w:pStyle w:val="Bibliography"/>
+      </w:pPr>
+      <w:ins w:id="252" w:author="PR Preview" w:date="2026-01-01T00:00:00Z">
+        <w:r>
+          <w:t xml:space="preserve">[7]</w:t>
+        </w:r>
+      </w:ins>
+      <w:ins w:id="253" w:author="PR Preview" w:date="2026-01-01T00:00:00Z">
+        <w:r>
+          <w:t xml:space="preserve"> </w:t>
+        </w:r>
+      </w:ins>
+      <w:ins w:id="254" w:author="PR Preview" w:date="2026-01-01T00:00:00Z">
+        <w:r>
+          <w:t xml:space="preserve">	</w:t>
+        </w:r>
+      </w:ins>
+      <w:ins w:id="255" w:author="PR Preview" w:date="2026-01-01T00:00:00Z">
+        <w:r>
+          <w:t xml:space="preserve">D. Blackwell,</w:t>
+        </w:r>
+      </w:ins>
+      <w:ins w:id="256" w:author="PR Preview" w:date="2026-01-01T00:00:00Z">
+        <w:r>
+          <w:t xml:space="preserve"> </w:t>
+        </w:r>
+      </w:ins>
+      <w:ins w:id="257" w:author="PR Preview" w:date="2026-01-01T00:00:00Z">
+        <w:r>
+          <w:t xml:space="preserve">“Conditional expectation and unbiased sequential estimation,”</w:t>
+        </w:r>
+      </w:ins>
+      <w:ins w:id="258" w:author="PR Preview" w:date="2026-01-01T00:00:00Z">
+        <w:r>
+          <w:t xml:space="preserve"> </w:t>
+        </w:r>
+      </w:ins>
+      <w:ins w:id="259" w:author="PR Preview" w:date="2026-01-01T00:00:00Z">
+        <w:r>
+          <w:rPr>
+            <w:i/>
+            <w:iCs/>
+          </w:rPr>
+          <w:t xml:space="preserve">The Annals of Mathematical Statistics</w:t>
+        </w:r>
+      </w:ins>
+      <w:ins w:id="260" w:author="PR Preview" w:date="2026-01-01T00:00:00Z">
+        <w:r>
+          <w:t xml:space="preserve">, vol. 18, no. 1, pp. 105–110, 1947, doi:</w:t>
+        </w:r>
+      </w:ins>
+      <w:ins w:id="261" w:author="PR Preview" w:date="2026-01-01T00:00:00Z">
+        <w:r>
+          <w:t xml:space="preserve"> </w:t>
+        </w:r>
+      </w:ins>
+      <w:hyperlink r:id="rId61">
+        <w:ins w:id="262" w:author="PR Preview" w:date="2026-01-01T00:00:00Z">
+          <w:r>
+            <w:rPr>
+              <w:rStyle w:val="Hyperlink"/>
+            </w:rPr>
+            <w:t xml:space="preserve">10.1214/aoms/1177730497</w:t>
+          </w:r>
+        </w:ins>
+      </w:hyperlink>
+      <w:ins w:id="263" w:author="PR Preview" w:date="2026-01-01T00:00:00Z">
+        <w:r>
+          <w:t xml:space="preserve">.</w:t>
+        </w:r>
+      </w:ins>
+    </w:p>
+    <w:bookmarkEnd w:id="62"/>
+    <w:bookmarkStart w:id="64" w:name="ref-wikipedia_rao_blackwell_theorem"/>
+    <w:p>
+      <w:pPr>
+        <w:pStyle w:val="Bibliography"/>
+      </w:pPr>
+      <w:ins w:id="264" w:author="PR Preview" w:date="2026-01-01T00:00:00Z">
+        <w:r>
+          <w:t xml:space="preserve">[8]</w:t>
+        </w:r>
+      </w:ins>
+      <w:ins w:id="265" w:author="PR Preview" w:date="2026-01-01T00:00:00Z">
+        <w:r>
+          <w:t xml:space="preserve"> </w:t>
+        </w:r>
+      </w:ins>
+      <w:ins w:id="266" w:author="PR Preview" w:date="2026-01-01T00:00:00Z">
+        <w:r>
+          <w:t xml:space="preserve">	</w:t>
+        </w:r>
+      </w:ins>
+      <w:ins w:id="267" w:author="PR Preview" w:date="2026-01-01T00:00:00Z">
+        <w:r>
+          <w:t xml:space="preserve">Wikipedia contributors,</w:t>
+        </w:r>
+      </w:ins>
+      <w:ins w:id="268" w:author="PR Preview" w:date="2026-01-01T00:00:00Z">
+        <w:r>
+          <w:t xml:space="preserve"> </w:t>
+        </w:r>
+      </w:ins>
+      <w:ins w:id="269" w:author="PR Preview" w:date="2026-01-01T00:00:00Z">
+        <w:r>
+          <w:t xml:space="preserve">“Rao–blackwell theorem —</w:t>
+        </w:r>
+      </w:ins>
+      <w:ins w:id="270" w:author="PR Preview" w:date="2026-01-01T00:00:00Z">
+        <w:r>
+          <w:t xml:space="preserve"> </w:t>
+        </w:r>
+      </w:ins>
+      <w:ins w:id="271" w:author="PR Preview" w:date="2026-01-01T00:00:00Z">
+        <w:r>
+          <w:t xml:space="preserve">Wikipedia</w:t>
+        </w:r>
+      </w:ins>
+      <w:ins w:id="272" w:author="PR Preview" w:date="2026-01-01T00:00:00Z">
+        <w:r>
+          <w:t xml:space="preserve">,</w:t>
+        </w:r>
+      </w:ins>
+      <w:ins w:id="273" w:author="PR Preview" w:date="2026-01-01T00:00:00Z">
+        <w:r>
+          <w:t xml:space="preserve"> </w:t>
+        </w:r>
+      </w:ins>
+      <w:ins w:id="274" w:author="PR Preview" w:date="2026-01-01T00:00:00Z">
+        <w:r>
+          <w:t xml:space="preserve">the free encyclopedia.”</w:t>
+        </w:r>
+      </w:ins>
+      <w:ins w:id="275" w:author="PR Preview" w:date="2026-01-01T00:00:00Z">
+        <w:r>
+          <w:t xml:space="preserve"> </w:t>
+        </w:r>
+      </w:ins>
+      <w:ins w:id="276" w:author="PR Preview" w:date="2026-01-01T00:00:00Z">
+        <w:r>
+          <w:t xml:space="preserve">2026. Available:</w:t>
+        </w:r>
+      </w:ins>
+      <w:ins w:id="277" w:author="PR Preview" w:date="2026-01-01T00:00:00Z">
+        <w:r>
+          <w:t xml:space="preserve"> </w:t>
+        </w:r>
+      </w:ins>
+      <w:hyperlink r:id="rId63">
+        <w:ins w:id="278" w:author="PR Preview" w:date="2026-01-01T00:00:00Z">
+          <w:r>
+            <w:rPr>
+              <w:rStyle w:val="Hyperlink"/>
+            </w:rPr>
+            <w:t xml:space="preserve">https://en.wikipedia.org/wiki/Rao%E2%80%93Blackwell_theorem</w:t>
+          </w:r>
+        </w:ins>
+      </w:hyperlink>
+    </w:p>
+    <w:bookmarkEnd w:id="64"/>
+    <w:bookmarkStart w:id="65" w:name="ref-hosmer1989applied"/>
+    <w:p>
+      <w:pPr>
+        <w:pStyle w:val="Bibliography"/>
+      </w:pPr>
       <w:r>
         <w:t xml:space="preserve">[9]</w:t>
       </w:r>
@@ -8962,9 +10146,9 @@
         <w:t xml:space="preserve">. New York: Wiley, 1989.</w:t>
       </w:r>
     </w:p>
-    <w:bookmarkEnd w:id="62"/>
-    <w:bookmarkEnd w:id="63"/>
-    <w:bookmarkEnd w:id="64"/>
+    <w:bookmarkEnd w:id="65"/>
+    <w:bookmarkEnd w:id="66"/>
+    <w:bookmarkEnd w:id="67"/>
     <w:sectPr>
       <w:footnotePr>
         <w:numRestart w:val="eachSect"/>

--- a/pr-preview/pr-348/sufficiency-handout-tracked-changes.docx
+++ b/pr-preview/pr-348/sufficiency-handout-tracked-changes.docx
@@ -16,7 +16,7 @@
       </w:pPr>
       <w:del w:id="1" w:author="PR Preview" w:date="2026-01-01T00:00:00Z">
         <w:r>
-          <w:delText xml:space="preserve">Last modified: 2026-10-19 00:48:10 (PDT)</w:delText>
+          <w:delText xml:space="preserve">Last modified: 2026-10-19 01:04:06 (PDT)</w:delText>
         </w:r>
       </w:del>
     </w:p>
@@ -26,7 +26,7 @@
       </w:pPr>
       <w:ins w:id="2" w:author="PR Preview" w:date="2026-01-01T00:00:00Z">
         <w:r>
-          <w:t xml:space="preserve">Last modified: 2026-10-19 01:01:02 (PDT)</w:t>
+          <w:t xml:space="preserve">Last modified: 2026-10-19 01:23:15 (PDT)</w:t>
         </w:r>
       </w:ins>
     </w:p>
@@ -93,212 +93,65 @@
       <w:pPr>
         <w:pStyle w:val="FirstParagraph"/>
       </w:pPr>
-      <w:del w:id="3" w:author="PR Preview" w:date="2026-01-01T00:00:00Z">
-        <w:r>
-          <w:rPr>
-            <w:b/>
-            <w:bCs/>
-          </w:rPr>
-          <w:delText xml:space="preserve">Definition 1 (Statistic)</w:delText>
-        </w:r>
-      </w:del>
-      <w:del w:id="4" w:author="PR Preview" w:date="2026-01-01T00:00:00Z">
-        <w:r>
-          <w:delText xml:space="preserve"> </w:delText>
-        </w:r>
-      </w:del>
-      <w:del w:id="5" w:author="PR Preview" w:date="2026-01-01T00:00:00Z">
-        <w:r>
-          <w:delText xml:space="preserve">A</w:delText>
-        </w:r>
-      </w:del>
-      <w:del w:id="6" w:author="PR Preview" w:date="2026-01-01T00:00:00Z">
-        <w:r>
-          <w:delText xml:space="preserve"> </w:delText>
-        </w:r>
-      </w:del>
-      <w:del w:id="7" w:author="PR Preview" w:date="2026-01-01T00:00:00Z">
-        <w:r>
-          <w:rPr>
-            <w:b/>
-            <w:bCs/>
-          </w:rPr>
-          <w:delText xml:space="preserve">statistic</w:delText>
-        </w:r>
-      </w:del>
-      <w:del w:id="8" w:author="PR Preview" w:date="2026-01-01T00:00:00Z">
-        <w:r>
-          <w:delText xml:space="preserve"> </w:delText>
-        </w:r>
-      </w:del>
-      <w:del w:id="9" w:author="PR Preview" w:date="2026-01-01T00:00:00Z">
-        <w:r>
-          <w:delText xml:space="preserve">is a function of the sample,</w:delText>
-        </w:r>
-      </w:del>
-      <w:del w:id="10" w:author="PR Preview" w:date="2026-01-01T00:00:00Z">
-        <w:r>
-          <w:delText xml:space="preserve"> </w:delText>
-        </w:r>
-      </w:del>
-      <w:del w:id="11" w:author="PR Preview" w:date="2026-01-01T00:00:00Z">
-        <w:r>
-          <w:delText xml:space="preserve">$T\mathopen{}\left(\mathord{\smash[b]{\underset{\raise.3ex\hbox{$\scriptstyle\sim$}}{X}}\vphantom{X}}\right)\mathclose{}$</w:delText>
-        </w:r>
-      </w:del>
-      <w:del w:id="12" w:author="PR Preview" w:date="2026-01-01T00:00:00Z">
-        <w:r>
-          <w:delText xml:space="preserve">,</w:delText>
-        </w:r>
-      </w:del>
-      <w:del w:id="13" w:author="PR Preview" w:date="2026-01-01T00:00:00Z">
-        <w:r>
-          <w:delText xml:space="preserve"> </w:delText>
-        </w:r>
-      </w:del>
-      <w:del w:id="14" w:author="PR Preview" w:date="2026-01-01T00:00:00Z">
-        <w:r>
-          <w:delText xml:space="preserve">that does not depend on any unknown parameter</w:delText>
-        </w:r>
-      </w:del>
-      <w:del w:id="15" w:author="PR Preview" w:date="2026-01-01T00:00:00Z">
-        <w:r>
-          <w:delText xml:space="preserve"> </w:delText>
-        </w:r>
-      </w:del>
-      <w:del w:id="16" w:author="PR Preview" w:date="2026-01-01T00:00:00Z">
-        <w:r>
-          <w:delText xml:space="preserve">[1]</w:delText>
-        </w:r>
-      </w:del>
-      <w:del w:id="17" w:author="PR Preview" w:date="2026-01-01T00:00:00Z">
-        <w:r>
-          <w:delText xml:space="preserve">.</w:delText>
-        </w:r>
-      </w:del>
-      <w:del w:id="18" w:author="PR Preview" w:date="2026-01-01T00:00:00Z">
-        <w:r>
-          <w:delText xml:space="preserve"> </w:delText>
-        </w:r>
-      </w:del>
-      <w:del w:id="19" w:author="PR Preview" w:date="2026-01-01T00:00:00Z">
-        <w:r>
-          <w:delText xml:space="preserve">Its value at the observed data,</w:delText>
-        </w:r>
-      </w:del>
-      <w:del w:id="20" w:author="PR Preview" w:date="2026-01-01T00:00:00Z">
-        <w:r>
-          <w:delText xml:space="preserve"> </w:delText>
-        </w:r>
-      </w:del>
-      <w:del w:id="21" w:author="PR Preview" w:date="2026-01-01T00:00:00Z">
-        <w:r>
-          <w:delText xml:space="preserve">$T\mathopen{}\left(\mathord{\smash[b]{\underset{\raise.3ex\hbox{$\scriptstyle\sim$}}{x}}\vphantom{x}}\right)\mathclose{}$</w:delText>
-        </w:r>
-      </w:del>
-      <w:del w:id="22" w:author="PR Preview" w:date="2026-01-01T00:00:00Z">
-        <w:r>
-          <w:delText xml:space="preserve">, is a number or vector we can compute.</w:delText>
-        </w:r>
-      </w:del>
-    </w:p>
-    <w:p>
-      <w:pPr>
-        <w:pStyle w:val="FirstParagraph"/>
-      </w:pPr>
-      <w:ins w:id="23" w:author="PR Preview" w:date="2026-01-01T00:00:00Z">
-        <w:r>
-          <w:rPr>
-            <w:b/>
-            <w:bCs/>
-          </w:rPr>
-          <w:t xml:space="preserve">Definition 1 (Statistic)</w:t>
-        </w:r>
-      </w:ins>
-      <w:ins w:id="24" w:author="PR Preview" w:date="2026-01-01T00:00:00Z">
-        <w:r>
-          <w:t xml:space="preserve"> </w:t>
-        </w:r>
-      </w:ins>
-      <w:ins w:id="25" w:author="PR Preview" w:date="2026-01-01T00:00:00Z">
-        <w:r>
-          <w:t xml:space="preserve">A</w:t>
-        </w:r>
-      </w:ins>
-      <w:ins w:id="26" w:author="PR Preview" w:date="2026-01-01T00:00:00Z">
-        <w:r>
-          <w:t xml:space="preserve"> </w:t>
-        </w:r>
-      </w:ins>
-      <w:ins w:id="27" w:author="PR Preview" w:date="2026-01-01T00:00:00Z">
-        <w:r>
-          <w:rPr>
-            <w:b/>
-            <w:bCs/>
-          </w:rPr>
-          <w:t xml:space="preserve">statistic</w:t>
-        </w:r>
-      </w:ins>
-      <w:ins w:id="28" w:author="PR Preview" w:date="2026-01-01T00:00:00Z">
-        <w:r>
-          <w:t xml:space="preserve"> </w:t>
-        </w:r>
-      </w:ins>
-      <w:ins w:id="29" w:author="PR Preview" w:date="2026-01-01T00:00:00Z">
-        <w:r>
-          <w:t xml:space="preserve">is a function of the sample,</w:t>
-        </w:r>
-      </w:ins>
-      <w:ins w:id="30" w:author="PR Preview" w:date="2026-01-01T00:00:00Z">
-        <w:r>
-          <w:t xml:space="preserve"> </w:t>
-        </w:r>
-      </w:ins>
-      <w:ins w:id="31" w:author="PR Preview" w:date="2026-01-01T00:00:00Z">
-        <w:r>
-          <w:t xml:space="preserve">$T\mathopen{}\left(\mathord{\smash[b]{\underset{\raise.3ex\hbox{$\scriptstyle\sim$}}{X}}\vphantom{X}}\right)\mathclose{}$</w:t>
-        </w:r>
-      </w:ins>
-      <w:ins w:id="32" w:author="PR Preview" w:date="2026-01-01T00:00:00Z">
-        <w:r>
-          <w:t xml:space="preserve">,</w:t>
-        </w:r>
-      </w:ins>
-      <w:ins w:id="33" w:author="PR Preview" w:date="2026-01-01T00:00:00Z">
-        <w:r>
-          <w:t xml:space="preserve"> </w:t>
-        </w:r>
-      </w:ins>
-      <w:ins w:id="34" w:author="PR Preview" w:date="2026-01-01T00:00:00Z">
-        <w:r>
-          <w:t xml:space="preserve">that does not depend on any unknown parameter.</w:t>
-        </w:r>
-      </w:ins>
-      <w:ins w:id="35" w:author="PR Preview" w:date="2026-01-01T00:00:00Z">
-        <w:r>
-          <w:t xml:space="preserve"> </w:t>
-        </w:r>
-      </w:ins>
-      <w:ins w:id="36" w:author="PR Preview" w:date="2026-01-01T00:00:00Z">
-        <w:r>
-          <w:t xml:space="preserve">Its value at the observed data,</w:t>
-        </w:r>
-      </w:ins>
-      <w:ins w:id="37" w:author="PR Preview" w:date="2026-01-01T00:00:00Z">
-        <w:r>
-          <w:t xml:space="preserve"> </w:t>
-        </w:r>
-      </w:ins>
-      <w:ins w:id="38" w:author="PR Preview" w:date="2026-01-01T00:00:00Z">
-        <w:r>
-          <w:t xml:space="preserve">$T\mathopen{}\left(\mathord{\smash[b]{\underset{\raise.3ex\hbox{$\scriptstyle\sim$}}{x}}\vphantom{x}}\right)\mathclose{}$</w:t>
-        </w:r>
-      </w:ins>
-      <w:ins w:id="39" w:author="PR Preview" w:date="2026-01-01T00:00:00Z">
-        <w:r>
-          <w:t xml:space="preserve">, is a number or vector we can compute.</w:t>
-        </w:r>
-      </w:ins>
+      <w:r>
+        <w:rPr>
+          <w:b/>
+          <w:bCs/>
+        </w:rPr>
+        <w:t xml:space="preserve">Definition 1 (Statistic)</w:t>
+      </w:r>
+      <w:r>
+        <w:t xml:space="preserve"> </w:t>
+      </w:r>
+      <w:r>
+        <w:t xml:space="preserve">A</w:t>
+      </w:r>
+      <w:r>
+        <w:t xml:space="preserve"> </w:t>
+      </w:r>
+      <w:r>
+        <w:rPr>
+          <w:b/>
+          <w:bCs/>
+        </w:rPr>
+        <w:t xml:space="preserve">statistic</w:t>
+      </w:r>
+      <w:r>
+        <w:t xml:space="preserve"> </w:t>
+      </w:r>
+      <w:r>
+        <w:t xml:space="preserve">is a function of the sample,</w:t>
+      </w:r>
+      <w:r>
+        <w:t xml:space="preserve"> </w:t>
+      </w:r>
+      <w:r>
+        <w:t xml:space="preserve">$T\mathopen{}\left(\mathord{\smash[b]{\underset{\raise.3ex\hbox{$\scriptstyle\sim$}}{X}}\vphantom{X}}\right)\mathclose{}$</w:t>
+      </w:r>
+      <w:r>
+        <w:t xml:space="preserve">,</w:t>
+      </w:r>
+      <w:r>
+        <w:t xml:space="preserve"> </w:t>
+      </w:r>
+      <w:r>
+        <w:t xml:space="preserve">that does not depend on any unknown parameter.</w:t>
+      </w:r>
+      <w:r>
+        <w:t xml:space="preserve"> </w:t>
+      </w:r>
+      <w:r>
+        <w:t xml:space="preserve">Its value at the observed data,</w:t>
+      </w:r>
+      <w:r>
+        <w:t xml:space="preserve"> </w:t>
+      </w:r>
+      <w:r>
+        <w:t xml:space="preserve">$T\mathopen{}\left(\mathord{\smash[b]{\underset{\raise.3ex\hbox{$\scriptstyle\sim$}}{x}}\vphantom{x}}\right)\mathclose{}$</w:t>
+      </w:r>
+      <w:r>
+        <w:t xml:space="preserve">, is a number or vector we can compute.</w:t>
+      </w:r>
     </w:p>
     <w:p>
       <w:pPr>
@@ -392,502 +245,164 @@
       <w:pPr>
         <w:pStyle w:val="BodyText"/>
       </w:pPr>
-      <w:del w:id="40" w:author="PR Preview" w:date="2026-01-01T00:00:00Z">
+      <w:r>
+        <w:rPr>
+          <w:b/>
+          <w:bCs/>
+        </w:rPr>
+        <w:t xml:space="preserve">Definition 2 (Sufficient statistic)</w:t>
+      </w:r>
+      <w:r>
+        <w:t xml:space="preserve"> </w:t>
+      </w:r>
+      <w:r>
+        <w:t xml:space="preserve">Let</w:t>
+      </w:r>
+      <w:r>
+        <w:t xml:space="preserve"> </w:t>
+      </w:r>
+      <w:r>
+        <w:t xml:space="preserve">$\mathord{\smash[b]{\underset{\raise.3ex\hbox{$\scriptstyle\sim$}}{X}}\vphantom{X}}$</w:t>
+      </w:r>
+      <w:r>
+        <w:t xml:space="preserve"> </w:t>
+      </w:r>
+      <w:r>
+        <w:t xml:space="preserve">be a discrete sample whose distribution depends on a parameter</w:t>
+      </w:r>
+      <w:r>
+        <w:t xml:space="preserve"> </w:t>
+      </w:r>
+      <m:oMath>
+        <m:r>
+          <m:t>θ</m:t>
+        </m:r>
+      </m:oMath>
+      <w:r>
+        <w:t xml:space="preserve">.</w:t>
+      </w:r>
+      <w:r>
+        <w:t xml:space="preserve"> </w:t>
+      </w:r>
+      <w:r>
+        <w:t xml:space="preserve">A</w:t>
+      </w:r>
+      <w:r>
+        <w:t xml:space="preserve"> </w:t>
+      </w:r>
+      <w:hyperlink w:anchor="def-statistic">
         <w:r>
           <w:rPr>
-            <w:b/>
-            <w:bCs/>
+            <w:rStyle w:val="Hyperlink"/>
           </w:rPr>
-          <w:delText xml:space="preserve">Definition 2 (Sufficient statistic)</w:delText>
+          <w:t xml:space="preserve">statistic</w:t>
         </w:r>
-      </w:del>
-      <w:del w:id="41" w:author="PR Preview" w:date="2026-01-01T00:00:00Z">
-        <w:r>
-          <w:delText xml:space="preserve"> </w:delText>
-        </w:r>
-      </w:del>
-      <w:del w:id="42" w:author="PR Preview" w:date="2026-01-01T00:00:00Z">
-        <w:r>
-          <w:delText xml:space="preserve">Let</w:delText>
-        </w:r>
-      </w:del>
-      <w:del w:id="43" w:author="PR Preview" w:date="2026-01-01T00:00:00Z">
-        <w:r>
-          <w:delText xml:space="preserve"> </w:delText>
-        </w:r>
-      </w:del>
-      <w:del w:id="44" w:author="PR Preview" w:date="2026-01-01T00:00:00Z">
-        <w:r>
-          <w:delText xml:space="preserve">$\mathord{\smash[b]{\underset{\raise.3ex\hbox{$\scriptstyle\sim$}}{X}}\vphantom{X}}$</w:delText>
-        </w:r>
-      </w:del>
-      <w:del w:id="45" w:author="PR Preview" w:date="2026-01-01T00:00:00Z">
-        <w:r>
-          <w:delText xml:space="preserve"> </w:delText>
-        </w:r>
-      </w:del>
-      <w:del w:id="46" w:author="PR Preview" w:date="2026-01-01T00:00:00Z">
-        <w:r>
-          <w:delText xml:space="preserve">be a discrete sample whose distribution depends on a parameter</w:delText>
-        </w:r>
-      </w:del>
-      <w:del w:id="47" w:author="PR Preview" w:date="2026-01-01T00:00:00Z">
-        <w:r>
-          <w:delText xml:space="preserve"> </w:delText>
-        </w:r>
-      </w:del>
+      </w:hyperlink>
+      <w:r>
+        <w:t xml:space="preserve"> </w:t>
+      </w:r>
+      <w:r>
+        <w:t xml:space="preserve">$T\mathopen{}\left(\mathord{\smash[b]{\underset{\raise.3ex\hbox{$\scriptstyle\sim$}}{X}}\vphantom{X}}\right)\mathclose{}$</w:t>
+      </w:r>
+      <w:r>
+        <w:t xml:space="preserve"> </w:t>
+      </w:r>
+      <w:r>
+        <w:t xml:space="preserve">is</w:t>
+      </w:r>
+      <w:r>
+        <w:t xml:space="preserve"> </w:t>
+      </w:r>
+      <w:r>
+        <w:rPr>
+          <w:b/>
+          <w:bCs/>
+        </w:rPr>
+        <w:t xml:space="preserve">sufficient</w:t>
+      </w:r>
+      <w:r>
+        <w:t xml:space="preserve"> </w:t>
+      </w:r>
+      <w:r>
+        <w:t xml:space="preserve">for</w:t>
+      </w:r>
+      <w:r>
+        <w:t xml:space="preserve"> </w:t>
+      </w:r>
       <m:oMath>
         <m:r>
           <m:t>θ</m:t>
         </m:r>
       </m:oMath>
-      <w:del w:id="48" w:author="PR Preview" w:date="2026-01-01T00:00:00Z">
-        <w:r>
-          <w:delText xml:space="preserve">.</w:delText>
-        </w:r>
-      </w:del>
-      <w:del w:id="49" w:author="PR Preview" w:date="2026-01-01T00:00:00Z">
-        <w:r>
-          <w:delText xml:space="preserve"> </w:delText>
-        </w:r>
-      </w:del>
-      <w:del w:id="50" w:author="PR Preview" w:date="2026-01-01T00:00:00Z">
-        <w:r>
-          <w:delText xml:space="preserve">A</w:delText>
-        </w:r>
-      </w:del>
-      <w:del w:id="51" w:author="PR Preview" w:date="2026-01-01T00:00:00Z">
-        <w:r>
-          <w:delText xml:space="preserve"> </w:delText>
-        </w:r>
-      </w:del>
-      <w:hyperlink w:anchor="def-statistic">
-        <w:del w:id="52" w:author="PR Preview" w:date="2026-01-01T00:00:00Z">
-          <w:r>
-            <w:rPr>
-              <w:rStyle w:val="Hyperlink"/>
-            </w:rPr>
-            <w:delText xml:space="preserve">statistic</w:delText>
-          </w:r>
-        </w:del>
-      </w:hyperlink>
-      <w:del w:id="53" w:author="PR Preview" w:date="2026-01-01T00:00:00Z">
-        <w:r>
-          <w:delText xml:space="preserve"> </w:delText>
-        </w:r>
-      </w:del>
-      <w:del w:id="54" w:author="PR Preview" w:date="2026-01-01T00:00:00Z">
-        <w:r>
-          <w:delText xml:space="preserve">$T\mathopen{}\left(\mathord{\smash[b]{\underset{\raise.3ex\hbox{$\scriptstyle\sim$}}{X}}\vphantom{X}}\right)\mathclose{}$</w:delText>
-        </w:r>
-      </w:del>
-      <w:del w:id="55" w:author="PR Preview" w:date="2026-01-01T00:00:00Z">
-        <w:r>
-          <w:delText xml:space="preserve"> </w:delText>
-        </w:r>
-      </w:del>
-      <w:del w:id="56" w:author="PR Preview" w:date="2026-01-01T00:00:00Z">
-        <w:r>
-          <w:delText xml:space="preserve">is</w:delText>
-        </w:r>
-      </w:del>
-      <w:del w:id="57" w:author="PR Preview" w:date="2026-01-01T00:00:00Z">
-        <w:r>
-          <w:delText xml:space="preserve"> </w:delText>
-        </w:r>
-      </w:del>
-      <w:del w:id="58" w:author="PR Preview" w:date="2026-01-01T00:00:00Z">
-        <w:r>
-          <w:rPr>
-            <w:b/>
-            <w:bCs/>
-          </w:rPr>
-          <w:delText xml:space="preserve">sufficient</w:delText>
-        </w:r>
-      </w:del>
-      <w:del w:id="59" w:author="PR Preview" w:date="2026-01-01T00:00:00Z">
-        <w:r>
-          <w:delText xml:space="preserve"> </w:delText>
-        </w:r>
-      </w:del>
-      <w:del w:id="60" w:author="PR Preview" w:date="2026-01-01T00:00:00Z">
-        <w:r>
-          <w:delText xml:space="preserve">for</w:delText>
-        </w:r>
-      </w:del>
-      <w:del w:id="61" w:author="PR Preview" w:date="2026-01-01T00:00:00Z">
-        <w:r>
-          <w:delText xml:space="preserve"> </w:delText>
-        </w:r>
-      </w:del>
+      <w:r>
+        <w:t xml:space="preserve"> </w:t>
+      </w:r>
+      <w:r>
+        <w:t xml:space="preserve">if, for every sample</w:t>
+      </w:r>
+      <w:r>
+        <w:t xml:space="preserve"> </w:t>
+      </w:r>
+      <w:r>
+        <w:t xml:space="preserve">$\mathord{\smash[b]{\underset{\raise.3ex\hbox{$\scriptstyle\sim$}}{x}}\vphantom{x}}$</w:t>
+      </w:r>
+      <w:r>
+        <w:t xml:space="preserve"> </w:t>
+      </w:r>
+      <w:r>
+        <w:t xml:space="preserve">and every value</w:t>
+      </w:r>
+      <w:r>
+        <w:t xml:space="preserve"> </w:t>
+      </w:r>
       <m:oMath>
         <m:r>
+          <m:t>t</m:t>
+        </m:r>
+      </m:oMath>
+      <w:r>
+        <w:t xml:space="preserve">,</w:t>
+      </w:r>
+      <w:r>
+        <w:t xml:space="preserve"> </w:t>
+      </w:r>
+      <w:r>
+        <w:t xml:space="preserve">the conditional probability of the sample given the statistic</w:t>
+      </w:r>
+      <w:r>
+        <w:t xml:space="preserve"> </w:t>
+      </w:r>
+      <w:r>
+        <w:t xml:space="preserve">is the same for every value of</w:t>
+      </w:r>
+      <w:r>
+        <w:t xml:space="preserve"> </w:t>
+      </w:r>
+      <m:oMath>
+        <m:r>
           <m:t>θ</m:t>
         </m:r>
       </m:oMath>
-      <w:del w:id="62" w:author="PR Preview" w:date="2026-01-01T00:00:00Z">
-        <w:r>
-          <w:delText xml:space="preserve"> </w:delText>
-        </w:r>
-      </w:del>
-      <w:del w:id="63" w:author="PR Preview" w:date="2026-01-01T00:00:00Z">
-        <w:r>
-          <w:delText xml:space="preserve">if, for every sample</w:delText>
-        </w:r>
-      </w:del>
-      <w:del w:id="64" w:author="PR Preview" w:date="2026-01-01T00:00:00Z">
-        <w:r>
-          <w:delText xml:space="preserve"> </w:delText>
-        </w:r>
-      </w:del>
-      <w:del w:id="65" w:author="PR Preview" w:date="2026-01-01T00:00:00Z">
-        <w:r>
-          <w:delText xml:space="preserve">$\mathord{\smash[b]{\underset{\raise.3ex\hbox{$\scriptstyle\sim$}}{x}}\vphantom{x}}$</w:delText>
-        </w:r>
-      </w:del>
-      <w:del w:id="66" w:author="PR Preview" w:date="2026-01-01T00:00:00Z">
-        <w:r>
-          <w:delText xml:space="preserve"> </w:delText>
-        </w:r>
-      </w:del>
-      <w:del w:id="67" w:author="PR Preview" w:date="2026-01-01T00:00:00Z">
-        <w:r>
-          <w:delText xml:space="preserve">and every value</w:delText>
-        </w:r>
-      </w:del>
-      <w:del w:id="68" w:author="PR Preview" w:date="2026-01-01T00:00:00Z">
-        <w:r>
-          <w:delText xml:space="preserve"> </w:delText>
-        </w:r>
-      </w:del>
+      <w:r>
+        <w:t xml:space="preserve"> </w:t>
+      </w:r>
+      <w:r>
+        <w:t xml:space="preserve">at which the statistic takes the value</w:t>
+      </w:r>
+      <w:r>
+        <w:t xml:space="preserve"> </w:t>
+      </w:r>
       <m:oMath>
         <m:r>
           <m:t>t</m:t>
         </m:r>
       </m:oMath>
-      <w:del w:id="69" w:author="PR Preview" w:date="2026-01-01T00:00:00Z">
-        <w:r>
-          <w:delText xml:space="preserve">,</w:delText>
-        </w:r>
-      </w:del>
-      <w:del w:id="70" w:author="PR Preview" w:date="2026-01-01T00:00:00Z">
-        <w:r>
-          <w:delText xml:space="preserve"> </w:delText>
-        </w:r>
-      </w:del>
-      <w:del w:id="71" w:author="PR Preview" w:date="2026-01-01T00:00:00Z">
-        <w:r>
-          <w:delText xml:space="preserve">the conditional probability of the sample given the statistic</w:delText>
-        </w:r>
-      </w:del>
-      <w:del w:id="72" w:author="PR Preview" w:date="2026-01-01T00:00:00Z">
-        <w:r>
-          <w:delText xml:space="preserve"> </w:delText>
-        </w:r>
-      </w:del>
-      <w:del w:id="73" w:author="PR Preview" w:date="2026-01-01T00:00:00Z">
-        <w:r>
-          <w:delText xml:space="preserve">is the same for every value of</w:delText>
-        </w:r>
-      </w:del>
-      <w:del w:id="74" w:author="PR Preview" w:date="2026-01-01T00:00:00Z">
-        <w:r>
-          <w:delText xml:space="preserve"> </w:delText>
-        </w:r>
-      </w:del>
-      <m:oMath>
-        <m:r>
-          <m:t>θ</m:t>
-        </m:r>
-      </m:oMath>
-      <w:del w:id="75" w:author="PR Preview" w:date="2026-01-01T00:00:00Z">
-        <w:r>
-          <w:delText xml:space="preserve"> </w:delText>
-        </w:r>
-      </w:del>
-      <w:del w:id="76" w:author="PR Preview" w:date="2026-01-01T00:00:00Z">
-        <w:r>
-          <w:delText xml:space="preserve">at which the statistic takes the value</w:delText>
-        </w:r>
-      </w:del>
-      <w:del w:id="77" w:author="PR Preview" w:date="2026-01-01T00:00:00Z">
-        <w:r>
-          <w:delText xml:space="preserve"> </w:delText>
-        </w:r>
-      </w:del>
-      <m:oMath>
-        <m:r>
-          <m:t>t</m:t>
-        </m:r>
-      </m:oMath>
-      <w:del w:id="78" w:author="PR Preview" w:date="2026-01-01T00:00:00Z">
-        <w:r>
-          <w:delText xml:space="preserve"> </w:delText>
-        </w:r>
-      </w:del>
-      <w:del w:id="79" w:author="PR Preview" w:date="2026-01-01T00:00:00Z">
-        <w:r>
-          <w:delText xml:space="preserve">with positive probability</w:delText>
-        </w:r>
-      </w:del>
-      <w:del w:id="80" w:author="PR Preview" w:date="2026-01-01T00:00:00Z">
-        <w:r>
-          <w:delText xml:space="preserve"> </w:delText>
-        </w:r>
-      </w:del>
-      <w:del w:id="81" w:author="PR Preview" w:date="2026-01-01T00:00:00Z">
-        <w:r>
-          <w:delText xml:space="preserve">[2]</w:delText>
-        </w:r>
-      </w:del>
-      <w:del w:id="82" w:author="PR Preview" w:date="2026-01-01T00:00:00Z">
-        <w:r>
-          <w:delText xml:space="preserve">:</w:delText>
-        </w:r>
-      </w:del>
-    </w:p>
-    <w:p>
-      <w:pPr>
-        <w:pStyle w:val="BodyText"/>
-      </w:pPr>
-      <w:ins w:id="83" w:author="PR Preview" w:date="2026-01-01T00:00:00Z">
-        <w:r>
-          <w:rPr>
-            <w:b/>
-            <w:bCs/>
-          </w:rPr>
-          <w:t xml:space="preserve">Definition 2 (Sufficient statistic)</w:t>
-        </w:r>
-      </w:ins>
-      <w:ins w:id="84" w:author="PR Preview" w:date="2026-01-01T00:00:00Z">
-        <w:r>
-          <w:t xml:space="preserve"> </w:t>
-        </w:r>
-      </w:ins>
-      <w:ins w:id="85" w:author="PR Preview" w:date="2026-01-01T00:00:00Z">
-        <w:r>
-          <w:t xml:space="preserve">Let</w:t>
-        </w:r>
-      </w:ins>
-      <w:ins w:id="86" w:author="PR Preview" w:date="2026-01-01T00:00:00Z">
-        <w:r>
-          <w:t xml:space="preserve"> </w:t>
-        </w:r>
-      </w:ins>
-      <w:ins w:id="87" w:author="PR Preview" w:date="2026-01-01T00:00:00Z">
-        <w:r>
-          <w:t xml:space="preserve">$\mathord{\smash[b]{\underset{\raise.3ex\hbox{$\scriptstyle\sim$}}{X}}\vphantom{X}}$</w:t>
-        </w:r>
-      </w:ins>
-      <w:ins w:id="88" w:author="PR Preview" w:date="2026-01-01T00:00:00Z">
-        <w:r>
-          <w:t xml:space="preserve"> </w:t>
-        </w:r>
-      </w:ins>
-      <w:ins w:id="89" w:author="PR Preview" w:date="2026-01-01T00:00:00Z">
-        <w:r>
-          <w:t xml:space="preserve">be a discrete sample whose distribution depends on a parameter</w:t>
-        </w:r>
-      </w:ins>
-      <w:ins w:id="90" w:author="PR Preview" w:date="2026-01-01T00:00:00Z">
-        <w:r>
-          <w:t xml:space="preserve"> </w:t>
-        </w:r>
-      </w:ins>
-      <m:oMath>
-        <m:r>
-          <m:t>θ</m:t>
-        </m:r>
-      </m:oMath>
-      <w:ins w:id="91" w:author="PR Preview" w:date="2026-01-01T00:00:00Z">
-        <w:r>
-          <w:t xml:space="preserve">.</w:t>
-        </w:r>
-      </w:ins>
-      <w:ins w:id="92" w:author="PR Preview" w:date="2026-01-01T00:00:00Z">
-        <w:r>
-          <w:t xml:space="preserve"> </w:t>
-        </w:r>
-      </w:ins>
-      <w:ins w:id="93" w:author="PR Preview" w:date="2026-01-01T00:00:00Z">
-        <w:r>
-          <w:t xml:space="preserve">A</w:t>
-        </w:r>
-      </w:ins>
-      <w:ins w:id="94" w:author="PR Preview" w:date="2026-01-01T00:00:00Z">
-        <w:r>
-          <w:t xml:space="preserve"> </w:t>
-        </w:r>
-      </w:ins>
-      <w:hyperlink w:anchor="def-statistic">
-        <w:ins w:id="95" w:author="PR Preview" w:date="2026-01-01T00:00:00Z">
-          <w:r>
-            <w:rPr>
-              <w:rStyle w:val="Hyperlink"/>
-            </w:rPr>
-            <w:t xml:space="preserve">statistic</w:t>
-          </w:r>
-        </w:ins>
-      </w:hyperlink>
-      <w:ins w:id="96" w:author="PR Preview" w:date="2026-01-01T00:00:00Z">
-        <w:r>
-          <w:t xml:space="preserve"> </w:t>
-        </w:r>
-      </w:ins>
-      <w:ins w:id="97" w:author="PR Preview" w:date="2026-01-01T00:00:00Z">
-        <w:r>
-          <w:t xml:space="preserve">$T\mathopen{}\left(\mathord{\smash[b]{\underset{\raise.3ex\hbox{$\scriptstyle\sim$}}{X}}\vphantom{X}}\right)\mathclose{}$</w:t>
-        </w:r>
-      </w:ins>
-      <w:ins w:id="98" w:author="PR Preview" w:date="2026-01-01T00:00:00Z">
-        <w:r>
-          <w:t xml:space="preserve"> </w:t>
-        </w:r>
-      </w:ins>
-      <w:ins w:id="99" w:author="PR Preview" w:date="2026-01-01T00:00:00Z">
-        <w:r>
-          <w:t xml:space="preserve">is</w:t>
-        </w:r>
-      </w:ins>
-      <w:ins w:id="100" w:author="PR Preview" w:date="2026-01-01T00:00:00Z">
-        <w:r>
-          <w:t xml:space="preserve"> </w:t>
-        </w:r>
-      </w:ins>
-      <w:ins w:id="101" w:author="PR Preview" w:date="2026-01-01T00:00:00Z">
-        <w:r>
-          <w:rPr>
-            <w:b/>
-            <w:bCs/>
-          </w:rPr>
-          <w:t xml:space="preserve">sufficient</w:t>
-        </w:r>
-      </w:ins>
-      <w:ins w:id="102" w:author="PR Preview" w:date="2026-01-01T00:00:00Z">
-        <w:r>
-          <w:t xml:space="preserve"> </w:t>
-        </w:r>
-      </w:ins>
-      <w:ins w:id="103" w:author="PR Preview" w:date="2026-01-01T00:00:00Z">
-        <w:r>
-          <w:t xml:space="preserve">for</w:t>
-        </w:r>
-      </w:ins>
-      <w:ins w:id="104" w:author="PR Preview" w:date="2026-01-01T00:00:00Z">
-        <w:r>
-          <w:t xml:space="preserve"> </w:t>
-        </w:r>
-      </w:ins>
-      <m:oMath>
-        <m:r>
-          <m:t>θ</m:t>
-        </m:r>
-      </m:oMath>
-      <w:ins w:id="105" w:author="PR Preview" w:date="2026-01-01T00:00:00Z">
-        <w:r>
-          <w:t xml:space="preserve"> </w:t>
-        </w:r>
-      </w:ins>
-      <w:ins w:id="106" w:author="PR Preview" w:date="2026-01-01T00:00:00Z">
-        <w:r>
-          <w:t xml:space="preserve">if, for every sample</w:t>
-        </w:r>
-      </w:ins>
-      <w:ins w:id="107" w:author="PR Preview" w:date="2026-01-01T00:00:00Z">
-        <w:r>
-          <w:t xml:space="preserve"> </w:t>
-        </w:r>
-      </w:ins>
-      <w:ins w:id="108" w:author="PR Preview" w:date="2026-01-01T00:00:00Z">
-        <w:r>
-          <w:t xml:space="preserve">$\mathord{\smash[b]{\underset{\raise.3ex\hbox{$\scriptstyle\sim$}}{x}}\vphantom{x}}$</w:t>
-        </w:r>
-      </w:ins>
-      <w:ins w:id="109" w:author="PR Preview" w:date="2026-01-01T00:00:00Z">
-        <w:r>
-          <w:t xml:space="preserve"> </w:t>
-        </w:r>
-      </w:ins>
-      <w:ins w:id="110" w:author="PR Preview" w:date="2026-01-01T00:00:00Z">
-        <w:r>
-          <w:t xml:space="preserve">and every value</w:t>
-        </w:r>
-      </w:ins>
-      <w:ins w:id="111" w:author="PR Preview" w:date="2026-01-01T00:00:00Z">
-        <w:r>
-          <w:t xml:space="preserve"> </w:t>
-        </w:r>
-      </w:ins>
-      <m:oMath>
-        <m:r>
-          <m:t>t</m:t>
-        </m:r>
-      </m:oMath>
-      <w:ins w:id="112" w:author="PR Preview" w:date="2026-01-01T00:00:00Z">
-        <w:r>
-          <w:t xml:space="preserve">,</w:t>
-        </w:r>
-      </w:ins>
-      <w:ins w:id="113" w:author="PR Preview" w:date="2026-01-01T00:00:00Z">
-        <w:r>
-          <w:t xml:space="preserve"> </w:t>
-        </w:r>
-      </w:ins>
-      <w:ins w:id="114" w:author="PR Preview" w:date="2026-01-01T00:00:00Z">
-        <w:r>
-          <w:t xml:space="preserve">the conditional probability of the sample given the statistic</w:t>
-        </w:r>
-      </w:ins>
-      <w:ins w:id="115" w:author="PR Preview" w:date="2026-01-01T00:00:00Z">
-        <w:r>
-          <w:t xml:space="preserve"> </w:t>
-        </w:r>
-      </w:ins>
-      <w:ins w:id="116" w:author="PR Preview" w:date="2026-01-01T00:00:00Z">
-        <w:r>
-          <w:t xml:space="preserve">is the same for every value of</w:t>
-        </w:r>
-      </w:ins>
-      <w:ins w:id="117" w:author="PR Preview" w:date="2026-01-01T00:00:00Z">
-        <w:r>
-          <w:t xml:space="preserve"> </w:t>
-        </w:r>
-      </w:ins>
-      <m:oMath>
-        <m:r>
-          <m:t>θ</m:t>
-        </m:r>
-      </m:oMath>
-      <w:ins w:id="118" w:author="PR Preview" w:date="2026-01-01T00:00:00Z">
-        <w:r>
-          <w:t xml:space="preserve"> </w:t>
-        </w:r>
-      </w:ins>
-      <w:ins w:id="119" w:author="PR Preview" w:date="2026-01-01T00:00:00Z">
-        <w:r>
-          <w:t xml:space="preserve">at which the statistic takes the value</w:t>
-        </w:r>
-      </w:ins>
-      <w:ins w:id="120" w:author="PR Preview" w:date="2026-01-01T00:00:00Z">
-        <w:r>
-          <w:t xml:space="preserve"> </w:t>
-        </w:r>
-      </w:ins>
-      <m:oMath>
-        <m:r>
-          <m:t>t</m:t>
-        </m:r>
-      </m:oMath>
-      <w:ins w:id="121" w:author="PR Preview" w:date="2026-01-01T00:00:00Z">
-        <w:r>
-          <w:t xml:space="preserve"> </w:t>
-        </w:r>
-      </w:ins>
-      <w:ins w:id="122" w:author="PR Preview" w:date="2026-01-01T00:00:00Z">
-        <w:r>
-          <w:t xml:space="preserve">with positive probability:</w:t>
-        </w:r>
-      </w:ins>
+      <w:r>
+        <w:t xml:space="preserve"> </w:t>
+      </w:r>
+      <w:r>
+        <w:t xml:space="preserve">with positive probability:</w:t>
+      </w:r>
     </w:p>
     <w:p>
       <w:pPr>
@@ -3199,30 +2714,22 @@
       <w:pPr>
         <w:pStyle w:val="FirstParagraph"/>
       </w:pPr>
-      <w:del w:id="123" w:author="PR Preview" w:date="2026-01-01T00:00:00Z">
-        <w:r>
-          <w:rPr>
-            <w:b/>
-            <w:bCs/>
-          </w:rPr>
-          <w:delText xml:space="preserve">Theorem 3 (Rao–Blackwell theorem)</w:delText>
-        </w:r>
-      </w:del>
-      <w:del w:id="124" w:author="PR Preview" w:date="2026-01-01T00:00:00Z">
-        <w:r>
-          <w:delText xml:space="preserve"> </w:delText>
-        </w:r>
-      </w:del>
-      <w:del w:id="125" w:author="PR Preview" w:date="2026-01-01T00:00:00Z">
-        <w:r>
-          <w:delText xml:space="preserve">Let</w:delText>
-        </w:r>
-      </w:del>
-      <w:del w:id="126" w:author="PR Preview" w:date="2026-01-01T00:00:00Z">
-        <w:r>
-          <w:delText xml:space="preserve"> </w:delText>
-        </w:r>
-      </w:del>
+      <w:r>
+        <w:rPr>
+          <w:b/>
+          <w:bCs/>
+        </w:rPr>
+        <w:t xml:space="preserve">Theorem 3 (Rao–Blackwell theorem)</w:t>
+      </w:r>
+      <w:r>
+        <w:t xml:space="preserve"> </w:t>
+      </w:r>
+      <w:r>
+        <w:t xml:space="preserve">Let</w:t>
+      </w:r>
+      <w:r>
+        <w:t xml:space="preserve"> </w:t>
+      </w:r>
       <m:oMath>
         <m:acc>
           <m:accPr>
@@ -3235,181 +2742,121 @@
           </m:e>
         </m:acc>
       </m:oMath>
-      <w:del w:id="127" w:author="PR Preview" w:date="2026-01-01T00:00:00Z">
+      <w:r>
+        <w:t xml:space="preserve"> </w:t>
+      </w:r>
+      <w:r>
+        <w:t xml:space="preserve">be an</w:t>
+      </w:r>
+      <w:r>
+        <w:t xml:space="preserve"> </w:t>
+      </w:r>
+      <w:hyperlink r:id="rId28">
         <w:r>
-          <w:delText xml:space="preserve"> </w:delText>
+          <w:rPr>
+            <w:rStyle w:val="Hyperlink"/>
+          </w:rPr>
+          <w:t xml:space="preserve">unbiased</w:t>
         </w:r>
-      </w:del>
-      <w:del w:id="128" w:author="PR Preview" w:date="2026-01-01T00:00:00Z">
+      </w:hyperlink>
+      <w:r>
+        <w:t xml:space="preserve"> </w:t>
+      </w:r>
+      <w:r>
+        <w:t xml:space="preserve">estimator of</w:t>
+      </w:r>
+      <w:r>
+        <w:t xml:space="preserve"> </w:t>
+      </w:r>
+      <m:oMath>
+        <m:r>
+          <m:t>θ</m:t>
+        </m:r>
+      </m:oMath>
+      <w:r>
+        <w:t xml:space="preserve"> </w:t>
+      </w:r>
+      <w:r>
+        <w:t xml:space="preserve">with finite variance,</w:t>
+      </w:r>
+      <w:r>
+        <w:t xml:space="preserve"> </w:t>
+      </w:r>
+      <w:r>
+        <w:t xml:space="preserve">and let</w:t>
+      </w:r>
+      <w:r>
+        <w:t xml:space="preserve"> </w:t>
+      </w:r>
+      <w:r>
+        <w:t xml:space="preserve">$T\mathopen{}\left(\mathord{\smash[b]{\underset{\raise.3ex\hbox{$\scriptstyle\sim$}}{X}}\vphantom{X}}\right)\mathclose{}$</w:t>
+      </w:r>
+      <w:r>
+        <w:t xml:space="preserve"> </w:t>
+      </w:r>
+      <w:r>
+        <w:t xml:space="preserve">be a</w:t>
+      </w:r>
+      <w:r>
+        <w:t xml:space="preserve"> </w:t>
+      </w:r>
+      <w:hyperlink w:anchor="def-sufficient">
         <w:r>
-          <w:delText xml:space="preserve">be an</w:delText>
+          <w:rPr>
+            <w:rStyle w:val="Hyperlink"/>
+          </w:rPr>
+          <w:t xml:space="preserve">sufficient</w:t>
         </w:r>
-      </w:del>
-      <w:del w:id="129" w:author="PR Preview" w:date="2026-01-01T00:00:00Z">
+      </w:hyperlink>
+      <w:r>
+        <w:t xml:space="preserve"> </w:t>
+      </w:r>
+      <w:r>
+        <w:t xml:space="preserve">statistic for</w:t>
+      </w:r>
+      <w:r>
+        <w:t xml:space="preserve"> </w:t>
+      </w:r>
+      <m:oMath>
+        <m:r>
+          <m:t>θ</m:t>
+        </m:r>
+      </m:oMath>
+      <w:r>
+        <w:t xml:space="preserve">.</w:t>
+      </w:r>
+      <w:r>
+        <w:t xml:space="preserve"> </w:t>
+      </w:r>
+      <w:r>
+        <w:t xml:space="preserve">Then the</w:t>
+      </w:r>
+      <w:r>
+        <w:t xml:space="preserve"> </w:t>
+      </w:r>
+      <w:hyperlink w:anchor="def-rao-blackwellized">
         <w:r>
-          <w:delText xml:space="preserve"> </w:delText>
+          <w:rPr>
+            <w:rStyle w:val="Hyperlink"/>
+          </w:rPr>
+          <w:t xml:space="preserve">Rao–Blackwellized estimator</w:t>
         </w:r>
-      </w:del>
-      <w:hyperlink r:id="rId28">
-        <w:del w:id="130" w:author="PR Preview" w:date="2026-01-01T00:00:00Z">
-          <w:r>
-            <w:rPr>
-              <w:rStyle w:val="Hyperlink"/>
-            </w:rPr>
-            <w:delText xml:space="preserve">unbiased</w:delText>
-          </w:r>
-        </w:del>
       </w:hyperlink>
-      <w:del w:id="131" w:author="PR Preview" w:date="2026-01-01T00:00:00Z">
-        <w:r>
-          <w:delText xml:space="preserve"> </w:delText>
-        </w:r>
-      </w:del>
-      <w:del w:id="132" w:author="PR Preview" w:date="2026-01-01T00:00:00Z">
-        <w:r>
-          <w:delText xml:space="preserve">estimator of</w:delText>
-        </w:r>
-      </w:del>
-      <w:del w:id="133" w:author="PR Preview" w:date="2026-01-01T00:00:00Z">
-        <w:r>
-          <w:delText xml:space="preserve"> </w:delText>
-        </w:r>
-      </w:del>
-      <m:oMath>
-        <m:r>
-          <m:t>θ</m:t>
-        </m:r>
-      </m:oMath>
-      <w:del w:id="134" w:author="PR Preview" w:date="2026-01-01T00:00:00Z">
-        <w:r>
-          <w:delText xml:space="preserve"> </w:delText>
-        </w:r>
-      </w:del>
-      <w:del w:id="135" w:author="PR Preview" w:date="2026-01-01T00:00:00Z">
-        <w:r>
-          <w:delText xml:space="preserve">with finite variance,</w:delText>
-        </w:r>
-      </w:del>
-      <w:del w:id="136" w:author="PR Preview" w:date="2026-01-01T00:00:00Z">
-        <w:r>
-          <w:delText xml:space="preserve"> </w:delText>
-        </w:r>
-      </w:del>
-      <w:del w:id="137" w:author="PR Preview" w:date="2026-01-01T00:00:00Z">
-        <w:r>
-          <w:delText xml:space="preserve">and let</w:delText>
-        </w:r>
-      </w:del>
-      <w:del w:id="138" w:author="PR Preview" w:date="2026-01-01T00:00:00Z">
-        <w:r>
-          <w:delText xml:space="preserve"> </w:delText>
-        </w:r>
-      </w:del>
-      <w:del w:id="139" w:author="PR Preview" w:date="2026-01-01T00:00:00Z">
-        <w:r>
-          <w:delText xml:space="preserve">$T\mathopen{}\left(\mathord{\smash[b]{\underset{\raise.3ex\hbox{$\scriptstyle\sim$}}{X}}\vphantom{X}}\right)\mathclose{}$</w:delText>
-        </w:r>
-      </w:del>
-      <w:del w:id="140" w:author="PR Preview" w:date="2026-01-01T00:00:00Z">
-        <w:r>
-          <w:delText xml:space="preserve"> </w:delText>
-        </w:r>
-      </w:del>
-      <w:del w:id="141" w:author="PR Preview" w:date="2026-01-01T00:00:00Z">
-        <w:r>
-          <w:delText xml:space="preserve">be a</w:delText>
-        </w:r>
-      </w:del>
-      <w:del w:id="142" w:author="PR Preview" w:date="2026-01-01T00:00:00Z">
-        <w:r>
-          <w:delText xml:space="preserve"> </w:delText>
-        </w:r>
-      </w:del>
-      <w:hyperlink w:anchor="def-sufficient">
-        <w:del w:id="143" w:author="PR Preview" w:date="2026-01-01T00:00:00Z">
-          <w:r>
-            <w:rPr>
-              <w:rStyle w:val="Hyperlink"/>
-            </w:rPr>
-            <w:delText xml:space="preserve">sufficient</w:delText>
-          </w:r>
-        </w:del>
-      </w:hyperlink>
-      <w:del w:id="144" w:author="PR Preview" w:date="2026-01-01T00:00:00Z">
-        <w:r>
-          <w:delText xml:space="preserve"> </w:delText>
-        </w:r>
-      </w:del>
-      <w:del w:id="145" w:author="PR Preview" w:date="2026-01-01T00:00:00Z">
-        <w:r>
-          <w:delText xml:space="preserve">statistic for</w:delText>
-        </w:r>
-      </w:del>
-      <w:del w:id="146" w:author="PR Preview" w:date="2026-01-01T00:00:00Z">
-        <w:r>
-          <w:delText xml:space="preserve"> </w:delText>
-        </w:r>
-      </w:del>
-      <m:oMath>
-        <m:r>
-          <m:t>θ</m:t>
-        </m:r>
-      </m:oMath>
-      <w:del w:id="147" w:author="PR Preview" w:date="2026-01-01T00:00:00Z">
-        <w:r>
-          <w:delText xml:space="preserve">.</w:delText>
-        </w:r>
-      </w:del>
-      <w:del w:id="148" w:author="PR Preview" w:date="2026-01-01T00:00:00Z">
-        <w:r>
-          <w:delText xml:space="preserve"> </w:delText>
-        </w:r>
-      </w:del>
-      <w:del w:id="149" w:author="PR Preview" w:date="2026-01-01T00:00:00Z">
-        <w:r>
-          <w:delText xml:space="preserve">Then the</w:delText>
-        </w:r>
-      </w:del>
-      <w:del w:id="150" w:author="PR Preview" w:date="2026-01-01T00:00:00Z">
-        <w:r>
-          <w:delText xml:space="preserve"> </w:delText>
-        </w:r>
-      </w:del>
-      <w:hyperlink w:anchor="def-rao-blackwellized">
-        <w:del w:id="151" w:author="PR Preview" w:date="2026-01-01T00:00:00Z">
-          <w:r>
-            <w:rPr>
-              <w:rStyle w:val="Hyperlink"/>
-            </w:rPr>
-            <w:delText xml:space="preserve">Rao–Blackwellized estimator</w:delText>
-          </w:r>
-        </w:del>
-      </w:hyperlink>
-      <w:del w:id="152" w:author="PR Preview" w:date="2026-01-01T00:00:00Z">
-        <w:r>
-          <w:delText xml:space="preserve"> </w:delText>
-        </w:r>
-      </w:del>
-      <w:del w:id="153" w:author="PR Preview" w:date="2026-01-01T00:00:00Z">
-        <w:r>
-          <w:delText xml:space="preserve">is unbiased</w:delText>
-        </w:r>
-      </w:del>
-      <w:del w:id="154" w:author="PR Preview" w:date="2026-01-01T00:00:00Z">
-        <w:r>
-          <w:delText xml:space="preserve"> </w:delText>
-        </w:r>
-      </w:del>
-      <w:del w:id="155" w:author="PR Preview" w:date="2026-01-01T00:00:00Z">
-        <w:r>
-          <w:delText xml:space="preserve">and has variance no larger than that of</w:delText>
-        </w:r>
-      </w:del>
-      <w:del w:id="156" w:author="PR Preview" w:date="2026-01-01T00:00:00Z">
-        <w:r>
-          <w:delText xml:space="preserve"> </w:delText>
-        </w:r>
-      </w:del>
+      <w:r>
+        <w:t xml:space="preserve"> </w:t>
+      </w:r>
+      <w:r>
+        <w:t xml:space="preserve">is unbiased</w:t>
+      </w:r>
+      <w:r>
+        <w:t xml:space="preserve"> </w:t>
+      </w:r>
+      <w:r>
+        <w:t xml:space="preserve">and has variance no larger than that of</w:t>
+      </w:r>
+      <w:r>
+        <w:t xml:space="preserve"> </w:t>
+      </w:r>
       <m:oMath>
         <m:acc>
           <m:accPr>
@@ -3422,284 +2869,20 @@
           </m:e>
         </m:acc>
       </m:oMath>
-      <w:del w:id="157" w:author="PR Preview" w:date="2026-01-01T00:00:00Z">
-        <w:r>
-          <w:delText xml:space="preserve">, for every</w:delText>
-        </w:r>
-      </w:del>
-      <w:del w:id="158" w:author="PR Preview" w:date="2026-01-01T00:00:00Z">
-        <w:r>
-          <w:delText xml:space="preserve"> </w:delText>
-        </w:r>
-      </w:del>
+      <w:r>
+        <w:t xml:space="preserve">, for every</w:t>
+      </w:r>
+      <w:r>
+        <w:t xml:space="preserve"> </w:t>
+      </w:r>
       <m:oMath>
         <m:r>
           <m:t>θ</m:t>
         </m:r>
       </m:oMath>
-      <w:del w:id="159" w:author="PR Preview" w:date="2026-01-01T00:00:00Z">
-        <w:r>
-          <w:delText xml:space="preserve"> </w:delText>
-        </w:r>
-      </w:del>
-      <w:del w:id="160" w:author="PR Preview" w:date="2026-01-01T00:00:00Z">
-        <w:r>
-          <w:delText xml:space="preserve">[6]</w:delText>
-        </w:r>
-      </w:del>
-      <w:del w:id="161" w:author="PR Preview" w:date="2026-01-01T00:00:00Z">
-        <w:r>
-          <w:delText xml:space="preserve">:</w:delText>
-        </w:r>
-      </w:del>
-    </w:p>
-    <w:p>
-      <w:pPr>
-        <w:pStyle w:val="FirstParagraph"/>
-      </w:pPr>
-      <w:ins w:id="162" w:author="PR Preview" w:date="2026-01-01T00:00:00Z">
-        <w:r>
-          <w:rPr>
-            <w:b/>
-            <w:bCs/>
-          </w:rPr>
-          <w:t xml:space="preserve">Theorem 3 (Rao–Blackwell theorem)</w:t>
-        </w:r>
-      </w:ins>
-      <w:ins w:id="163" w:author="PR Preview" w:date="2026-01-01T00:00:00Z">
-        <w:r>
-          <w:t xml:space="preserve"> </w:t>
-        </w:r>
-      </w:ins>
-      <w:ins w:id="164" w:author="PR Preview" w:date="2026-01-01T00:00:00Z">
-        <w:r>
-          <w:t xml:space="preserve">Let</w:t>
-        </w:r>
-      </w:ins>
-      <w:ins w:id="165" w:author="PR Preview" w:date="2026-01-01T00:00:00Z">
-        <w:r>
-          <w:t xml:space="preserve"> </w:t>
-        </w:r>
-      </w:ins>
-      <m:oMath>
-        <m:acc>
-          <m:accPr>
-            <m:chr m:val="̂"/>
-          </m:accPr>
-          <m:e>
-            <m:r>
-              <m:t>θ</m:t>
-            </m:r>
-          </m:e>
-        </m:acc>
-      </m:oMath>
-      <w:ins w:id="166" w:author="PR Preview" w:date="2026-01-01T00:00:00Z">
-        <w:r>
-          <w:t xml:space="preserve"> </w:t>
-        </w:r>
-      </w:ins>
-      <w:ins w:id="167" w:author="PR Preview" w:date="2026-01-01T00:00:00Z">
-        <w:r>
-          <w:t xml:space="preserve">be an</w:t>
-        </w:r>
-      </w:ins>
-      <w:ins w:id="168" w:author="PR Preview" w:date="2026-01-01T00:00:00Z">
-        <w:r>
-          <w:t xml:space="preserve"> </w:t>
-        </w:r>
-      </w:ins>
-      <w:hyperlink r:id="rId28">
-        <w:ins w:id="169" w:author="PR Preview" w:date="2026-01-01T00:00:00Z">
-          <w:r>
-            <w:rPr>
-              <w:rStyle w:val="Hyperlink"/>
-            </w:rPr>
-            <w:t xml:space="preserve">unbiased</w:t>
-          </w:r>
-        </w:ins>
-      </w:hyperlink>
-      <w:ins w:id="170" w:author="PR Preview" w:date="2026-01-01T00:00:00Z">
-        <w:r>
-          <w:t xml:space="preserve"> </w:t>
-        </w:r>
-      </w:ins>
-      <w:ins w:id="171" w:author="PR Preview" w:date="2026-01-01T00:00:00Z">
-        <w:r>
-          <w:t xml:space="preserve">estimator of</w:t>
-        </w:r>
-      </w:ins>
-      <w:ins w:id="172" w:author="PR Preview" w:date="2026-01-01T00:00:00Z">
-        <w:r>
-          <w:t xml:space="preserve"> </w:t>
-        </w:r>
-      </w:ins>
-      <m:oMath>
-        <m:r>
-          <m:t>θ</m:t>
-        </m:r>
-      </m:oMath>
-      <w:ins w:id="173" w:author="PR Preview" w:date="2026-01-01T00:00:00Z">
-        <w:r>
-          <w:t xml:space="preserve"> </w:t>
-        </w:r>
-      </w:ins>
-      <w:ins w:id="174" w:author="PR Preview" w:date="2026-01-01T00:00:00Z">
-        <w:r>
-          <w:t xml:space="preserve">with finite variance,</w:t>
-        </w:r>
-      </w:ins>
-      <w:ins w:id="175" w:author="PR Preview" w:date="2026-01-01T00:00:00Z">
-        <w:r>
-          <w:t xml:space="preserve"> </w:t>
-        </w:r>
-      </w:ins>
-      <w:ins w:id="176" w:author="PR Preview" w:date="2026-01-01T00:00:00Z">
-        <w:r>
-          <w:t xml:space="preserve">and let</w:t>
-        </w:r>
-      </w:ins>
-      <w:ins w:id="177" w:author="PR Preview" w:date="2026-01-01T00:00:00Z">
-        <w:r>
-          <w:t xml:space="preserve"> </w:t>
-        </w:r>
-      </w:ins>
-      <w:ins w:id="178" w:author="PR Preview" w:date="2026-01-01T00:00:00Z">
-        <w:r>
-          <w:t xml:space="preserve">$T\mathopen{}\left(\mathord{\smash[b]{\underset{\raise.3ex\hbox{$\scriptstyle\sim$}}{X}}\vphantom{X}}\right)\mathclose{}$</w:t>
-        </w:r>
-      </w:ins>
-      <w:ins w:id="179" w:author="PR Preview" w:date="2026-01-01T00:00:00Z">
-        <w:r>
-          <w:t xml:space="preserve"> </w:t>
-        </w:r>
-      </w:ins>
-      <w:ins w:id="180" w:author="PR Preview" w:date="2026-01-01T00:00:00Z">
-        <w:r>
-          <w:t xml:space="preserve">be a</w:t>
-        </w:r>
-      </w:ins>
-      <w:ins w:id="181" w:author="PR Preview" w:date="2026-01-01T00:00:00Z">
-        <w:r>
-          <w:t xml:space="preserve"> </w:t>
-        </w:r>
-      </w:ins>
-      <w:hyperlink w:anchor="def-sufficient">
-        <w:ins w:id="182" w:author="PR Preview" w:date="2026-01-01T00:00:00Z">
-          <w:r>
-            <w:rPr>
-              <w:rStyle w:val="Hyperlink"/>
-            </w:rPr>
-            <w:t xml:space="preserve">sufficient</w:t>
-          </w:r>
-        </w:ins>
-      </w:hyperlink>
-      <w:ins w:id="183" w:author="PR Preview" w:date="2026-01-01T00:00:00Z">
-        <w:r>
-          <w:t xml:space="preserve"> </w:t>
-        </w:r>
-      </w:ins>
-      <w:ins w:id="184" w:author="PR Preview" w:date="2026-01-01T00:00:00Z">
-        <w:r>
-          <w:t xml:space="preserve">statistic for</w:t>
-        </w:r>
-      </w:ins>
-      <w:ins w:id="185" w:author="PR Preview" w:date="2026-01-01T00:00:00Z">
-        <w:r>
-          <w:t xml:space="preserve"> </w:t>
-        </w:r>
-      </w:ins>
-      <m:oMath>
-        <m:r>
-          <m:t>θ</m:t>
-        </m:r>
-      </m:oMath>
-      <w:ins w:id="186" w:author="PR Preview" w:date="2026-01-01T00:00:00Z">
-        <w:r>
-          <w:t xml:space="preserve">.</w:t>
-        </w:r>
-      </w:ins>
-      <w:ins w:id="187" w:author="PR Preview" w:date="2026-01-01T00:00:00Z">
-        <w:r>
-          <w:t xml:space="preserve"> </w:t>
-        </w:r>
-      </w:ins>
-      <w:ins w:id="188" w:author="PR Preview" w:date="2026-01-01T00:00:00Z">
-        <w:r>
-          <w:t xml:space="preserve">Then the</w:t>
-        </w:r>
-      </w:ins>
-      <w:ins w:id="189" w:author="PR Preview" w:date="2026-01-01T00:00:00Z">
-        <w:r>
-          <w:t xml:space="preserve"> </w:t>
-        </w:r>
-      </w:ins>
-      <w:hyperlink w:anchor="def-rao-blackwellized">
-        <w:ins w:id="190" w:author="PR Preview" w:date="2026-01-01T00:00:00Z">
-          <w:r>
-            <w:rPr>
-              <w:rStyle w:val="Hyperlink"/>
-            </w:rPr>
-            <w:t xml:space="preserve">Rao–Blackwellized estimator</w:t>
-          </w:r>
-        </w:ins>
-      </w:hyperlink>
-      <w:ins w:id="191" w:author="PR Preview" w:date="2026-01-01T00:00:00Z">
-        <w:r>
-          <w:t xml:space="preserve"> </w:t>
-        </w:r>
-      </w:ins>
-      <w:ins w:id="192" w:author="PR Preview" w:date="2026-01-01T00:00:00Z">
-        <w:r>
-          <w:t xml:space="preserve">is unbiased</w:t>
-        </w:r>
-      </w:ins>
-      <w:ins w:id="193" w:author="PR Preview" w:date="2026-01-01T00:00:00Z">
-        <w:r>
-          <w:t xml:space="preserve"> </w:t>
-        </w:r>
-      </w:ins>
-      <w:ins w:id="194" w:author="PR Preview" w:date="2026-01-01T00:00:00Z">
-        <w:r>
-          <w:t xml:space="preserve">and has variance no larger than that of</w:t>
-        </w:r>
-      </w:ins>
-      <w:ins w:id="195" w:author="PR Preview" w:date="2026-01-01T00:00:00Z">
-        <w:r>
-          <w:t xml:space="preserve"> </w:t>
-        </w:r>
-      </w:ins>
-      <m:oMath>
-        <m:acc>
-          <m:accPr>
-            <m:chr m:val="̂"/>
-          </m:accPr>
-          <m:e>
-            <m:r>
-              <m:t>θ</m:t>
-            </m:r>
-          </m:e>
-        </m:acc>
-      </m:oMath>
-      <w:ins w:id="196" w:author="PR Preview" w:date="2026-01-01T00:00:00Z">
-        <w:r>
-          <w:t xml:space="preserve">, for every</w:t>
-        </w:r>
-      </w:ins>
-      <w:ins w:id="197" w:author="PR Preview" w:date="2026-01-01T00:00:00Z">
-        <w:r>
-          <w:t xml:space="preserve"> </w:t>
-        </w:r>
-      </w:ins>
-      <m:oMath>
-        <m:r>
-          <m:t>θ</m:t>
-        </m:r>
-      </m:oMath>
-      <w:ins w:id="198" w:author="PR Preview" w:date="2026-01-01T00:00:00Z">
-        <w:r>
-          <w:t xml:space="preserve">:</w:t>
-        </w:r>
-      </w:ins>
+      <w:r>
+        <w:t xml:space="preserve">:</w:t>
+      </w:r>
     </w:p>
     <w:p>
       <w:pPr>
@@ -3717,51 +2900,18 @@
       <w:pPr>
         <w:pStyle w:val="FirstParagraph"/>
       </w:pPr>
-      <w:del w:id="199" w:author="PR Preview" w:date="2026-01-01T00:00:00Z">
-        <w:r>
-          <w:delText xml:space="preserve">Source:</w:delText>
-        </w:r>
-      </w:del>
-      <w:del w:id="200" w:author="PR Preview" w:date="2026-01-01T00:00:00Z">
-        <w:r>
-          <w:delText xml:space="preserve"> </w:delText>
-        </w:r>
-      </w:del>
-      <w:del w:id="201" w:author="PR Preview" w:date="2026-01-01T00:00:00Z">
-        <w:r>
-          <w:delText xml:space="preserve">[7], [8], [4], Thm. 7.3.17, p. 342, [6]</w:delText>
-        </w:r>
-      </w:del>
-      <w:del w:id="202" w:author="PR Preview" w:date="2026-01-01T00:00:00Z">
-        <w:r>
-          <w:delText xml:space="preserve">.</w:delText>
-        </w:r>
-      </w:del>
-    </w:p>
-    <w:p>
-      <w:pPr>
-        <w:pStyle w:val="FirstParagraph"/>
-      </w:pPr>
-      <w:ins w:id="203" w:author="PR Preview" w:date="2026-01-01T00:00:00Z">
-        <w:r>
-          <w:t xml:space="preserve">Source:</w:t>
-        </w:r>
-      </w:ins>
-      <w:ins w:id="204" w:author="PR Preview" w:date="2026-01-01T00:00:00Z">
-        <w:r>
-          <w:t xml:space="preserve"> </w:t>
-        </w:r>
-      </w:ins>
-      <w:ins w:id="205" w:author="PR Preview" w:date="2026-01-01T00:00:00Z">
-        <w:r>
-          <w:t xml:space="preserve">[6], [7], [4], Thm. 7.3.17, p. 342, [8]</w:t>
-        </w:r>
-      </w:ins>
-      <w:ins w:id="206" w:author="PR Preview" w:date="2026-01-01T00:00:00Z">
-        <w:r>
-          <w:t xml:space="preserve">.</w:t>
-        </w:r>
-      </w:ins>
+      <w:r>
+        <w:t xml:space="preserve">Source:</w:t>
+      </w:r>
+      <w:r>
+        <w:t xml:space="preserve"> </w:t>
+      </w:r>
+      <w:r>
+        <w:t xml:space="preserve">[6], [7], [4], Thm. 7.3.17, p. 342, [8]</w:t>
+      </w:r>
+      <w:r>
+        <w:t xml:space="preserve">.</w:t>
+      </w:r>
     </w:p>
     <w:bookmarkEnd w:id="32"/>
     <w:p>
@@ -9688,268 +8838,37 @@
       <w:pPr>
         <w:pStyle w:val="Bibliography"/>
       </w:pPr>
-      <w:del w:id="207" w:author="PR Preview" w:date="2026-01-01T00:00:00Z">
-        <w:r>
-          <w:delText xml:space="preserve">[6]</w:delText>
-        </w:r>
-      </w:del>
-      <w:del w:id="208" w:author="PR Preview" w:date="2026-01-01T00:00:00Z">
-        <w:r>
-          <w:delText xml:space="preserve"> </w:delText>
-        </w:r>
-      </w:del>
-      <w:del w:id="209" w:author="PR Preview" w:date="2026-01-01T00:00:00Z">
-        <w:r>
-          <w:delText xml:space="preserve">	</w:delText>
-        </w:r>
-      </w:del>
-      <w:del w:id="210" w:author="PR Preview" w:date="2026-01-01T00:00:00Z">
-        <w:r>
-          <w:delText xml:space="preserve">Wikipedia contributors,</w:delText>
-        </w:r>
-      </w:del>
-      <w:del w:id="211" w:author="PR Preview" w:date="2026-01-01T00:00:00Z">
-        <w:r>
-          <w:delText xml:space="preserve"> </w:delText>
-        </w:r>
-      </w:del>
-      <w:del w:id="212" w:author="PR Preview" w:date="2026-01-01T00:00:00Z">
-        <w:r>
-          <w:delText xml:space="preserve">“Rao–blackwell theorem —</w:delText>
-        </w:r>
-      </w:del>
-      <w:del w:id="213" w:author="PR Preview" w:date="2026-01-01T00:00:00Z">
-        <w:r>
-          <w:delText xml:space="preserve"> </w:delText>
-        </w:r>
-      </w:del>
-      <w:del w:id="214" w:author="PR Preview" w:date="2026-01-01T00:00:00Z">
-        <w:r>
-          <w:delText xml:space="preserve">Wikipedia</w:delText>
-        </w:r>
-      </w:del>
-      <w:del w:id="215" w:author="PR Preview" w:date="2026-01-01T00:00:00Z">
-        <w:r>
-          <w:delText xml:space="preserve">,</w:delText>
-        </w:r>
-      </w:del>
-      <w:del w:id="216" w:author="PR Preview" w:date="2026-01-01T00:00:00Z">
-        <w:r>
-          <w:delText xml:space="preserve"> </w:delText>
-        </w:r>
-      </w:del>
-      <w:del w:id="217" w:author="PR Preview" w:date="2026-01-01T00:00:00Z">
-        <w:r>
-          <w:delText xml:space="preserve">the free encyclopedia.”</w:delText>
-        </w:r>
-      </w:del>
-      <w:del w:id="218" w:author="PR Preview" w:date="2026-01-01T00:00:00Z">
-        <w:r>
-          <w:delText xml:space="preserve"> </w:delText>
-        </w:r>
-      </w:del>
-      <w:del w:id="219" w:author="PR Preview" w:date="2026-01-01T00:00:00Z">
-        <w:r>
-          <w:delText xml:space="preserve">2026. Available:</w:delText>
-        </w:r>
-      </w:del>
-      <w:del w:id="220" w:author="PR Preview" w:date="2026-01-01T00:00:00Z">
-        <w:r>
-          <w:delText xml:space="preserve"> </w:delText>
-        </w:r>
-      </w:del>
-      <w:hyperlink r:id="rId63">
-        <w:del w:id="221" w:author="PR Preview" w:date="2026-01-01T00:00:00Z">
-          <w:r>
-            <w:rPr>
-              <w:rStyle w:val="Hyperlink"/>
-            </w:rPr>
-            <w:delText xml:space="preserve">https://en.wikipedia.org/wiki/Rao%E2%80%93Blackwell_theorem</w:delText>
-          </w:r>
-        </w:del>
-      </w:hyperlink>
-    </w:p>
-    <w:p>
-      <w:pPr>
-        <w:pStyle w:val="Bibliography"/>
-      </w:pPr>
-      <w:del w:id="222" w:author="PR Preview" w:date="2026-01-01T00:00:00Z">
-        <w:r>
-          <w:delText xml:space="preserve">[7]</w:delText>
-        </w:r>
-      </w:del>
-      <w:del w:id="223" w:author="PR Preview" w:date="2026-01-01T00:00:00Z">
-        <w:r>
-          <w:delText xml:space="preserve"> </w:delText>
-        </w:r>
-      </w:del>
-      <w:del w:id="224" w:author="PR Preview" w:date="2026-01-01T00:00:00Z">
-        <w:r>
-          <w:delText xml:space="preserve">	</w:delText>
-        </w:r>
-      </w:del>
-      <w:del w:id="225" w:author="PR Preview" w:date="2026-01-01T00:00:00Z">
-        <w:r>
-          <w:delText xml:space="preserve">C. R. Rao,</w:delText>
-        </w:r>
-      </w:del>
-      <w:del w:id="226" w:author="PR Preview" w:date="2026-01-01T00:00:00Z">
-        <w:r>
-          <w:delText xml:space="preserve"> </w:delText>
-        </w:r>
-      </w:del>
-      <w:del w:id="227" w:author="PR Preview" w:date="2026-01-01T00:00:00Z">
-        <w:r>
-          <w:delText xml:space="preserve">“Information and the accuracy attainable in the estimation of statistical parameters,”</w:delText>
-        </w:r>
-      </w:del>
-      <w:del w:id="228" w:author="PR Preview" w:date="2026-01-01T00:00:00Z">
-        <w:r>
-          <w:delText xml:space="preserve"> </w:delText>
-        </w:r>
-      </w:del>
-      <w:del w:id="229" w:author="PR Preview" w:date="2026-01-01T00:00:00Z">
-        <w:r>
-          <w:rPr>
-            <w:i/>
-            <w:iCs/>
-          </w:rPr>
-          <w:delText xml:space="preserve">Bulletin of the Calcutta Mathematical Society</w:delText>
-        </w:r>
-      </w:del>
-      <w:del w:id="230" w:author="PR Preview" w:date="2026-01-01T00:00:00Z">
-        <w:r>
-          <w:delText xml:space="preserve">, vol. 37, pp. 81–91, 1945.</w:delText>
-        </w:r>
-      </w:del>
-    </w:p>
-    <w:p>
-      <w:pPr>
-        <w:pStyle w:val="Bibliography"/>
-      </w:pPr>
-      <w:del w:id="231" w:author="PR Preview" w:date="2026-01-01T00:00:00Z">
-        <w:r>
-          <w:delText xml:space="preserve">[8]</w:delText>
-        </w:r>
-      </w:del>
-      <w:del w:id="232" w:author="PR Preview" w:date="2026-01-01T00:00:00Z">
-        <w:r>
-          <w:delText xml:space="preserve"> </w:delText>
-        </w:r>
-      </w:del>
-      <w:del w:id="233" w:author="PR Preview" w:date="2026-01-01T00:00:00Z">
-        <w:r>
-          <w:delText xml:space="preserve">	</w:delText>
-        </w:r>
-      </w:del>
-      <w:del w:id="234" w:author="PR Preview" w:date="2026-01-01T00:00:00Z">
-        <w:r>
-          <w:delText xml:space="preserve">D. Blackwell,</w:delText>
-        </w:r>
-      </w:del>
-      <w:del w:id="235" w:author="PR Preview" w:date="2026-01-01T00:00:00Z">
-        <w:r>
-          <w:delText xml:space="preserve"> </w:delText>
-        </w:r>
-      </w:del>
-      <w:del w:id="236" w:author="PR Preview" w:date="2026-01-01T00:00:00Z">
-        <w:r>
-          <w:delText xml:space="preserve">“Conditional expectation and unbiased sequential estimation,”</w:delText>
-        </w:r>
-      </w:del>
-      <w:del w:id="237" w:author="PR Preview" w:date="2026-01-01T00:00:00Z">
-        <w:r>
-          <w:delText xml:space="preserve"> </w:delText>
-        </w:r>
-      </w:del>
-      <w:del w:id="238" w:author="PR Preview" w:date="2026-01-01T00:00:00Z">
-        <w:r>
-          <w:rPr>
-            <w:i/>
-            <w:iCs/>
-          </w:rPr>
-          <w:delText xml:space="preserve">The Annals of Mathematical Statistics</w:delText>
-        </w:r>
-      </w:del>
-      <w:del w:id="239" w:author="PR Preview" w:date="2026-01-01T00:00:00Z">
-        <w:r>
-          <w:delText xml:space="preserve">, vol. 18, no. 1, pp. 105–110, 1947, doi:</w:delText>
-        </w:r>
-      </w:del>
-      <w:del w:id="240" w:author="PR Preview" w:date="2026-01-01T00:00:00Z">
-        <w:r>
-          <w:delText xml:space="preserve"> </w:delText>
-        </w:r>
-      </w:del>
-      <w:hyperlink r:id="rId61">
-        <w:del w:id="241" w:author="PR Preview" w:date="2026-01-01T00:00:00Z">
-          <w:r>
-            <w:rPr>
-              <w:rStyle w:val="Hyperlink"/>
-            </w:rPr>
-            <w:delText xml:space="preserve">10.1214/aoms/1177730497</w:delText>
-          </w:r>
-        </w:del>
-      </w:hyperlink>
-      <w:del w:id="242" w:author="PR Preview" w:date="2026-01-01T00:00:00Z">
-        <w:r>
-          <w:delText xml:space="preserve">.</w:delText>
-        </w:r>
-      </w:del>
-    </w:p>
-    <w:p>
-      <w:pPr>
-        <w:pStyle w:val="Bibliography"/>
-      </w:pPr>
-      <w:ins w:id="243" w:author="PR Preview" w:date="2026-01-01T00:00:00Z">
-        <w:r>
-          <w:t xml:space="preserve">[6]</w:t>
-        </w:r>
-      </w:ins>
-      <w:ins w:id="244" w:author="PR Preview" w:date="2026-01-01T00:00:00Z">
-        <w:r>
-          <w:t xml:space="preserve"> </w:t>
-        </w:r>
-      </w:ins>
-      <w:ins w:id="245" w:author="PR Preview" w:date="2026-01-01T00:00:00Z">
-        <w:r>
-          <w:t xml:space="preserve">	</w:t>
-        </w:r>
-      </w:ins>
-      <w:ins w:id="246" w:author="PR Preview" w:date="2026-01-01T00:00:00Z">
-        <w:r>
-          <w:t xml:space="preserve">C. R. Rao,</w:t>
-        </w:r>
-      </w:ins>
-      <w:ins w:id="247" w:author="PR Preview" w:date="2026-01-01T00:00:00Z">
-        <w:r>
-          <w:t xml:space="preserve"> </w:t>
-        </w:r>
-      </w:ins>
-      <w:ins w:id="248" w:author="PR Preview" w:date="2026-01-01T00:00:00Z">
-        <w:r>
-          <w:t xml:space="preserve">“Information and the accuracy attainable in the estimation of statistical parameters,”</w:t>
-        </w:r>
-      </w:ins>
-      <w:ins w:id="249" w:author="PR Preview" w:date="2026-01-01T00:00:00Z">
-        <w:r>
-          <w:t xml:space="preserve"> </w:t>
-        </w:r>
-      </w:ins>
-      <w:ins w:id="250" w:author="PR Preview" w:date="2026-01-01T00:00:00Z">
-        <w:r>
-          <w:rPr>
-            <w:i/>
-            <w:iCs/>
-          </w:rPr>
-          <w:t xml:space="preserve">Bulletin of the Calcutta Mathematical Society</w:t>
-        </w:r>
-      </w:ins>
-      <w:ins w:id="251" w:author="PR Preview" w:date="2026-01-01T00:00:00Z">
-        <w:r>
-          <w:t xml:space="preserve">, vol. 37, pp. 81–91, 1945.</w:t>
-        </w:r>
-      </w:ins>
+      <w:r>
+        <w:t xml:space="preserve">[6]</w:t>
+      </w:r>
+      <w:r>
+        <w:t xml:space="preserve"> </w:t>
+      </w:r>
+      <w:r>
+        <w:t xml:space="preserve">	</w:t>
+      </w:r>
+      <w:r>
+        <w:t xml:space="preserve">C. R. Rao,</w:t>
+      </w:r>
+      <w:r>
+        <w:t xml:space="preserve"> </w:t>
+      </w:r>
+      <w:r>
+        <w:t xml:space="preserve">“Information and the accuracy attainable in the estimation of statistical parameters,”</w:t>
+      </w:r>
+      <w:r>
+        <w:t xml:space="preserve"> </w:t>
+      </w:r>
+      <w:r>
+        <w:rPr>
+          <w:i/>
+          <w:iCs/>
+        </w:rPr>
+        <w:t xml:space="preserve">Bulletin of the Calcutta Mathematical Society</w:t>
+      </w:r>
+      <w:r>
+        <w:t xml:space="preserve">, vol. 37, pp. 81–91, 1945.</w:t>
+      </w:r>
     </w:p>
     <w:bookmarkEnd w:id="60"/>
     <w:bookmarkStart w:id="62" w:name="ref-blackwell1947conditional"/>
@@ -9957,75 +8876,51 @@
       <w:pPr>
         <w:pStyle w:val="Bibliography"/>
       </w:pPr>
-      <w:ins w:id="252" w:author="PR Preview" w:date="2026-01-01T00:00:00Z">
-        <w:r>
-          <w:t xml:space="preserve">[7]</w:t>
-        </w:r>
-      </w:ins>
-      <w:ins w:id="253" w:author="PR Preview" w:date="2026-01-01T00:00:00Z">
-        <w:r>
-          <w:t xml:space="preserve"> </w:t>
-        </w:r>
-      </w:ins>
-      <w:ins w:id="254" w:author="PR Preview" w:date="2026-01-01T00:00:00Z">
-        <w:r>
-          <w:t xml:space="preserve">	</w:t>
-        </w:r>
-      </w:ins>
-      <w:ins w:id="255" w:author="PR Preview" w:date="2026-01-01T00:00:00Z">
-        <w:r>
-          <w:t xml:space="preserve">D. Blackwell,</w:t>
-        </w:r>
-      </w:ins>
-      <w:ins w:id="256" w:author="PR Preview" w:date="2026-01-01T00:00:00Z">
-        <w:r>
-          <w:t xml:space="preserve"> </w:t>
-        </w:r>
-      </w:ins>
-      <w:ins w:id="257" w:author="PR Preview" w:date="2026-01-01T00:00:00Z">
-        <w:r>
-          <w:t xml:space="preserve">“Conditional expectation and unbiased sequential estimation,”</w:t>
-        </w:r>
-      </w:ins>
-      <w:ins w:id="258" w:author="PR Preview" w:date="2026-01-01T00:00:00Z">
-        <w:r>
-          <w:t xml:space="preserve"> </w:t>
-        </w:r>
-      </w:ins>
-      <w:ins w:id="259" w:author="PR Preview" w:date="2026-01-01T00:00:00Z">
+      <w:r>
+        <w:t xml:space="preserve">[7]</w:t>
+      </w:r>
+      <w:r>
+        <w:t xml:space="preserve"> </w:t>
+      </w:r>
+      <w:r>
+        <w:t xml:space="preserve">	</w:t>
+      </w:r>
+      <w:r>
+        <w:t xml:space="preserve">D. Blackwell,</w:t>
+      </w:r>
+      <w:r>
+        <w:t xml:space="preserve"> </w:t>
+      </w:r>
+      <w:r>
+        <w:t xml:space="preserve">“Conditional expectation and unbiased sequential estimation,”</w:t>
+      </w:r>
+      <w:r>
+        <w:t xml:space="preserve"> </w:t>
+      </w:r>
+      <w:r>
+        <w:rPr>
+          <w:i/>
+          <w:iCs/>
+        </w:rPr>
+        <w:t xml:space="preserve">The Annals of Mathematical Statistics</w:t>
+      </w:r>
+      <w:r>
+        <w:t xml:space="preserve">, vol. 18, no. 1, pp. 105–110, 1947, doi:</w:t>
+      </w:r>
+      <w:r>
+        <w:t xml:space="preserve"> </w:t>
+      </w:r>
+      <w:hyperlink r:id="rId61">
         <w:r>
           <w:rPr>
-            <w:i/>
-            <w:iCs/>
+            <w:rStyle w:val="Hyperlink"/>
           </w:rPr>
-          <w:t xml:space="preserve">The Annals of Mathematical Statistics</w:t>
+          <w:t xml:space="preserve">10.1214/aoms/1177730497</w:t>
         </w:r>
-      </w:ins>
-      <w:ins w:id="260" w:author="PR Preview" w:date="2026-01-01T00:00:00Z">
-        <w:r>
-          <w:t xml:space="preserve">, vol. 18, no. 1, pp. 105–110, 1947, doi:</w:t>
-        </w:r>
-      </w:ins>
-      <w:ins w:id="261" w:author="PR Preview" w:date="2026-01-01T00:00:00Z">
-        <w:r>
-          <w:t xml:space="preserve"> </w:t>
-        </w:r>
-      </w:ins>
-      <w:hyperlink r:id="rId61">
-        <w:ins w:id="262" w:author="PR Preview" w:date="2026-01-01T00:00:00Z">
-          <w:r>
-            <w:rPr>
-              <w:rStyle w:val="Hyperlink"/>
-            </w:rPr>
-            <w:t xml:space="preserve">10.1214/aoms/1177730497</w:t>
-          </w:r>
-        </w:ins>
       </w:hyperlink>
-      <w:ins w:id="263" w:author="PR Preview" w:date="2026-01-01T00:00:00Z">
-        <w:r>
-          <w:t xml:space="preserve">.</w:t>
-        </w:r>
-      </w:ins>
+      <w:r>
+        <w:t xml:space="preserve">.</w:t>
+      </w:r>
     </w:p>
     <w:bookmarkEnd w:id="62"/>
     <w:bookmarkStart w:id="64" w:name="ref-wikipedia_rao_blackwell_theorem"/>
@@ -10033,85 +8928,55 @@
       <w:pPr>
         <w:pStyle w:val="Bibliography"/>
       </w:pPr>
-      <w:ins w:id="264" w:author="PR Preview" w:date="2026-01-01T00:00:00Z">
+      <w:r>
+        <w:t xml:space="preserve">[8]</w:t>
+      </w:r>
+      <w:r>
+        <w:t xml:space="preserve"> </w:t>
+      </w:r>
+      <w:r>
+        <w:t xml:space="preserve">	</w:t>
+      </w:r>
+      <w:r>
+        <w:t xml:space="preserve">Wikipedia contributors,</w:t>
+      </w:r>
+      <w:r>
+        <w:t xml:space="preserve"> </w:t>
+      </w:r>
+      <w:r>
+        <w:t xml:space="preserve">“Rao–blackwell theorem —</w:t>
+      </w:r>
+      <w:r>
+        <w:t xml:space="preserve"> </w:t>
+      </w:r>
+      <w:r>
+        <w:t xml:space="preserve">Wikipedia</w:t>
+      </w:r>
+      <w:r>
+        <w:t xml:space="preserve">,</w:t>
+      </w:r>
+      <w:r>
+        <w:t xml:space="preserve"> </w:t>
+      </w:r>
+      <w:r>
+        <w:t xml:space="preserve">the free encyclopedia.”</w:t>
+      </w:r>
+      <w:r>
+        <w:t xml:space="preserve"> </w:t>
+      </w:r>
+      <w:r>
+        <w:t xml:space="preserve">2026. Available:</w:t>
+      </w:r>
+      <w:r>
+        <w:t xml:space="preserve"> </w:t>
+      </w:r>
+      <w:hyperlink r:id="rId63">
         <w:r>
-          <w:t xml:space="preserve">[8]</w:t>
+          <w:rPr>
+            <w:rStyle w:val="Hyperlink"/>
+          </w:rPr>
+          <w:t xml:space="preserve">https://en.wikipedia.org/wiki/Rao%E2%80%93Blackwell_theorem</w:t>
         </w:r>
-      </w:ins>
-      <w:ins w:id="265" w:author="PR Preview" w:date="2026-01-01T00:00:00Z">
-        <w:r>
-          <w:t xml:space="preserve"> </w:t>
-        </w:r>
-      </w:ins>
-      <w:ins w:id="266" w:author="PR Preview" w:date="2026-01-01T00:00:00Z">
-        <w:r>
-          <w:t xml:space="preserve">	</w:t>
-        </w:r>
-      </w:ins>
-      <w:ins w:id="267" w:author="PR Preview" w:date="2026-01-01T00:00:00Z">
-        <w:r>
-          <w:t xml:space="preserve">Wikipedia contributors,</w:t>
-        </w:r>
-      </w:ins>
-      <w:ins w:id="268" w:author="PR Preview" w:date="2026-01-01T00:00:00Z">
-        <w:r>
-          <w:t xml:space="preserve"> </w:t>
-        </w:r>
-      </w:ins>
-      <w:ins w:id="269" w:author="PR Preview" w:date="2026-01-01T00:00:00Z">
-        <w:r>
-          <w:t xml:space="preserve">“Rao–blackwell theorem —</w:t>
-        </w:r>
-      </w:ins>
-      <w:ins w:id="270" w:author="PR Preview" w:date="2026-01-01T00:00:00Z">
-        <w:r>
-          <w:t xml:space="preserve"> </w:t>
-        </w:r>
-      </w:ins>
-      <w:ins w:id="271" w:author="PR Preview" w:date="2026-01-01T00:00:00Z">
-        <w:r>
-          <w:t xml:space="preserve">Wikipedia</w:t>
-        </w:r>
-      </w:ins>
-      <w:ins w:id="272" w:author="PR Preview" w:date="2026-01-01T00:00:00Z">
-        <w:r>
-          <w:t xml:space="preserve">,</w:t>
-        </w:r>
-      </w:ins>
-      <w:ins w:id="273" w:author="PR Preview" w:date="2026-01-01T00:00:00Z">
-        <w:r>
-          <w:t xml:space="preserve"> </w:t>
-        </w:r>
-      </w:ins>
-      <w:ins w:id="274" w:author="PR Preview" w:date="2026-01-01T00:00:00Z">
-        <w:r>
-          <w:t xml:space="preserve">the free encyclopedia.”</w:t>
-        </w:r>
-      </w:ins>
-      <w:ins w:id="275" w:author="PR Preview" w:date="2026-01-01T00:00:00Z">
-        <w:r>
-          <w:t xml:space="preserve"> </w:t>
-        </w:r>
-      </w:ins>
-      <w:ins w:id="276" w:author="PR Preview" w:date="2026-01-01T00:00:00Z">
-        <w:r>
-          <w:t xml:space="preserve">2026. Available:</w:t>
-        </w:r>
-      </w:ins>
-      <w:ins w:id="277" w:author="PR Preview" w:date="2026-01-01T00:00:00Z">
-        <w:r>
-          <w:t xml:space="preserve"> </w:t>
-        </w:r>
-      </w:ins>
-      <w:hyperlink r:id="rId63">
-        <w:ins w:id="278" w:author="PR Preview" w:date="2026-01-01T00:00:00Z">
-          <w:r>
-            <w:rPr>
-              <w:rStyle w:val="Hyperlink"/>
-            </w:rPr>
-            <w:t xml:space="preserve">https://en.wikipedia.org/wiki/Rao%E2%80%93Blackwell_theorem</w:t>
-          </w:r>
-        </w:ins>
       </w:hyperlink>
     </w:p>
     <w:bookmarkEnd w:id="64"/>
